--- a/docs/SMart_Retail_AI_User_Guide.docx
+++ b/docs/SMart_Retail_AI_User_Guide.docx
@@ -415,7 +415,7 @@
                 <w:sz w:val="19"/>
                 <w:szCs w:val="19"/>
               </w:rPr>
-              <w:t xml:space="preserve">2.0 - includes the scenario workbench, API explorer and all fixes</w:t>
+              <w:t xml:space="preserve">2.1 - adds the data enrichment sections</w:t>
             </w:r>
           </w:p>
         </w:tc>
@@ -1097,6 +1097,715 @@
           <w:szCs w:val="21"/>
         </w:rPr>
         <w:t xml:space="preserve">Nothing was invented where a real distribution was available. The hour-of-day curve, the day-of-week factors, the article mix, the per-terminal cancellation rates and the payment split were all measured from the export and replayed at different scales. The whole synthesis runs from a fixed seed, so it reproduces byte for byte.</w:t>
+      </w:r>
+    </w:p>
+    <w:p>
+      <w:pPr>
+        <w:pStyle w:val="Heading3"/>
+        <w:spacing w:after="100" w:before="200"/>
+      </w:pPr>
+      <w:r>
+        <w:rPr>
+          <w:rFonts w:ascii="Calibri" w:cs="Calibri" w:eastAsia="Calibri" w:hAnsi="Calibri"/>
+          <w:b/>
+          <w:bCs/>
+          <w:color w:val="2E2E2E"/>
+          <w:sz w:val="22"/>
+          <w:szCs w:val="22"/>
+        </w:rPr>
+        <w:t xml:space="preserve">A note on the brief</w:t>
+      </w:r>
+    </w:p>
+    <w:p>
+      <w:pPr>
+        <w:spacing w:after="140" w:line="276"/>
+      </w:pPr>
+      <w:r>
+        <w:rPr>
+          <w:rFonts w:ascii="Calibri" w:cs="Calibri" w:eastAsia="Calibri" w:hAnsi="Calibri"/>
+          <w:sz w:val="21"/>
+          <w:szCs w:val="21"/>
+        </w:rPr>
+        <w:t xml:space="preserve">The original brief asked us to amalgamate the SAP export with the existing synthesized data for the Retail app. There was no existing data: the repository was empty when we started, with no commits in it at all. So the export became the seed and everything else was enriched outward from it. That meets the intent, but it is not literally what was asked, and if a Retail app dataset does exist somewhere it can still be brought in - stage two of the pipeline consumes the canonical extract and could take a second source alongside it.</w:t>
+      </w:r>
+    </w:p>
+    <w:p>
+      <w:pPr>
+        <w:pStyle w:val="Heading3"/>
+        <w:spacing w:after="100" w:before="200"/>
+      </w:pPr>
+      <w:r>
+        <w:rPr>
+          <w:rFonts w:ascii="Calibri" w:cs="Calibri" w:eastAsia="Calibri" w:hAnsi="Calibri"/>
+          <w:b/>
+          <w:bCs/>
+          <w:color w:val="2E2E2E"/>
+          <w:sz w:val="22"/>
+          <w:szCs w:val="22"/>
+        </w:rPr>
+        <w:t xml:space="preserve">What enrichment added</w:t>
+      </w:r>
+    </w:p>
+    <w:p>
+      <w:pPr>
+        <w:spacing w:after="140" w:line="276"/>
+      </w:pPr>
+      <w:r>
+        <w:rPr>
+          <w:rFonts w:ascii="Calibri" w:cs="Calibri" w:eastAsia="Calibri" w:hAnsi="Calibri"/>
+          <w:sz w:val="21"/>
+          <w:szCs w:val="21"/>
+        </w:rPr>
+        <w:t xml:space="preserve">The export is a sales report: article identifier, name, quantity, revenue, discounts, VAT. The model adds the fields the scenarios actually need to reason - unit cost, temperature zone, shelf life, ABC class, whether a line is RFID tagged, shelf capacity, reorder point and a supplier - plus English names for the 63 German article groups. Shelf life is what makes the markdown engine possible; the RFID flag is what lets the integrity engine tell a misread from an untaggable article; unit cost is what turns a quantity into a margin.</w:t>
+      </w:r>
+    </w:p>
+    <w:tbl>
+      <w:tblPr>
+        <w:tblW w:type="dxa" w:w="9020"/>
+        <w:tblBorders>
+          <w:top w:val="single" w:color="BFBFBF" w:sz="4"/>
+          <w:left w:val="single" w:color="BFBFBF" w:sz="4"/>
+          <w:bottom w:val="single" w:color="BFBFBF" w:sz="4"/>
+          <w:right w:val="single" w:color="BFBFBF" w:sz="4"/>
+          <w:insideH w:val="single" w:color="D9D9D9" w:sz="2"/>
+          <w:insideV w:val="single" w:color="D9D9D9" w:sz="2"/>
+        </w:tblBorders>
+      </w:tblPr>
+      <w:tblGrid>
+        <w:gridCol w:w="3247"/>
+        <w:gridCol w:w="2886"/>
+        <w:gridCol w:w="2887"/>
+      </w:tblGrid>
+      <w:tr>
+        <w:trPr>
+          <w:tblHeader/>
+        </w:trPr>
+        <w:tc>
+          <w:tcPr>
+            <w:tcW w:type="dxa" w:w="3247"/>
+            <w:shd w:fill="1F4E79" w:color="auto" w:val="clear"/>
+            <w:tcMar>
+              <w:top w:type="dxa" w:w="70"/>
+              <w:left w:type="dxa" w:w="110"/>
+              <w:bottom w:type="dxa" w:w="70"/>
+              <w:right w:type="dxa" w:w="110"/>
+            </w:tcMar>
+          </w:tcPr>
+          <w:p>
+            <w:pPr>
+              <w:spacing w:after="0" w:line="250"/>
+            </w:pPr>
+            <w:r>
+              <w:rPr>
+                <w:rFonts w:ascii="Calibri" w:cs="Calibri" w:eastAsia="Calibri" w:hAnsi="Calibri"/>
+                <w:b/>
+                <w:bCs/>
+                <w:color w:val="FFFFFF"/>
+                <w:sz w:val="19"/>
+                <w:szCs w:val="19"/>
+              </w:rPr>
+              <w:t xml:space="preserve">Dimension</w:t>
+            </w:r>
+          </w:p>
+        </w:tc>
+        <w:tc>
+          <w:tcPr>
+            <w:tcW w:type="dxa" w:w="2886"/>
+            <w:shd w:fill="1F4E79" w:color="auto" w:val="clear"/>
+            <w:tcMar>
+              <w:top w:type="dxa" w:w="70"/>
+              <w:left w:type="dxa" w:w="110"/>
+              <w:bottom w:type="dxa" w:w="70"/>
+              <w:right w:type="dxa" w:w="110"/>
+            </w:tcMar>
+          </w:tcPr>
+          <w:p>
+            <w:pPr>
+              <w:spacing w:after="0" w:line="250"/>
+              <w:jc w:val="right"/>
+            </w:pPr>
+            <w:r>
+              <w:rPr>
+                <w:rFonts w:ascii="Calibri" w:cs="Calibri" w:eastAsia="Calibri" w:hAnsi="Calibri"/>
+                <w:b/>
+                <w:bCs/>
+                <w:color w:val="FFFFFF"/>
+                <w:sz w:val="19"/>
+                <w:szCs w:val="19"/>
+              </w:rPr>
+              <w:t xml:space="preserve">From SAP</w:t>
+            </w:r>
+          </w:p>
+        </w:tc>
+        <w:tc>
+          <w:tcPr>
+            <w:tcW w:type="dxa" w:w="2887"/>
+            <w:shd w:fill="1F4E79" w:color="auto" w:val="clear"/>
+            <w:tcMar>
+              <w:top w:type="dxa" w:w="70"/>
+              <w:left w:type="dxa" w:w="110"/>
+              <w:bottom w:type="dxa" w:w="70"/>
+              <w:right w:type="dxa" w:w="110"/>
+            </w:tcMar>
+          </w:tcPr>
+          <w:p>
+            <w:pPr>
+              <w:spacing w:after="0" w:line="250"/>
+              <w:jc w:val="right"/>
+            </w:pPr>
+            <w:r>
+              <w:rPr>
+                <w:rFonts w:ascii="Calibri" w:cs="Calibri" w:eastAsia="Calibri" w:hAnsi="Calibri"/>
+                <w:b/>
+                <w:bCs/>
+                <w:color w:val="FFFFFF"/>
+                <w:sz w:val="19"/>
+                <w:szCs w:val="19"/>
+              </w:rPr>
+              <w:t xml:space="preserve">After enrichment</w:t>
+            </w:r>
+          </w:p>
+        </w:tc>
+      </w:tr>
+      <w:tr>
+        <w:tc>
+          <w:tcPr>
+            <w:tcW w:type="dxa" w:w="3247"/>
+            <w:tcMar>
+              <w:top w:type="dxa" w:w="70"/>
+              <w:left w:type="dxa" w:w="110"/>
+              <w:bottom w:type="dxa" w:w="70"/>
+              <w:right w:type="dxa" w:w="110"/>
+            </w:tcMar>
+          </w:tcPr>
+          <w:p>
+            <w:pPr>
+              <w:spacing w:after="0" w:line="250"/>
+            </w:pPr>
+            <w:r>
+              <w:rPr>
+                <w:rFonts w:ascii="Calibri" w:cs="Calibri" w:eastAsia="Calibri" w:hAnsi="Calibri"/>
+                <w:b w:val="false"/>
+                <w:bCs w:val="false"/>
+                <w:color w:val="000000"/>
+                <w:sz w:val="19"/>
+                <w:szCs w:val="19"/>
+              </w:rPr>
+              <w:t xml:space="preserve">Stores</w:t>
+            </w:r>
+          </w:p>
+        </w:tc>
+        <w:tc>
+          <w:tcPr>
+            <w:tcW w:type="dxa" w:w="2886"/>
+            <w:tcMar>
+              <w:top w:type="dxa" w:w="70"/>
+              <w:left w:type="dxa" w:w="110"/>
+              <w:bottom w:type="dxa" w:w="70"/>
+              <w:right w:type="dxa" w:w="110"/>
+            </w:tcMar>
+          </w:tcPr>
+          <w:p>
+            <w:pPr>
+              <w:spacing w:after="0" w:line="250"/>
+              <w:jc w:val="right"/>
+            </w:pPr>
+            <w:r>
+              <w:rPr>
+                <w:rFonts w:ascii="Calibri" w:cs="Calibri" w:eastAsia="Calibri" w:hAnsi="Calibri"/>
+                <w:b w:val="false"/>
+                <w:bCs w:val="false"/>
+                <w:color w:val="000000"/>
+                <w:sz w:val="19"/>
+                <w:szCs w:val="19"/>
+              </w:rPr>
+              <w:t xml:space="preserve">1</w:t>
+            </w:r>
+          </w:p>
+        </w:tc>
+        <w:tc>
+          <w:tcPr>
+            <w:tcW w:type="dxa" w:w="2887"/>
+            <w:tcMar>
+              <w:top w:type="dxa" w:w="70"/>
+              <w:left w:type="dxa" w:w="110"/>
+              <w:bottom w:type="dxa" w:w="70"/>
+              <w:right w:type="dxa" w:w="110"/>
+            </w:tcMar>
+          </w:tcPr>
+          <w:p>
+            <w:pPr>
+              <w:spacing w:after="0" w:line="250"/>
+              <w:jc w:val="right"/>
+            </w:pPr>
+            <w:r>
+              <w:rPr>
+                <w:rFonts w:ascii="Calibri" w:cs="Calibri" w:eastAsia="Calibri" w:hAnsi="Calibri"/>
+                <w:b w:val="false"/>
+                <w:bCs w:val="false"/>
+                <w:color w:val="000000"/>
+                <w:sz w:val="19"/>
+                <w:szCs w:val="19"/>
+              </w:rPr>
+              <w:t xml:space="preserve">6</w:t>
+            </w:r>
+          </w:p>
+        </w:tc>
+      </w:tr>
+      <w:tr>
+        <w:tc>
+          <w:tcPr>
+            <w:tcW w:type="dxa" w:w="3247"/>
+            <w:shd w:fill="F2F5F8" w:color="auto" w:val="clear"/>
+            <w:tcMar>
+              <w:top w:type="dxa" w:w="70"/>
+              <w:left w:type="dxa" w:w="110"/>
+              <w:bottom w:type="dxa" w:w="70"/>
+              <w:right w:type="dxa" w:w="110"/>
+            </w:tcMar>
+          </w:tcPr>
+          <w:p>
+            <w:pPr>
+              <w:spacing w:after="0" w:line="250"/>
+            </w:pPr>
+            <w:r>
+              <w:rPr>
+                <w:rFonts w:ascii="Calibri" w:cs="Calibri" w:eastAsia="Calibri" w:hAnsi="Calibri"/>
+                <w:b w:val="false"/>
+                <w:bCs w:val="false"/>
+                <w:color w:val="000000"/>
+                <w:sz w:val="19"/>
+                <w:szCs w:val="19"/>
+              </w:rPr>
+              <w:t xml:space="preserve">Terminals</w:t>
+            </w:r>
+          </w:p>
+        </w:tc>
+        <w:tc>
+          <w:tcPr>
+            <w:tcW w:type="dxa" w:w="2886"/>
+            <w:shd w:fill="F2F5F8" w:color="auto" w:val="clear"/>
+            <w:tcMar>
+              <w:top w:type="dxa" w:w="70"/>
+              <w:left w:type="dxa" w:w="110"/>
+              <w:bottom w:type="dxa" w:w="70"/>
+              <w:right w:type="dxa" w:w="110"/>
+            </w:tcMar>
+          </w:tcPr>
+          <w:p>
+            <w:pPr>
+              <w:spacing w:after="0" w:line="250"/>
+              <w:jc w:val="right"/>
+            </w:pPr>
+            <w:r>
+              <w:rPr>
+                <w:rFonts w:ascii="Calibri" w:cs="Calibri" w:eastAsia="Calibri" w:hAnsi="Calibri"/>
+                <w:b w:val="false"/>
+                <w:bCs w:val="false"/>
+                <w:color w:val="000000"/>
+                <w:sz w:val="19"/>
+                <w:szCs w:val="19"/>
+              </w:rPr>
+              <w:t xml:space="preserve">3</w:t>
+            </w:r>
+          </w:p>
+        </w:tc>
+        <w:tc>
+          <w:tcPr>
+            <w:tcW w:type="dxa" w:w="2887"/>
+            <w:shd w:fill="F2F5F8" w:color="auto" w:val="clear"/>
+            <w:tcMar>
+              <w:top w:type="dxa" w:w="70"/>
+              <w:left w:type="dxa" w:w="110"/>
+              <w:bottom w:type="dxa" w:w="70"/>
+              <w:right w:type="dxa" w:w="110"/>
+            </w:tcMar>
+          </w:tcPr>
+          <w:p>
+            <w:pPr>
+              <w:spacing w:after="0" w:line="250"/>
+              <w:jc w:val="right"/>
+            </w:pPr>
+            <w:r>
+              <w:rPr>
+                <w:rFonts w:ascii="Calibri" w:cs="Calibri" w:eastAsia="Calibri" w:hAnsi="Calibri"/>
+                <w:b w:val="false"/>
+                <w:bCs w:val="false"/>
+                <w:color w:val="000000"/>
+                <w:sz w:val="19"/>
+                <w:szCs w:val="19"/>
+              </w:rPr>
+              <w:t xml:space="preserve">17</w:t>
+            </w:r>
+          </w:p>
+        </w:tc>
+      </w:tr>
+      <w:tr>
+        <w:tc>
+          <w:tcPr>
+            <w:tcW w:type="dxa" w:w="3247"/>
+            <w:tcMar>
+              <w:top w:type="dxa" w:w="70"/>
+              <w:left w:type="dxa" w:w="110"/>
+              <w:bottom w:type="dxa" w:w="70"/>
+              <w:right w:type="dxa" w:w="110"/>
+            </w:tcMar>
+          </w:tcPr>
+          <w:p>
+            <w:pPr>
+              <w:spacing w:after="0" w:line="250"/>
+            </w:pPr>
+            <w:r>
+              <w:rPr>
+                <w:rFonts w:ascii="Calibri" w:cs="Calibri" w:eastAsia="Calibri" w:hAnsi="Calibri"/>
+                <w:b w:val="false"/>
+                <w:bCs w:val="false"/>
+                <w:color w:val="000000"/>
+                <w:sz w:val="19"/>
+                <w:szCs w:val="19"/>
+              </w:rPr>
+              <w:t xml:space="preserve">Hourly sales rows</w:t>
+            </w:r>
+          </w:p>
+        </w:tc>
+        <w:tc>
+          <w:tcPr>
+            <w:tcW w:type="dxa" w:w="2886"/>
+            <w:tcMar>
+              <w:top w:type="dxa" w:w="70"/>
+              <w:left w:type="dxa" w:w="110"/>
+              <w:bottom w:type="dxa" w:w="70"/>
+              <w:right w:type="dxa" w:w="110"/>
+            </w:tcMar>
+          </w:tcPr>
+          <w:p>
+            <w:pPr>
+              <w:spacing w:after="0" w:line="250"/>
+              <w:jc w:val="right"/>
+            </w:pPr>
+            <w:r>
+              <w:rPr>
+                <w:rFonts w:ascii="Calibri" w:cs="Calibri" w:eastAsia="Calibri" w:hAnsi="Calibri"/>
+                <w:b w:val="false"/>
+                <w:bCs w:val="false"/>
+                <w:color w:val="000000"/>
+                <w:sz w:val="19"/>
+                <w:szCs w:val="19"/>
+              </w:rPr>
+              <w:t xml:space="preserve">4,926</w:t>
+            </w:r>
+          </w:p>
+        </w:tc>
+        <w:tc>
+          <w:tcPr>
+            <w:tcW w:type="dxa" w:w="2887"/>
+            <w:tcMar>
+              <w:top w:type="dxa" w:w="70"/>
+              <w:left w:type="dxa" w:w="110"/>
+              <w:bottom w:type="dxa" w:w="70"/>
+              <w:right w:type="dxa" w:w="110"/>
+            </w:tcMar>
+          </w:tcPr>
+          <w:p>
+            <w:pPr>
+              <w:spacing w:after="0" w:line="250"/>
+              <w:jc w:val="right"/>
+            </w:pPr>
+            <w:r>
+              <w:rPr>
+                <w:rFonts w:ascii="Calibri" w:cs="Calibri" w:eastAsia="Calibri" w:hAnsi="Calibri"/>
+                <w:b w:val="false"/>
+                <w:bCs w:val="false"/>
+                <w:color w:val="000000"/>
+                <w:sz w:val="19"/>
+                <w:szCs w:val="19"/>
+              </w:rPr>
+              <w:t xml:space="preserve">27,118</w:t>
+            </w:r>
+          </w:p>
+        </w:tc>
+      </w:tr>
+      <w:tr>
+        <w:tc>
+          <w:tcPr>
+            <w:tcW w:type="dxa" w:w="3247"/>
+            <w:shd w:fill="F2F5F8" w:color="auto" w:val="clear"/>
+            <w:tcMar>
+              <w:top w:type="dxa" w:w="70"/>
+              <w:left w:type="dxa" w:w="110"/>
+              <w:bottom w:type="dxa" w:w="70"/>
+              <w:right w:type="dxa" w:w="110"/>
+            </w:tcMar>
+          </w:tcPr>
+          <w:p>
+            <w:pPr>
+              <w:spacing w:after="0" w:line="250"/>
+            </w:pPr>
+            <w:r>
+              <w:rPr>
+                <w:rFonts w:ascii="Calibri" w:cs="Calibri" w:eastAsia="Calibri" w:hAnsi="Calibri"/>
+                <w:b w:val="false"/>
+                <w:bCs w:val="false"/>
+                <w:color w:val="000000"/>
+                <w:sz w:val="19"/>
+                <w:szCs w:val="19"/>
+              </w:rPr>
+              <w:t xml:space="preserve">Receipts</w:t>
+            </w:r>
+          </w:p>
+        </w:tc>
+        <w:tc>
+          <w:tcPr>
+            <w:tcW w:type="dxa" w:w="2886"/>
+            <w:shd w:fill="F2F5F8" w:color="auto" w:val="clear"/>
+            <w:tcMar>
+              <w:top w:type="dxa" w:w="70"/>
+              <w:left w:type="dxa" w:w="110"/>
+              <w:bottom w:type="dxa" w:w="70"/>
+              <w:right w:type="dxa" w:w="110"/>
+            </w:tcMar>
+          </w:tcPr>
+          <w:p>
+            <w:pPr>
+              <w:spacing w:after="0" w:line="250"/>
+              <w:jc w:val="right"/>
+            </w:pPr>
+            <w:r>
+              <w:rPr>
+                <w:rFonts w:ascii="Calibri" w:cs="Calibri" w:eastAsia="Calibri" w:hAnsi="Calibri"/>
+                <w:b w:val="false"/>
+                <w:bCs w:val="false"/>
+                <w:color w:val="000000"/>
+                <w:sz w:val="19"/>
+                <w:szCs w:val="19"/>
+              </w:rPr>
+              <w:t xml:space="preserve">2,550 (totals only)</w:t>
+            </w:r>
+          </w:p>
+        </w:tc>
+        <w:tc>
+          <w:tcPr>
+            <w:tcW w:type="dxa" w:w="2887"/>
+            <w:shd w:fill="F2F5F8" w:color="auto" w:val="clear"/>
+            <w:tcMar>
+              <w:top w:type="dxa" w:w="70"/>
+              <w:left w:type="dxa" w:w="110"/>
+              <w:bottom w:type="dxa" w:w="70"/>
+              <w:right w:type="dxa" w:w="110"/>
+            </w:tcMar>
+          </w:tcPr>
+          <w:p>
+            <w:pPr>
+              <w:spacing w:after="0" w:line="250"/>
+              <w:jc w:val="right"/>
+            </w:pPr>
+            <w:r>
+              <w:rPr>
+                <w:rFonts w:ascii="Calibri" w:cs="Calibri" w:eastAsia="Calibri" w:hAnsi="Calibri"/>
+                <w:b w:val="false"/>
+                <w:bCs w:val="false"/>
+                <w:color w:val="000000"/>
+                <w:sz w:val="19"/>
+                <w:szCs w:val="19"/>
+              </w:rPr>
+              <w:t xml:space="preserve">18,401, itemised</w:t>
+            </w:r>
+          </w:p>
+        </w:tc>
+      </w:tr>
+      <w:tr>
+        <w:tc>
+          <w:tcPr>
+            <w:tcW w:type="dxa" w:w="3247"/>
+            <w:tcMar>
+              <w:top w:type="dxa" w:w="70"/>
+              <w:left w:type="dxa" w:w="110"/>
+              <w:bottom w:type="dxa" w:w="70"/>
+              <w:right w:type="dxa" w:w="110"/>
+            </w:tcMar>
+          </w:tcPr>
+          <w:p>
+            <w:pPr>
+              <w:spacing w:after="0" w:line="250"/>
+            </w:pPr>
+            <w:r>
+              <w:rPr>
+                <w:rFonts w:ascii="Calibri" w:cs="Calibri" w:eastAsia="Calibri" w:hAnsi="Calibri"/>
+                <w:b w:val="false"/>
+                <w:bCs w:val="false"/>
+                <w:color w:val="000000"/>
+                <w:sz w:val="19"/>
+                <w:szCs w:val="19"/>
+              </w:rPr>
+              <w:t xml:space="preserve">Basket line items</w:t>
+            </w:r>
+          </w:p>
+        </w:tc>
+        <w:tc>
+          <w:tcPr>
+            <w:tcW w:type="dxa" w:w="2886"/>
+            <w:tcMar>
+              <w:top w:type="dxa" w:w="70"/>
+              <w:left w:type="dxa" w:w="110"/>
+              <w:bottom w:type="dxa" w:w="70"/>
+              <w:right w:type="dxa" w:w="110"/>
+            </w:tcMar>
+          </w:tcPr>
+          <w:p>
+            <w:pPr>
+              <w:spacing w:after="0" w:line="250"/>
+              <w:jc w:val="right"/>
+            </w:pPr>
+            <w:r>
+              <w:rPr>
+                <w:rFonts w:ascii="Calibri" w:cs="Calibri" w:eastAsia="Calibri" w:hAnsi="Calibri"/>
+                <w:b w:val="false"/>
+                <w:bCs w:val="false"/>
+                <w:color w:val="000000"/>
+                <w:sz w:val="19"/>
+                <w:szCs w:val="19"/>
+              </w:rPr>
+              <w:t xml:space="preserve">none</w:t>
+            </w:r>
+          </w:p>
+        </w:tc>
+        <w:tc>
+          <w:tcPr>
+            <w:tcW w:type="dxa" w:w="2887"/>
+            <w:tcMar>
+              <w:top w:type="dxa" w:w="70"/>
+              <w:left w:type="dxa" w:w="110"/>
+              <w:bottom w:type="dxa" w:w="70"/>
+              <w:right w:type="dxa" w:w="110"/>
+            </w:tcMar>
+          </w:tcPr>
+          <w:p>
+            <w:pPr>
+              <w:spacing w:after="0" w:line="250"/>
+              <w:jc w:val="right"/>
+            </w:pPr>
+            <w:r>
+              <w:rPr>
+                <w:rFonts w:ascii="Calibri" w:cs="Calibri" w:eastAsia="Calibri" w:hAnsi="Calibri"/>
+                <w:b w:val="false"/>
+                <w:bCs w:val="false"/>
+                <w:color w:val="000000"/>
+                <w:sz w:val="19"/>
+                <w:szCs w:val="19"/>
+              </w:rPr>
+              <w:t xml:space="preserve">29,054</w:t>
+            </w:r>
+          </w:p>
+        </w:tc>
+      </w:tr>
+      <w:tr>
+        <w:tc>
+          <w:tcPr>
+            <w:tcW w:type="dxa" w:w="3247"/>
+            <w:shd w:fill="F2F5F8" w:color="auto" w:val="clear"/>
+            <w:tcMar>
+              <w:top w:type="dxa" w:w="70"/>
+              <w:left w:type="dxa" w:w="110"/>
+              <w:bottom w:type="dxa" w:w="70"/>
+              <w:right w:type="dxa" w:w="110"/>
+            </w:tcMar>
+          </w:tcPr>
+          <w:p>
+            <w:pPr>
+              <w:spacing w:after="0" w:line="250"/>
+            </w:pPr>
+            <w:r>
+              <w:rPr>
+                <w:rFonts w:ascii="Calibri" w:cs="Calibri" w:eastAsia="Calibri" w:hAnsi="Calibri"/>
+                <w:b w:val="false"/>
+                <w:bCs w:val="false"/>
+                <w:color w:val="000000"/>
+                <w:sz w:val="19"/>
+                <w:szCs w:val="19"/>
+              </w:rPr>
+              <w:t xml:space="preserve">Cancellations</w:t>
+            </w:r>
+          </w:p>
+        </w:tc>
+        <w:tc>
+          <w:tcPr>
+            <w:tcW w:type="dxa" w:w="2886"/>
+            <w:shd w:fill="F2F5F8" w:color="auto" w:val="clear"/>
+            <w:tcMar>
+              <w:top w:type="dxa" w:w="70"/>
+              <w:left w:type="dxa" w:w="110"/>
+              <w:bottom w:type="dxa" w:w="70"/>
+              <w:right w:type="dxa" w:w="110"/>
+            </w:tcMar>
+          </w:tcPr>
+          <w:p>
+            <w:pPr>
+              <w:spacing w:after="0" w:line="250"/>
+              <w:jc w:val="right"/>
+            </w:pPr>
+            <w:r>
+              <w:rPr>
+                <w:rFonts w:ascii="Calibri" w:cs="Calibri" w:eastAsia="Calibri" w:hAnsi="Calibri"/>
+                <w:b w:val="false"/>
+                <w:bCs w:val="false"/>
+                <w:color w:val="000000"/>
+                <w:sz w:val="19"/>
+                <w:szCs w:val="19"/>
+              </w:rPr>
+              <w:t xml:space="preserve">412 aggregate rows</w:t>
+            </w:r>
+          </w:p>
+        </w:tc>
+        <w:tc>
+          <w:tcPr>
+            <w:tcW w:type="dxa" w:w="2887"/>
+            <w:shd w:fill="F2F5F8" w:color="auto" w:val="clear"/>
+            <w:tcMar>
+              <w:top w:type="dxa" w:w="70"/>
+              <w:left w:type="dxa" w:w="110"/>
+              <w:bottom w:type="dxa" w:w="70"/>
+              <w:right w:type="dxa" w:w="110"/>
+            </w:tcMar>
+          </w:tcPr>
+          <w:p>
+            <w:pPr>
+              <w:spacing w:after="0" w:line="250"/>
+              <w:jc w:val="right"/>
+            </w:pPr>
+            <w:r>
+              <w:rPr>
+                <w:rFonts w:ascii="Calibri" w:cs="Calibri" w:eastAsia="Calibri" w:hAnsi="Calibri"/>
+                <w:b w:val="false"/>
+                <w:bCs w:val="false"/>
+                <w:color w:val="000000"/>
+                <w:sz w:val="19"/>
+                <w:szCs w:val="19"/>
+              </w:rPr>
+              <w:t xml:space="preserve">5,411 dated rows</w:t>
+            </w:r>
+          </w:p>
+        </w:tc>
+      </w:tr>
+    </w:tbl>
+    <w:p>
+      <w:pPr>
+        <w:spacing w:after="140"/>
+      </w:pPr>
+      <w:r>
+        <w:t xml:space="preserve"/>
+      </w:r>
+    </w:p>
+    <w:p>
+      <w:pPr>
+        <w:spacing w:after="140" w:line="276"/>
+      </w:pPr>
+      <w:r>
+        <w:rPr>
+          <w:rFonts w:ascii="Calibri" w:cs="Calibri" w:eastAsia="Calibri" w:hAnsi="Calibri"/>
+          <w:sz w:val="21"/>
+          <w:szCs w:val="21"/>
+        </w:rPr>
+        <w:t xml:space="preserve">Entirely new dimensions the export had nothing on: inventory snapshots, shelf sensors covering vision stockout, electronic labels and temperature probes, footfall and conversion per store hour, customers, suppliers and employees. Nine further entities hold scenario output, which is derived rather than synthesized.</w:t>
       </w:r>
     </w:p>
     <w:p>

--- a/docs/SMart_Retail_AI_User_Guide.docx
+++ b/docs/SMart_Retail_AI_User_Guide.docx
@@ -2119,7 +2119,7 @@
           <w:sz w:val="21"/>
           <w:szCs w:val="21"/>
         </w:rPr>
-        <w:t xml:space="preserve">Development uses CAP mocked authentication. Three users are configured, and the password is the same as the username in each case.</w:t>
+        <w:t>Development uses CAP mocked authentication. Three users are configured, and the password is the same as the user name. These are not decoration: the roles are enforced on every entity and every action, so signing in as viewer and trying to acknowledge an alert returns HTTP 403 rather than quietly working.</w:t>
       </w:r>
     </w:p>
     <w:tbl>
@@ -2167,7 +2167,7 @@
                 <w:sz w:val="19"/>
                 <w:szCs w:val="19"/>
               </w:rPr>
-              <w:t xml:space="preserve">User</w:t>
+              <w:t>User</w:t>
             </w:r>
           </w:p>
         </w:tc>
@@ -2195,7 +2195,7 @@
                 <w:sz w:val="19"/>
                 <w:szCs w:val="19"/>
               </w:rPr>
-              <w:t xml:space="preserve">Password</w:t>
+              <w:t>Password</w:t>
             </w:r>
           </w:p>
         </w:tc>
@@ -2223,7 +2223,7 @@
                 <w:sz w:val="19"/>
                 <w:szCs w:val="19"/>
               </w:rPr>
-              <w:t xml:space="preserve">What it is for</w:t>
+              <w:t>What it can do</w:t>
             </w:r>
           </w:p>
         </w:tc>
@@ -2252,7 +2252,7 @@
                 <w:sz w:val="19"/>
                 <w:szCs w:val="19"/>
               </w:rPr>
-              <w:t xml:space="preserve">manager</w:t>
+              <w:t>manager</w:t>
             </w:r>
           </w:p>
         </w:tc>
@@ -2279,7 +2279,7 @@
                 <w:sz w:val="19"/>
                 <w:szCs w:val="19"/>
               </w:rPr>
-              <w:t xml:space="preserve">manager</w:t>
+              <w:t>manager</w:t>
             </w:r>
           </w:p>
         </w:tc>
@@ -2306,7 +2306,7 @@
                 <w:sz w:val="19"/>
                 <w:szCs w:val="19"/>
               </w:rPr>
-              <w:t xml:space="preserve">Full access, including working the alert queues. Use this one.</w:t>
+              <w:t>Everything: read all data, work the alert and task queues, and re-run the engines. Holds all three roles.</w:t>
             </w:r>
           </w:p>
         </w:tc>
@@ -2315,84 +2315,81 @@
         <w:tc>
           <w:tcPr>
             <w:tcW w:type="dxa" w:w="1443"/>
-            <w:shd w:fill="F2F5F8" w:color="auto" w:val="clear"/>
-            <w:tcMar>
-              <w:top w:type="dxa" w:w="70"/>
-              <w:left w:type="dxa" w:w="110"/>
-              <w:bottom w:type="dxa" w:w="70"/>
-              <w:right w:type="dxa" w:w="110"/>
-            </w:tcMar>
-          </w:tcPr>
-          <w:p>
-            <w:pPr>
-              <w:spacing w:after="0" w:line="250"/>
-            </w:pPr>
-            <w:r>
-              <w:rPr>
-                <w:rFonts w:ascii="Calibri" w:cs="Calibri" w:eastAsia="Calibri" w:hAnsi="Calibri"/>
-                <w:b w:val="false"/>
-                <w:bCs w:val="false"/>
-                <w:color w:val="000000"/>
-                <w:sz w:val="19"/>
-                <w:szCs w:val="19"/>
-              </w:rPr>
-              <w:t xml:space="preserve">analyst</w:t>
+            <w:tcMar>
+              <w:top w:type="dxa" w:w="70"/>
+              <w:left w:type="dxa" w:w="110"/>
+              <w:bottom w:type="dxa" w:w="70"/>
+              <w:right w:type="dxa" w:w="110"/>
+            </w:tcMar>
+          </w:tcPr>
+          <w:p>
+            <w:pPr>
+              <w:spacing w:after="0" w:line="250"/>
+            </w:pPr>
+            <w:r>
+              <w:rPr>
+                <w:rFonts w:ascii="Calibri" w:cs="Calibri" w:eastAsia="Calibri" w:hAnsi="Calibri"/>
+                <w:b w:val="false"/>
+                <w:bCs w:val="false"/>
+                <w:color w:val="000000"/>
+                <w:sz w:val="19"/>
+                <w:szCs w:val="19"/>
+              </w:rPr>
+              <w:t>analyst</w:t>
             </w:r>
           </w:p>
         </w:tc>
         <w:tc>
           <w:tcPr>
             <w:tcW w:type="dxa" w:w="1443"/>
-            <w:shd w:fill="F2F5F8" w:color="auto" w:val="clear"/>
-            <w:tcMar>
-              <w:top w:type="dxa" w:w="70"/>
-              <w:left w:type="dxa" w:w="110"/>
-              <w:bottom w:type="dxa" w:w="70"/>
-              <w:right w:type="dxa" w:w="110"/>
-            </w:tcMar>
-          </w:tcPr>
-          <w:p>
-            <w:pPr>
-              <w:spacing w:after="0" w:line="250"/>
-            </w:pPr>
-            <w:r>
-              <w:rPr>
-                <w:rFonts w:ascii="Calibri" w:cs="Calibri" w:eastAsia="Calibri" w:hAnsi="Calibri"/>
-                <w:b w:val="false"/>
-                <w:bCs w:val="false"/>
-                <w:color w:val="000000"/>
-                <w:sz w:val="19"/>
-                <w:szCs w:val="19"/>
-              </w:rPr>
-              <w:t xml:space="preserve">analyst</w:t>
+            <w:tcMar>
+              <w:top w:type="dxa" w:w="70"/>
+              <w:left w:type="dxa" w:w="110"/>
+              <w:bottom w:type="dxa" w:w="70"/>
+              <w:right w:type="dxa" w:w="110"/>
+            </w:tcMar>
+          </w:tcPr>
+          <w:p>
+            <w:pPr>
+              <w:spacing w:after="0" w:line="250"/>
+            </w:pPr>
+            <w:r>
+              <w:rPr>
+                <w:rFonts w:ascii="Calibri" w:cs="Calibri" w:eastAsia="Calibri" w:hAnsi="Calibri"/>
+                <w:b w:val="false"/>
+                <w:bCs w:val="false"/>
+                <w:color w:val="000000"/>
+                <w:sz w:val="19"/>
+                <w:szCs w:val="19"/>
+              </w:rPr>
+              <w:t>analyst</w:t>
             </w:r>
           </w:p>
         </w:tc>
         <w:tc>
           <w:tcPr>
             <w:tcW w:type="dxa" w:w="6134"/>
-            <w:shd w:fill="F2F5F8" w:color="auto" w:val="clear"/>
-            <w:tcMar>
-              <w:top w:type="dxa" w:w="70"/>
-              <w:left w:type="dxa" w:w="110"/>
-              <w:bottom w:type="dxa" w:w="70"/>
-              <w:right w:type="dxa" w:w="110"/>
-            </w:tcMar>
-          </w:tcPr>
-          <w:p>
-            <w:pPr>
-              <w:spacing w:after="0" w:line="250"/>
-            </w:pPr>
-            <w:r>
-              <w:rPr>
-                <w:rFonts w:ascii="Calibri" w:cs="Calibri" w:eastAsia="Calibri" w:hAnsi="Calibri"/>
-                <w:b w:val="false"/>
-                <w:bCs w:val="false"/>
-                <w:color w:val="000000"/>
-                <w:sz w:val="19"/>
-                <w:szCs w:val="19"/>
-              </w:rPr>
-              <w:t xml:space="preserve">Read everything and re-run the scenario engines</w:t>
+            <w:tcMar>
+              <w:top w:type="dxa" w:w="70"/>
+              <w:left w:type="dxa" w:w="110"/>
+              <w:bottom w:type="dxa" w:w="70"/>
+              <w:right w:type="dxa" w:w="110"/>
+            </w:tcMar>
+          </w:tcPr>
+          <w:p>
+            <w:pPr>
+              <w:spacing w:after="0" w:line="250"/>
+            </w:pPr>
+            <w:r>
+              <w:rPr>
+                <w:rFonts w:ascii="Calibri" w:cs="Calibri" w:eastAsia="Calibri" w:hAnsi="Calibri"/>
+                <w:b w:val="false"/>
+                <w:bCs w:val="false"/>
+                <w:color w:val="000000"/>
+                <w:sz w:val="19"/>
+                <w:szCs w:val="19"/>
+              </w:rPr>
+              <w:t>Read everything, re-run the scenario engines, replay forecasts and evaluate outcomes. Cannot acknowledge, resolve, dismiss, release an order or apply a markdown.</w:t>
             </w:r>
           </w:p>
         </w:tc>
@@ -2421,7 +2418,7 @@
                 <w:sz w:val="19"/>
                 <w:szCs w:val="19"/>
               </w:rPr>
-              <w:t xml:space="preserve">viewer</w:t>
+              <w:t>viewer</w:t>
             </w:r>
           </w:p>
         </w:tc>
@@ -2448,7 +2445,7 @@
                 <w:sz w:val="19"/>
                 <w:szCs w:val="19"/>
               </w:rPr>
-              <w:t xml:space="preserve">viewer</w:t>
+              <w:t>viewer</w:t>
             </w:r>
           </w:p>
         </w:tc>
@@ -2475,7 +2472,7 @@
                 <w:sz w:val="19"/>
                 <w:szCs w:val="19"/>
               </w:rPr>
-              <w:t xml:space="preserve">Read-only</w:t>
+              <w:t>Read-only. Can run the two simulation actions, which persist nothing, but cannot change any record.</w:t>
             </w:r>
           </w:p>
         </w:tc>
@@ -2500,6 +2497,19 @@
           <w:szCs w:val="21"/>
         </w:rPr>
         <w:t xml:space="preserve">In production this is replaced by XSUAA, with three matching role collections defined in xs-security.json.</w:t>
+      </w:r>
+    </w:p>
+    <w:p>
+      <w:pPr>
+        <w:spacing w:after="140" w:line="276"/>
+      </w:pPr>
+      <w:r>
+        <w:rPr>
+          <w:rFonts w:ascii="Calibri" w:cs="Calibri" w:eastAsia="Calibri" w:hAnsi="Calibri"/>
+          <w:sz w:val="21"/>
+          <w:szCs w:val="21"/>
+        </w:rPr>
+        <w:t>If a button does nothing and the browser console shows a 403, that is the permission system working. Sign in as manager for the full set.</w:t>
       </w:r>
     </w:p>
     <w:p>
@@ -2636,7 +2646,7 @@
                 <w:sz w:val="19"/>
                 <w:szCs w:val="19"/>
               </w:rPr>
-              <w:t xml:space="preserve">Command</w:t>
+              <w:t>Command</w:t>
             </w:r>
           </w:p>
         </w:tc>
@@ -2664,7 +2674,7 @@
                 <w:sz w:val="19"/>
                 <w:szCs w:val="19"/>
               </w:rPr>
-              <w:t xml:space="preserve">What it does</w:t>
+              <w:t>What it does</w:t>
             </w:r>
           </w:p>
         </w:tc>
@@ -2693,7 +2703,7 @@
                 <w:sz w:val="19"/>
                 <w:szCs w:val="19"/>
               </w:rPr>
-              <w:t xml:space="preserve">npm start</w:t>
+              <w:t>npm start</w:t>
             </w:r>
           </w:p>
         </w:tc>
@@ -2720,7 +2730,7 @@
                 <w:sz w:val="19"/>
                 <w:szCs w:val="19"/>
               </w:rPr>
-              <w:t xml:space="preserve">Run the server on port 4004</w:t>
+              <w:t>Run the server on port 4004</w:t>
             </w:r>
           </w:p>
         </w:tc>
@@ -2729,56 +2739,54 @@
         <w:tc>
           <w:tcPr>
             <w:tcW w:type="dxa" w:w="2706"/>
-            <w:shd w:fill="F2F5F8" w:color="auto" w:val="clear"/>
-            <w:tcMar>
-              <w:top w:type="dxa" w:w="70"/>
-              <w:left w:type="dxa" w:w="110"/>
-              <w:bottom w:type="dxa" w:w="70"/>
-              <w:right w:type="dxa" w:w="110"/>
-            </w:tcMar>
-          </w:tcPr>
-          <w:p>
-            <w:pPr>
-              <w:spacing w:after="0" w:line="250"/>
-            </w:pPr>
-            <w:r>
-              <w:rPr>
-                <w:rFonts w:ascii="Calibri" w:cs="Calibri" w:eastAsia="Calibri" w:hAnsi="Calibri"/>
-                <w:b w:val="false"/>
-                <w:bCs w:val="false"/>
-                <w:color w:val="000000"/>
-                <w:sz w:val="19"/>
-                <w:szCs w:val="19"/>
-              </w:rPr>
-              <w:t xml:space="preserve">npm run watch</w:t>
+            <w:tcMar>
+              <w:top w:type="dxa" w:w="70"/>
+              <w:left w:type="dxa" w:w="110"/>
+              <w:bottom w:type="dxa" w:w="70"/>
+              <w:right w:type="dxa" w:w="110"/>
+            </w:tcMar>
+          </w:tcPr>
+          <w:p>
+            <w:pPr>
+              <w:spacing w:after="0" w:line="250"/>
+            </w:pPr>
+            <w:r>
+              <w:rPr>
+                <w:rFonts w:ascii="Calibri" w:cs="Calibri" w:eastAsia="Calibri" w:hAnsi="Calibri"/>
+                <w:b w:val="false"/>
+                <w:bCs w:val="false"/>
+                <w:color w:val="000000"/>
+                <w:sz w:val="19"/>
+                <w:szCs w:val="19"/>
+              </w:rPr>
+              <w:t>npm run watch</w:t>
             </w:r>
           </w:p>
         </w:tc>
         <w:tc>
           <w:tcPr>
             <w:tcW w:type="dxa" w:w="6314"/>
-            <w:shd w:fill="F2F5F8" w:color="auto" w:val="clear"/>
-            <w:tcMar>
-              <w:top w:type="dxa" w:w="70"/>
-              <w:left w:type="dxa" w:w="110"/>
-              <w:bottom w:type="dxa" w:w="70"/>
-              <w:right w:type="dxa" w:w="110"/>
-            </w:tcMar>
-          </w:tcPr>
-          <w:p>
-            <w:pPr>
-              <w:spacing w:after="0" w:line="250"/>
-            </w:pPr>
-            <w:r>
-              <w:rPr>
-                <w:rFonts w:ascii="Calibri" w:cs="Calibri" w:eastAsia="Calibri" w:hAnsi="Calibri"/>
-                <w:b w:val="false"/>
-                <w:bCs w:val="false"/>
-                <w:color w:val="000000"/>
-                <w:sz w:val="19"/>
-                <w:szCs w:val="19"/>
-              </w:rPr>
-              <w:t xml:space="preserve">Run with automatic reload on file changes - use this while developing</w:t>
+            <w:tcMar>
+              <w:top w:type="dxa" w:w="70"/>
+              <w:left w:type="dxa" w:w="110"/>
+              <w:bottom w:type="dxa" w:w="70"/>
+              <w:right w:type="dxa" w:w="110"/>
+            </w:tcMar>
+          </w:tcPr>
+          <w:p>
+            <w:pPr>
+              <w:spacing w:after="0" w:line="250"/>
+            </w:pPr>
+            <w:r>
+              <w:rPr>
+                <w:rFonts w:ascii="Calibri" w:cs="Calibri" w:eastAsia="Calibri" w:hAnsi="Calibri"/>
+                <w:b w:val="false"/>
+                <w:bCs w:val="false"/>
+                <w:color w:val="000000"/>
+                <w:sz w:val="19"/>
+                <w:szCs w:val="19"/>
+              </w:rPr>
+              <w:t>Run with automatic reload on file changes - useful while editing</w:t>
             </w:r>
           </w:p>
         </w:tc>
@@ -2807,7 +2815,7 @@
                 <w:sz w:val="19"/>
                 <w:szCs w:val="19"/>
               </w:rPr>
-              <w:t xml:space="preserve">npm run sync</w:t>
+              <w:t>npm run sync</w:t>
             </w:r>
           </w:p>
         </w:tc>
@@ -2834,7 +2842,7 @@
                 <w:sz w:val="19"/>
                 <w:szCs w:val="19"/>
               </w:rPr>
-              <w:t xml:space="preserve">Pull the latest and bring the environment back in step</w:t>
+              <w:t>Pull the latest and bring the environment back into step</w:t>
             </w:r>
           </w:p>
         </w:tc>
@@ -2843,56 +2851,54 @@
         <w:tc>
           <w:tcPr>
             <w:tcW w:type="dxa" w:w="2706"/>
-            <w:shd w:fill="F2F5F8" w:color="auto" w:val="clear"/>
-            <w:tcMar>
-              <w:top w:type="dxa" w:w="70"/>
-              <w:left w:type="dxa" w:w="110"/>
-              <w:bottom w:type="dxa" w:w="70"/>
-              <w:right w:type="dxa" w:w="110"/>
-            </w:tcMar>
-          </w:tcPr>
-          <w:p>
-            <w:pPr>
-              <w:spacing w:after="0" w:line="250"/>
-            </w:pPr>
-            <w:r>
-              <w:rPr>
-                <w:rFonts w:ascii="Calibri" w:cs="Calibri" w:eastAsia="Calibri" w:hAnsi="Calibri"/>
-                <w:b w:val="false"/>
-                <w:bCs w:val="false"/>
-                <w:color w:val="000000"/>
-                <w:sz w:val="19"/>
-                <w:szCs w:val="19"/>
-              </w:rPr>
-              <w:t xml:space="preserve">npm run deploy:local</w:t>
+            <w:tcMar>
+              <w:top w:type="dxa" w:w="70"/>
+              <w:left w:type="dxa" w:w="110"/>
+              <w:bottom w:type="dxa" w:w="70"/>
+              <w:right w:type="dxa" w:w="110"/>
+            </w:tcMar>
+          </w:tcPr>
+          <w:p>
+            <w:pPr>
+              <w:spacing w:after="0" w:line="250"/>
+            </w:pPr>
+            <w:r>
+              <w:rPr>
+                <w:rFonts w:ascii="Calibri" w:cs="Calibri" w:eastAsia="Calibri" w:hAnsi="Calibri"/>
+                <w:b w:val="false"/>
+                <w:bCs w:val="false"/>
+                <w:color w:val="000000"/>
+                <w:sz w:val="19"/>
+                <w:szCs w:val="19"/>
+              </w:rPr>
+              <w:t>npm run deploy:local</w:t>
             </w:r>
           </w:p>
         </w:tc>
         <w:tc>
           <w:tcPr>
             <w:tcW w:type="dxa" w:w="6314"/>
-            <w:shd w:fill="F2F5F8" w:color="auto" w:val="clear"/>
-            <w:tcMar>
-              <w:top w:type="dxa" w:w="70"/>
-              <w:left w:type="dxa" w:w="110"/>
-              <w:bottom w:type="dxa" w:w="70"/>
-              <w:right w:type="dxa" w:w="110"/>
-            </w:tcMar>
-          </w:tcPr>
-          <w:p>
-            <w:pPr>
-              <w:spacing w:after="0" w:line="250"/>
-            </w:pPr>
-            <w:r>
-              <w:rPr>
-                <w:rFonts w:ascii="Calibri" w:cs="Calibri" w:eastAsia="Calibri" w:hAnsi="Calibri"/>
-                <w:b w:val="false"/>
-                <w:bCs w:val="false"/>
-                <w:color w:val="000000"/>
-                <w:sz w:val="19"/>
-                <w:szCs w:val="19"/>
-              </w:rPr>
-              <w:t xml:space="preserve">Rebuild the local SQLite database from db/data</w:t>
+            <w:tcMar>
+              <w:top w:type="dxa" w:w="70"/>
+              <w:left w:type="dxa" w:w="110"/>
+              <w:bottom w:type="dxa" w:w="70"/>
+              <w:right w:type="dxa" w:w="110"/>
+            </w:tcMar>
+          </w:tcPr>
+          <w:p>
+            <w:pPr>
+              <w:spacing w:after="0" w:line="250"/>
+            </w:pPr>
+            <w:r>
+              <w:rPr>
+                <w:rFonts w:ascii="Calibri" w:cs="Calibri" w:eastAsia="Calibri" w:hAnsi="Calibri"/>
+                <w:b w:val="false"/>
+                <w:bCs w:val="false"/>
+                <w:color w:val="000000"/>
+                <w:sz w:val="19"/>
+                <w:szCs w:val="19"/>
+              </w:rPr>
+              <w:t>Rebuild the local SQLite database from db/data</w:t>
             </w:r>
           </w:p>
         </w:tc>
@@ -2921,7 +2927,7 @@
                 <w:sz w:val="19"/>
                 <w:szCs w:val="19"/>
               </w:rPr>
-              <w:t xml:space="preserve">npm test</w:t>
+              <w:t>npm test</w:t>
             </w:r>
           </w:p>
         </w:tc>
@@ -2948,7 +2954,7 @@
                 <w:sz w:val="19"/>
                 <w:szCs w:val="19"/>
               </w:rPr>
-              <w:t xml:space="preserve">Run the 23 engine unit tests</w:t>
+              <w:t>Run the 61 engine and service tests</w:t>
             </w:r>
           </w:p>
         </w:tc>
@@ -2957,56 +2963,54 @@
         <w:tc>
           <w:tcPr>
             <w:tcW w:type="dxa" w:w="2706"/>
-            <w:shd w:fill="F2F5F8" w:color="auto" w:val="clear"/>
-            <w:tcMar>
-              <w:top w:type="dxa" w:w="70"/>
-              <w:left w:type="dxa" w:w="110"/>
-              <w:bottom w:type="dxa" w:w="70"/>
-              <w:right w:type="dxa" w:w="110"/>
-            </w:tcMar>
-          </w:tcPr>
-          <w:p>
-            <w:pPr>
-              <w:spacing w:after="0" w:line="250"/>
-            </w:pPr>
-            <w:r>
-              <w:rPr>
-                <w:rFonts w:ascii="Calibri" w:cs="Calibri" w:eastAsia="Calibri" w:hAnsi="Calibri"/>
-                <w:b w:val="false"/>
-                <w:bCs w:val="false"/>
-                <w:color w:val="000000"/>
-                <w:sz w:val="19"/>
-                <w:szCs w:val="19"/>
-              </w:rPr>
-              <w:t xml:space="preserve">npm run build</w:t>
+            <w:tcMar>
+              <w:top w:type="dxa" w:w="70"/>
+              <w:left w:type="dxa" w:w="110"/>
+              <w:bottom w:type="dxa" w:w="70"/>
+              <w:right w:type="dxa" w:w="110"/>
+            </w:tcMar>
+          </w:tcPr>
+          <w:p>
+            <w:pPr>
+              <w:spacing w:after="0" w:line="250"/>
+            </w:pPr>
+            <w:r>
+              <w:rPr>
+                <w:rFonts w:ascii="Calibri" w:cs="Calibri" w:eastAsia="Calibri" w:hAnsi="Calibri"/>
+                <w:b w:val="false"/>
+                <w:bCs w:val="false"/>
+                <w:color w:val="000000"/>
+                <w:sz w:val="19"/>
+                <w:szCs w:val="19"/>
+              </w:rPr>
+              <w:t>npm run test:etl</w:t>
             </w:r>
           </w:p>
         </w:tc>
         <w:tc>
           <w:tcPr>
             <w:tcW w:type="dxa" w:w="6314"/>
-            <w:shd w:fill="F2F5F8" w:color="auto" w:val="clear"/>
-            <w:tcMar>
-              <w:top w:type="dxa" w:w="70"/>
-              <w:left w:type="dxa" w:w="110"/>
-              <w:bottom w:type="dxa" w:w="70"/>
-              <w:right w:type="dxa" w:w="110"/>
-            </w:tcMar>
-          </w:tcPr>
-          <w:p>
-            <w:pPr>
-              <w:spacing w:after="0" w:line="250"/>
-            </w:pPr>
-            <w:r>
-              <w:rPr>
-                <w:rFonts w:ascii="Calibri" w:cs="Calibri" w:eastAsia="Calibri" w:hAnsi="Calibri"/>
-                <w:b w:val="false"/>
-                <w:bCs w:val="false"/>
-                <w:color w:val="000000"/>
-                <w:sz w:val="19"/>
-                <w:szCs w:val="19"/>
-              </w:rPr>
-              <w:t xml:space="preserve">Generate the SAP HANA Cloud artifacts into gen/</w:t>
+            <w:tcMar>
+              <w:top w:type="dxa" w:w="70"/>
+              <w:left w:type="dxa" w:w="110"/>
+              <w:bottom w:type="dxa" w:w="70"/>
+              <w:right w:type="dxa" w:w="110"/>
+            </w:tcMar>
+          </w:tcPr>
+          <w:p>
+            <w:pPr>
+              <w:spacing w:after="0" w:line="250"/>
+            </w:pPr>
+            <w:r>
+              <w:rPr>
+                <w:rFonts w:ascii="Calibri" w:cs="Calibri" w:eastAsia="Calibri" w:hAnsi="Calibri"/>
+                <w:b w:val="false"/>
+                <w:bCs w:val="false"/>
+                <w:color w:val="000000"/>
+                <w:sz w:val="19"/>
+                <w:szCs w:val="19"/>
+              </w:rPr>
+              <w:t>Run the tests for the incremental data merge</w:t>
             </w:r>
           </w:p>
         </w:tc>
@@ -3035,7 +3039,7 @@
                 <w:sz w:val="19"/>
                 <w:szCs w:val="19"/>
               </w:rPr>
-              <w:t xml:space="preserve">npm run deploy:hana</w:t>
+              <w:t>npm run test:ui</w:t>
             </w:r>
           </w:p>
         </w:tc>
@@ -3062,7 +3066,7 @@
                 <w:sz w:val="19"/>
                 <w:szCs w:val="19"/>
               </w:rPr>
-              <w:t xml:space="preserve">Deploy the database to a HANA Cloud HDI container</w:t>
+              <w:t>Load every page in a browser and fail on console errors. Needs the server already running.</w:t>
             </w:r>
           </w:p>
         </w:tc>
@@ -3071,56 +3075,54 @@
         <w:tc>
           <w:tcPr>
             <w:tcW w:type="dxa" w:w="2706"/>
-            <w:shd w:fill="F2F5F8" w:color="auto" w:val="clear"/>
-            <w:tcMar>
-              <w:top w:type="dxa" w:w="70"/>
-              <w:left w:type="dxa" w:w="110"/>
-              <w:bottom w:type="dxa" w:w="70"/>
-              <w:right w:type="dxa" w:w="110"/>
-            </w:tcMar>
-          </w:tcPr>
-          <w:p>
-            <w:pPr>
-              <w:spacing w:after="0" w:line="250"/>
-            </w:pPr>
-            <w:r>
-              <w:rPr>
-                <w:rFonts w:ascii="Calibri" w:cs="Calibri" w:eastAsia="Calibri" w:hAnsi="Calibri"/>
-                <w:b w:val="false"/>
-                <w:bCs w:val="false"/>
-                <w:color w:val="000000"/>
-                <w:sz w:val="19"/>
-                <w:szCs w:val="19"/>
-              </w:rPr>
-              <w:t xml:space="preserve">npm run pipeline</w:t>
+            <w:tcMar>
+              <w:top w:type="dxa" w:w="70"/>
+              <w:left w:type="dxa" w:w="110"/>
+              <w:bottom w:type="dxa" w:w="70"/>
+              <w:right w:type="dxa" w:w="110"/>
+            </w:tcMar>
+          </w:tcPr>
+          <w:p>
+            <w:pPr>
+              <w:spacing w:after="0" w:line="250"/>
+            </w:pPr>
+            <w:r>
+              <w:rPr>
+                <w:rFonts w:ascii="Calibri" w:cs="Calibri" w:eastAsia="Calibri" w:hAnsi="Calibri"/>
+                <w:b w:val="false"/>
+                <w:bCs w:val="false"/>
+                <w:color w:val="000000"/>
+                <w:sz w:val="19"/>
+                <w:szCs w:val="19"/>
+              </w:rPr>
+              <w:t>npm run build</w:t>
             </w:r>
           </w:p>
         </w:tc>
         <w:tc>
           <w:tcPr>
             <w:tcW w:type="dxa" w:w="6314"/>
-            <w:shd w:fill="F2F5F8" w:color="auto" w:val="clear"/>
-            <w:tcMar>
-              <w:top w:type="dxa" w:w="70"/>
-              <w:left w:type="dxa" w:w="110"/>
-              <w:bottom w:type="dxa" w:w="70"/>
-              <w:right w:type="dxa" w:w="110"/>
-            </w:tcMar>
-          </w:tcPr>
-          <w:p>
-            <w:pPr>
-              <w:spacing w:after="0" w:line="250"/>
-            </w:pPr>
-            <w:r>
-              <w:rPr>
-                <w:rFonts w:ascii="Calibri" w:cs="Calibri" w:eastAsia="Calibri" w:hAnsi="Calibri"/>
-                <w:b w:val="false"/>
-                <w:bCs w:val="false"/>
-                <w:color w:val="000000"/>
-                <w:sz w:val="19"/>
-                <w:szCs w:val="19"/>
-              </w:rPr>
-              <w:t xml:space="preserve">Rebuild the entire dataset from the original spreadsheets</w:t>
+            <w:tcMar>
+              <w:top w:type="dxa" w:w="70"/>
+              <w:left w:type="dxa" w:w="110"/>
+              <w:bottom w:type="dxa" w:w="70"/>
+              <w:right w:type="dxa" w:w="110"/>
+            </w:tcMar>
+          </w:tcPr>
+          <w:p>
+            <w:pPr>
+              <w:spacing w:after="0" w:line="250"/>
+            </w:pPr>
+            <w:r>
+              <w:rPr>
+                <w:rFonts w:ascii="Calibri" w:cs="Calibri" w:eastAsia="Calibri" w:hAnsi="Calibri"/>
+                <w:b w:val="false"/>
+                <w:bCs w:val="false"/>
+                <w:color w:val="000000"/>
+                <w:sz w:val="19"/>
+                <w:szCs w:val="19"/>
+              </w:rPr>
+              <w:t>Generate the SAP HANA Cloud artifacts into gen/</w:t>
             </w:r>
           </w:p>
         </w:tc>
@@ -3149,7 +3151,7 @@
                 <w:sz w:val="19"/>
                 <w:szCs w:val="19"/>
               </w:rPr>
-              <w:t xml:space="preserve">npm run etl</w:t>
+              <w:t>npm run deploy:hana</w:t>
             </w:r>
           </w:p>
         </w:tc>
@@ -3176,7 +3178,7 @@
                 <w:sz w:val="19"/>
                 <w:szCs w:val="19"/>
               </w:rPr>
-              <w:t xml:space="preserve">Pipeline stage 1 only - parse the SAP workbooks</w:t>
+              <w:t>Deploy the database to a HANA Cloud HDI container</w:t>
             </w:r>
           </w:p>
         </w:tc>
@@ -3185,56 +3187,54 @@
         <w:tc>
           <w:tcPr>
             <w:tcW w:type="dxa" w:w="2706"/>
-            <w:shd w:fill="F2F5F8" w:color="auto" w:val="clear"/>
-            <w:tcMar>
-              <w:top w:type="dxa" w:w="70"/>
-              <w:left w:type="dxa" w:w="110"/>
-              <w:bottom w:type="dxa" w:w="70"/>
-              <w:right w:type="dxa" w:w="110"/>
-            </w:tcMar>
-          </w:tcPr>
-          <w:p>
-            <w:pPr>
-              <w:spacing w:after="0" w:line="250"/>
-            </w:pPr>
-            <w:r>
-              <w:rPr>
-                <w:rFonts w:ascii="Calibri" w:cs="Calibri" w:eastAsia="Calibri" w:hAnsi="Calibri"/>
-                <w:b w:val="false"/>
-                <w:bCs w:val="false"/>
-                <w:color w:val="000000"/>
-                <w:sz w:val="19"/>
-                <w:szCs w:val="19"/>
-              </w:rPr>
-              <w:t xml:space="preserve">npm run synthesize</w:t>
+            <w:tcMar>
+              <w:top w:type="dxa" w:w="70"/>
+              <w:left w:type="dxa" w:w="110"/>
+              <w:bottom w:type="dxa" w:w="70"/>
+              <w:right w:type="dxa" w:w="110"/>
+            </w:tcMar>
+          </w:tcPr>
+          <w:p>
+            <w:pPr>
+              <w:spacing w:after="0" w:line="250"/>
+            </w:pPr>
+            <w:r>
+              <w:rPr>
+                <w:rFonts w:ascii="Calibri" w:cs="Calibri" w:eastAsia="Calibri" w:hAnsi="Calibri"/>
+                <w:b w:val="false"/>
+                <w:bCs w:val="false"/>
+                <w:color w:val="000000"/>
+                <w:sz w:val="19"/>
+                <w:szCs w:val="19"/>
+              </w:rPr>
+              <w:t>npm run pipeline</w:t>
             </w:r>
           </w:p>
         </w:tc>
         <w:tc>
           <w:tcPr>
             <w:tcW w:type="dxa" w:w="6314"/>
-            <w:shd w:fill="F2F5F8" w:color="auto" w:val="clear"/>
-            <w:tcMar>
-              <w:top w:type="dxa" w:w="70"/>
-              <w:left w:type="dxa" w:w="110"/>
-              <w:bottom w:type="dxa" w:w="70"/>
-              <w:right w:type="dxa" w:w="110"/>
-            </w:tcMar>
-          </w:tcPr>
-          <w:p>
-            <w:pPr>
-              <w:spacing w:after="0" w:line="250"/>
-            </w:pPr>
-            <w:r>
-              <w:rPr>
-                <w:rFonts w:ascii="Calibri" w:cs="Calibri" w:eastAsia="Calibri" w:hAnsi="Calibri"/>
-                <w:b w:val="false"/>
-                <w:bCs w:val="false"/>
-                <w:color w:val="000000"/>
-                <w:sz w:val="19"/>
-                <w:szCs w:val="19"/>
-              </w:rPr>
-              <w:t xml:space="preserve">Pipeline stage 2 only - build the store network</w:t>
+            <w:tcMar>
+              <w:top w:type="dxa" w:w="70"/>
+              <w:left w:type="dxa" w:w="110"/>
+              <w:bottom w:type="dxa" w:w="70"/>
+              <w:right w:type="dxa" w:w="110"/>
+            </w:tcMar>
+          </w:tcPr>
+          <w:p>
+            <w:pPr>
+              <w:spacing w:after="0" w:line="250"/>
+            </w:pPr>
+            <w:r>
+              <w:rPr>
+                <w:rFonts w:ascii="Calibri" w:cs="Calibri" w:eastAsia="Calibri" w:hAnsi="Calibri"/>
+                <w:b w:val="false"/>
+                <w:bCs w:val="false"/>
+                <w:color w:val="000000"/>
+                <w:sz w:val="19"/>
+                <w:szCs w:val="19"/>
+              </w:rPr>
+              <w:t>Rebuild the entire dataset from the original spreadsheets</w:t>
             </w:r>
           </w:p>
         </w:tc>
@@ -3263,7 +3263,7 @@
                 <w:sz w:val="19"/>
                 <w:szCs w:val="19"/>
               </w:rPr>
-              <w:t xml:space="preserve">npm run build:ai</w:t>
+              <w:t>npm run etl</w:t>
             </w:r>
           </w:p>
         </w:tc>
@@ -3290,7 +3290,175 @@
                 <w:sz w:val="19"/>
                 <w:szCs w:val="19"/>
               </w:rPr>
-              <w:t xml:space="preserve">Pipeline stage 3 only - run the scenario engines</w:t>
+              <w:t>Pipeline stage 1 only - parse the SAP workbooks, replacing what is there</w:t>
+            </w:r>
+          </w:p>
+        </w:tc>
+      </w:tr>
+      <w:tr>
+        <w:tc>
+          <w:tcPr>
+            <w:tcW w:type="dxa" w:w="2706"/>
+            <w:tcMar>
+              <w:top w:type="dxa" w:w="70"/>
+              <w:left w:type="dxa" w:w="110"/>
+              <w:bottom w:type="dxa" w:w="70"/>
+              <w:right w:type="dxa" w:w="110"/>
+            </w:tcMar>
+          </w:tcPr>
+          <w:p>
+            <w:pPr>
+              <w:spacing w:after="0" w:line="250"/>
+            </w:pPr>
+            <w:r>
+              <w:rPr>
+                <w:rFonts w:ascii="Calibri" w:cs="Calibri" w:eastAsia="Calibri" w:hAnsi="Calibri"/>
+                <w:b w:val="false"/>
+                <w:bCs w:val="false"/>
+                <w:color w:val="000000"/>
+                <w:sz w:val="19"/>
+                <w:szCs w:val="19"/>
+              </w:rPr>
+              <w:t>npm run etl:incremental</w:t>
+            </w:r>
+          </w:p>
+        </w:tc>
+        <w:tc>
+          <w:tcPr>
+            <w:tcW w:type="dxa" w:w="6314"/>
+            <w:tcMar>
+              <w:top w:type="dxa" w:w="70"/>
+              <w:left w:type="dxa" w:w="110"/>
+              <w:bottom w:type="dxa" w:w="70"/>
+              <w:right w:type="dxa" w:w="110"/>
+            </w:tcMar>
+          </w:tcPr>
+          <w:p>
+            <w:pPr>
+              <w:spacing w:after="0" w:line="250"/>
+            </w:pPr>
+            <w:r>
+              <w:rPr>
+                <w:rFonts w:ascii="Calibri" w:cs="Calibri" w:eastAsia="Calibri" w:hAnsi="Calibri"/>
+                <w:b w:val="false"/>
+                <w:bCs w:val="false"/>
+                <w:color w:val="000000"/>
+                <w:sz w:val="19"/>
+                <w:szCs w:val="19"/>
+              </w:rPr>
+              <w:t>Pipeline stage 1, merging a new export into the existing data instead of replacing it</w:t>
+            </w:r>
+          </w:p>
+        </w:tc>
+      </w:tr>
+      <w:tr>
+        <w:tc>
+          <w:tcPr>
+            <w:tcW w:type="dxa" w:w="2706"/>
+            <w:tcMar>
+              <w:top w:type="dxa" w:w="70"/>
+              <w:left w:type="dxa" w:w="110"/>
+              <w:bottom w:type="dxa" w:w="70"/>
+              <w:right w:type="dxa" w:w="110"/>
+            </w:tcMar>
+          </w:tcPr>
+          <w:p>
+            <w:pPr>
+              <w:spacing w:after="0" w:line="250"/>
+            </w:pPr>
+            <w:r>
+              <w:rPr>
+                <w:rFonts w:ascii="Calibri" w:cs="Calibri" w:eastAsia="Calibri" w:hAnsi="Calibri"/>
+                <w:b w:val="false"/>
+                <w:bCs w:val="false"/>
+                <w:color w:val="000000"/>
+                <w:sz w:val="19"/>
+                <w:szCs w:val="19"/>
+              </w:rPr>
+              <w:t>npm run synthesize</w:t>
+            </w:r>
+          </w:p>
+        </w:tc>
+        <w:tc>
+          <w:tcPr>
+            <w:tcW w:type="dxa" w:w="6314"/>
+            <w:tcMar>
+              <w:top w:type="dxa" w:w="70"/>
+              <w:left w:type="dxa" w:w="110"/>
+              <w:bottom w:type="dxa" w:w="70"/>
+              <w:right w:type="dxa" w:w="110"/>
+            </w:tcMar>
+          </w:tcPr>
+          <w:p>
+            <w:pPr>
+              <w:spacing w:after="0" w:line="250"/>
+            </w:pPr>
+            <w:r>
+              <w:rPr>
+                <w:rFonts w:ascii="Calibri" w:cs="Calibri" w:eastAsia="Calibri" w:hAnsi="Calibri"/>
+                <w:b w:val="false"/>
+                <w:bCs w:val="false"/>
+                <w:color w:val="000000"/>
+                <w:sz w:val="19"/>
+                <w:szCs w:val="19"/>
+              </w:rPr>
+              <w:t>Pipeline stage 2 only - build the store network</w:t>
+            </w:r>
+          </w:p>
+        </w:tc>
+      </w:tr>
+      <w:tr>
+        <w:tc>
+          <w:tcPr>
+            <w:tcW w:type="dxa" w:w="2706"/>
+            <w:tcMar>
+              <w:top w:type="dxa" w:w="70"/>
+              <w:left w:type="dxa" w:w="110"/>
+              <w:bottom w:type="dxa" w:w="70"/>
+              <w:right w:type="dxa" w:w="110"/>
+            </w:tcMar>
+          </w:tcPr>
+          <w:p>
+            <w:pPr>
+              <w:spacing w:after="0" w:line="250"/>
+            </w:pPr>
+            <w:r>
+              <w:rPr>
+                <w:rFonts w:ascii="Calibri" w:cs="Calibri" w:eastAsia="Calibri" w:hAnsi="Calibri"/>
+                <w:b w:val="false"/>
+                <w:bCs w:val="false"/>
+                <w:color w:val="000000"/>
+                <w:sz w:val="19"/>
+                <w:szCs w:val="19"/>
+              </w:rPr>
+              <w:t>npm run build:ai</w:t>
+            </w:r>
+          </w:p>
+        </w:tc>
+        <w:tc>
+          <w:tcPr>
+            <w:tcW w:type="dxa" w:w="6314"/>
+            <w:tcMar>
+              <w:top w:type="dxa" w:w="70"/>
+              <w:left w:type="dxa" w:w="110"/>
+              <w:bottom w:type="dxa" w:w="70"/>
+              <w:right w:type="dxa" w:w="110"/>
+            </w:tcMar>
+          </w:tcPr>
+          <w:p>
+            <w:pPr>
+              <w:spacing w:after="0" w:line="250"/>
+            </w:pPr>
+            <w:r>
+              <w:rPr>
+                <w:rFonts w:ascii="Calibri" w:cs="Calibri" w:eastAsia="Calibri" w:hAnsi="Calibri"/>
+                <w:b w:val="false"/>
+                <w:bCs w:val="false"/>
+                <w:color w:val="000000"/>
+                <w:sz w:val="19"/>
+                <w:szCs w:val="19"/>
+              </w:rPr>
+              <w:t>Pipeline stage 3 only - run the scenario engines</w:t>
             </w:r>
           </w:p>
         </w:tc>
@@ -4503,7 +4671,7 @@
           <w:sz w:val="21"/>
           <w:szCs w:val="21"/>
         </w:rPr>
-        <w:t xml:space="preserve">A sortable table. Click any column heading to sort; click again to reverse.</w:t>
+        <w:t>A sortable table showing 100 rows at a time, with Previous and Next below it and the true total in the toolbar. Click any column heading to sort; click again to reverse.</w:t>
       </w:r>
     </w:p>
     <w:p>
@@ -4522,6 +4690,42 @@
           <w:szCs w:val="21"/>
         </w:rPr>
         <w:t xml:space="preserve">Click any row to open the detail drawer on the right.</w:t>
+      </w:r>
+    </w:p>
+    <w:p>
+      <w:pPr>
+        <w:pStyle w:val="ListParagraph"/>
+        <w:numPr>
+          <w:ilvl w:val="0"/>
+          <w:numId w:val="2"/>
+        </w:numPr>
+        <w:spacing w:after="90" w:line="276"/>
+      </w:pPr>
+      <w:r>
+        <w:rPr>
+          <w:rFonts w:ascii="Calibri" w:cs="Calibri" w:eastAsia="Calibri" w:hAnsi="Calibri"/>
+          <w:sz w:val="21"/>
+          <w:szCs w:val="21"/>
+        </w:rPr>
+        <w:t>Sorting and searching are done by the server, not in the browser, so they apply to the whole collection rather than to the rows currently on screen. Sorting jumps back to the first page for that reason: the row that belongs at the top may well not be on the page you were looking at.</w:t>
+      </w:r>
+    </w:p>
+    <w:p>
+      <w:pPr>
+        <w:pStyle w:val="ListParagraph"/>
+        <w:numPr>
+          <w:ilvl w:val="0"/>
+          <w:numId w:val="2"/>
+        </w:numPr>
+        <w:spacing w:after="90" w:line="276"/>
+      </w:pPr>
+      <w:r>
+        <w:rPr>
+          <w:rFonts w:ascii="Calibri" w:cs="Calibri" w:eastAsia="Calibri" w:hAnsi="Calibri"/>
+          <w:sz w:val="21"/>
+          <w:szCs w:val="21"/>
+        </w:rPr>
+        <w:t>The KPI tiles above the table describe everything the filters match, not the visible page. Filter to one store and they recalculate for that store.</w:t>
       </w:r>
     </w:p>
     <w:p>
@@ -4585,7 +4789,7 @@
                 <w:sz w:val="19"/>
                 <w:szCs w:val="19"/>
               </w:rPr>
-              <w:t xml:space="preserve">Filter</w:t>
+              <w:t>Filter</w:t>
             </w:r>
           </w:p>
         </w:tc>
@@ -4613,7 +4817,7 @@
                 <w:sz w:val="19"/>
                 <w:szCs w:val="19"/>
               </w:rPr>
-              <w:t xml:space="preserve">What it does</w:t>
+              <w:t>What it does</w:t>
             </w:r>
           </w:p>
         </w:tc>
@@ -4642,7 +4846,7 @@
                 <w:sz w:val="19"/>
                 <w:szCs w:val="19"/>
               </w:rPr>
-              <w:t xml:space="preserve">Store</w:t>
+              <w:t>Store</w:t>
             </w:r>
           </w:p>
         </w:tc>
@@ -4669,7 +4873,7 @@
                 <w:sz w:val="19"/>
                 <w:szCs w:val="19"/>
               </w:rPr>
-              <w:t xml:space="preserve">Scope to one store or show all six</w:t>
+              <w:t>Scope to one store or show all six</w:t>
             </w:r>
           </w:p>
         </w:tc>
@@ -4678,56 +4882,54 @@
         <w:tc>
           <w:tcPr>
             <w:tcW w:type="dxa" w:w="1624"/>
-            <w:shd w:fill="F2F5F8" w:color="auto" w:val="clear"/>
-            <w:tcMar>
-              <w:top w:type="dxa" w:w="70"/>
-              <w:left w:type="dxa" w:w="110"/>
-              <w:bottom w:type="dxa" w:w="70"/>
-              <w:right w:type="dxa" w:w="110"/>
-            </w:tcMar>
-          </w:tcPr>
-          <w:p>
-            <w:pPr>
-              <w:spacing w:after="0" w:line="250"/>
-            </w:pPr>
-            <w:r>
-              <w:rPr>
-                <w:rFonts w:ascii="Calibri" w:cs="Calibri" w:eastAsia="Calibri" w:hAnsi="Calibri"/>
-                <w:b w:val="false"/>
-                <w:bCs w:val="false"/>
-                <w:color w:val="000000"/>
-                <w:sz w:val="19"/>
-                <w:szCs w:val="19"/>
-              </w:rPr>
-              <w:t xml:space="preserve">Status</w:t>
+            <w:tcMar>
+              <w:top w:type="dxa" w:w="70"/>
+              <w:left w:type="dxa" w:w="110"/>
+              <w:bottom w:type="dxa" w:w="70"/>
+              <w:right w:type="dxa" w:w="110"/>
+            </w:tcMar>
+          </w:tcPr>
+          <w:p>
+            <w:pPr>
+              <w:spacing w:after="0" w:line="250"/>
+            </w:pPr>
+            <w:r>
+              <w:rPr>
+                <w:rFonts w:ascii="Calibri" w:cs="Calibri" w:eastAsia="Calibri" w:hAnsi="Calibri"/>
+                <w:b w:val="false"/>
+                <w:bCs w:val="false"/>
+                <w:color w:val="000000"/>
+                <w:sz w:val="19"/>
+                <w:szCs w:val="19"/>
+              </w:rPr>
+              <w:t>Status</w:t>
             </w:r>
           </w:p>
         </w:tc>
         <w:tc>
           <w:tcPr>
             <w:tcW w:type="dxa" w:w="7396"/>
-            <w:shd w:fill="F2F5F8" w:color="auto" w:val="clear"/>
-            <w:tcMar>
-              <w:top w:type="dxa" w:w="70"/>
-              <w:left w:type="dxa" w:w="110"/>
-              <w:bottom w:type="dxa" w:w="70"/>
-              <w:right w:type="dxa" w:w="110"/>
-            </w:tcMar>
-          </w:tcPr>
-          <w:p>
-            <w:pPr>
-              <w:spacing w:after="0" w:line="250"/>
-            </w:pPr>
-            <w:r>
-              <w:rPr>
-                <w:rFonts w:ascii="Calibri" w:cs="Calibri" w:eastAsia="Calibri" w:hAnsi="Calibri"/>
-                <w:b w:val="false"/>
-                <w:bCs w:val="false"/>
-                <w:color w:val="000000"/>
-                <w:sz w:val="19"/>
-                <w:szCs w:val="19"/>
-              </w:rPr>
-              <w:t xml:space="preserve">Open only by default. Switch to "Any status" to see records you have already acknowledged, resolved or dismissed.</w:t>
+            <w:tcMar>
+              <w:top w:type="dxa" w:w="70"/>
+              <w:left w:type="dxa" w:w="110"/>
+              <w:bottom w:type="dxa" w:w="70"/>
+              <w:right w:type="dxa" w:w="110"/>
+            </w:tcMar>
+          </w:tcPr>
+          <w:p>
+            <w:pPr>
+              <w:spacing w:after="0" w:line="250"/>
+            </w:pPr>
+            <w:r>
+              <w:rPr>
+                <w:rFonts w:ascii="Calibri" w:cs="Calibri" w:eastAsia="Calibri" w:hAnsi="Calibri"/>
+                <w:b w:val="false"/>
+                <w:bCs w:val="false"/>
+                <w:color w:val="000000"/>
+                <w:sz w:val="19"/>
+                <w:szCs w:val="19"/>
+              </w:rPr>
+              <w:t>Open only by default. Switch to "Any status" to see records that have been acknowledged, resolved or dismissed.</w:t>
             </w:r>
           </w:p>
         </w:tc>
@@ -4756,7 +4958,7 @@
                 <w:sz w:val="19"/>
                 <w:szCs w:val="19"/>
               </w:rPr>
-              <w:t xml:space="preserve">Search box</w:t>
+              <w:t>Search box</w:t>
             </w:r>
           </w:p>
         </w:tc>
@@ -4783,7 +4985,7 @@
                 <w:sz w:val="19"/>
                 <w:szCs w:val="19"/>
               </w:rPr>
-              <w:t xml:space="preserve">Free text across every visible column. Filters as you type.</w:t>
+              <w:t>Free text across the text columns of the current tab, matched by the server and case-insensitive, so "gold" finds GOLD. It searches the whole collection, not just the loaded page. Numbers and dates are not searched — use the column sort for those.</w:t>
             </w:r>
           </w:p>
         </w:tc>
@@ -5486,6 +5688,62 @@
     </w:p>
     <w:p>
       <w:pPr>
+        <w:pStyle w:val="Heading3"/>
+        <w:spacing w:after="100" w:before="200"/>
+      </w:pPr>
+      <w:r>
+        <w:rPr>
+          <w:rFonts w:ascii="Calibri" w:cs="Calibri" w:eastAsia="Calibri" w:hAnsi="Calibri"/>
+          <w:b/>
+          <w:bCs/>
+          <w:color w:val="2E2E2E"/>
+          <w:sz w:val="22"/>
+          <w:szCs w:val="22"/>
+        </w:rPr>
+        <w:t>What happens after you act</w:t>
+      </w:r>
+    </w:p>
+    <w:p>
+      <w:pPr>
+        <w:spacing w:after="140" w:line="276"/>
+      </w:pPr>
+      <w:r>
+        <w:rPr>
+          <w:rFonts w:ascii="Calibri" w:cs="Calibri" w:eastAsia="Calibri" w:hAnsi="Calibri"/>
+          <w:sz w:val="21"/>
+          <w:szCs w:val="21"/>
+        </w:rPr>
+        <w:t>Two things are recorded, and both are visible over the API even though the drawer keeps them out of the way.</w:t>
+      </w:r>
+    </w:p>
+    <w:p>
+      <w:pPr>
+        <w:spacing w:after="140" w:line="276"/>
+      </w:pPr>
+      <w:r>
+        <w:rPr>
+          <w:rFonts w:ascii="Calibri" w:cs="Calibri" w:eastAsia="Calibri" w:hAnsi="Calibri"/>
+          <w:sz w:val="21"/>
+          <w:szCs w:val="21"/>
+        </w:rPr>
+        <w:t>Every action writes a row to the activity log: which record, from which state to which, who did it, when, the note you typed and the value you acted on. Nothing can write to that log except the actions themselves, so it is a reliable record of what was done. Your note is stored alongside the recommendation, never over it — an earlier version overwrote the engine’s advice with the operator’s note, which meant working the queue destroyed the reason each item was raised.</w:t>
+      </w:r>
+    </w:p>
+    <w:p>
+      <w:pPr>
+        <w:spacing w:after="140" w:line="276"/>
+      </w:pPr>
+      <w:r>
+        <w:rPr>
+          <w:rFonts w:ascii="Calibri" w:cs="Calibri" w:eastAsia="Calibri" w:hAnsi="Calibri"/>
+          <w:sz w:val="21"/>
+          <w:szCs w:val="21"/>
+        </w:rPr>
+        <w:t>Releasing an order or applying a markdown also opens an outcome. That is the system writing down what it expects to happen — this much demand will arrive and be served, this much stock will clear rather than be written off — so that it can be checked later. Section 5.4 covers how to check it.</w:t>
+      </w:r>
+    </w:p>
+    <w:p>
+      <w:pPr>
         <w:pStyle w:val="Heading2"/>
         <w:spacing w:after="120" w:before="280"/>
       </w:pPr>
@@ -6701,7 +6959,7 @@
           <w:sz w:val="21"/>
           <w:szCs w:val="21"/>
         </w:rPr>
-        <w:t xml:space="preserve">Currently 198 open tasks representing EUR 351.11 of lost sales exposure.</w:t>
+        <w:t>Currently 194 open tasks representing EUR 346.17 of lost sales exposure.</w:t>
       </w:r>
     </w:p>
     <w:p>
@@ -7731,7 +7989,7 @@
           <w:sz w:val="21"/>
           <w:szCs w:val="21"/>
         </w:rPr>
-        <w:t xml:space="preserve">Currently 1,996 hourly forecasts. Accuracy is discussed in section 5.2.</w:t>
+        <w:t>Currently 1,962 hourly forecasts. Accuracy is discussed in section 5.2.</w:t>
       </w:r>
     </w:p>
     <w:p>
@@ -10146,6 +10404,19 @@
     </w:p>
     <w:p>
       <w:pPr>
+        <w:spacing w:after="140" w:line="276"/>
+      </w:pPr>
+      <w:r>
+        <w:rPr>
+          <w:rFonts w:ascii="Calibri" w:cs="Calibri" w:eastAsia="Calibri" w:hAnsi="Calibri"/>
+          <w:sz w:val="21"/>
+          <w:szCs w:val="21"/>
+        </w:rPr>
+        <w:t>The whole pipeline is reproducible: run it twice and you get identical files, so a diff means the numbers changed rather than that the clock moved. If a new SAP export arrives, drop it into data/source and run npm run etl:incremental instead of the full stage one. That merges it in rather than rebuilding: new trading hours are added, hours present in both exports are taken from the newer one, and the period summaries are replaced only by an export covering at least as much. Each workbook is fingerprinted, so running it twice over the same file does nothing.</w:t>
+      </w:r>
+    </w:p>
+    <w:p>
+      <w:pPr>
         <w:pStyle w:val="Heading2"/>
         <w:spacing w:after="120" w:before="280"/>
       </w:pPr>
@@ -10171,7 +10442,33 @@
           <w:sz w:val="21"/>
           <w:szCs w:val="21"/>
         </w:rPr>
-        <w:t xml:space="preserve">Accuracy is reported as WAPE rather than MAPE. Hourly demand at SKU level here is intermittent - most hours sell nothing and most non-zero hours sell one or two units - and MAPE divides by the actual, so a one-unit miss against a one-unit actual is a 100 per cent error.</w:t>
+        <w:t>Accuracy is reported as WAPE rather than MAPE. Hourly demand at SKU level here is intermittent — most hours sell nothing, and most non-zero hours sell one or two units — and MAPE divides by the actual, so a one-unit miss against a one-unit actual counts as a 100 per cent error. WAPE is total absolute error over total actual volume, which is the standard measure for demand of this shape.</w:t>
+      </w:r>
+    </w:p>
+    <w:p>
+      <w:pPr>
+        <w:spacing w:after="140" w:line="276"/>
+      </w:pPr>
+      <w:r>
+        <w:rPr>
+          <w:rFonts w:ascii="Calibri" w:cs="Calibri" w:eastAsia="Calibri" w:hAnsi="Calibri"/>
+          <w:sz w:val="21"/>
+          <w:szCs w:val="21"/>
+        </w:rPr>
+        <w:t>But a WAPE at SKU-hour grain cannot be read on its own, and this is worth understanding before looking at the scorecard. On intermittent demand, forecasting zero everywhere scores exactly 100 per cent — the total error equals the total volume. Any real forecast that puts demand into an hour where none arrives scores worse than that. So at this grain a lower WAPE can mean a better model, or it can mean a model that has quietly given up and started predicting less. The number alone does not distinguish them.</w:t>
+      </w:r>
+    </w:p>
+    <w:p>
+      <w:pPr>
+        <w:spacing w:after="140" w:line="276"/>
+      </w:pPr>
+      <w:r>
+        <w:rPr>
+          <w:rFonts w:ascii="Calibri" w:cs="Calibri" w:eastAsia="Calibri" w:hAnsi="Calibri"/>
+          <w:sz w:val="21"/>
+          <w:szCs w:val="21"/>
+        </w:rPr>
+        <w:t>The scorecard therefore shows a benchmark alongside it: what you would get by simply reusing what this store sold in the same hour of the same weekday last week. Skill is how much better than that the model is, and it is the figure to watch. Bias is the signed error — positive means over-forecasting, negative means under — and it is what tells you whether an error will show up as empty shelves or as full bins.</w:t>
       </w:r>
     </w:p>
     <w:tbl>
@@ -10219,7 +10516,7 @@
                 <w:sz w:val="19"/>
                 <w:szCs w:val="19"/>
               </w:rPr>
-              <w:t xml:space="preserve">Measure</w:t>
+              <w:t>Measure</w:t>
             </w:r>
           </w:p>
         </w:tc>
@@ -10248,7 +10545,7 @@
                 <w:sz w:val="19"/>
                 <w:szCs w:val="19"/>
               </w:rPr>
-              <w:t xml:space="preserve">Value</w:t>
+              <w:t>Value</w:t>
             </w:r>
           </w:p>
         </w:tc>
@@ -10276,7 +10573,7 @@
                 <w:sz w:val="19"/>
                 <w:szCs w:val="19"/>
               </w:rPr>
-              <w:t xml:space="preserve">How to read it</w:t>
+              <w:t>How to read it</w:t>
             </w:r>
           </w:p>
         </w:tc>
@@ -10305,7 +10602,7 @@
                 <w:sz w:val="19"/>
                 <w:szCs w:val="19"/>
               </w:rPr>
-              <w:t xml:space="preserve">WAPE, store-day</w:t>
+              <w:t>Skill vs naive, store-day</w:t>
             </w:r>
           </w:p>
         </w:tc>
@@ -10333,7 +10630,7 @@
                 <w:sz w:val="19"/>
                 <w:szCs w:val="19"/>
               </w:rPr>
-              <w:t xml:space="preserve">28.8%</w:t>
+              <w:t>+11.5%</w:t>
             </w:r>
           </w:p>
         </w:tc>
@@ -10360,7 +10657,7 @@
                 <w:sz w:val="19"/>
                 <w:szCs w:val="19"/>
               </w:rPr>
-              <w:t xml:space="preserve">The number to judge the model by. A credible planning-grade figure.</w:t>
+              <w:t>The headline. The model beats simply reusing last week by a clear margin, at the grain replenishment and staffing are actually decided at.</w:t>
             </w:r>
           </w:p>
         </w:tc>
@@ -10369,35 +10666,33 @@
         <w:tc>
           <w:tcPr>
             <w:tcW w:type="dxa" w:w="2345"/>
-            <w:shd w:fill="F2F5F8" w:color="auto" w:val="clear"/>
-            <w:tcMar>
-              <w:top w:type="dxa" w:w="70"/>
-              <w:left w:type="dxa" w:w="110"/>
-              <w:bottom w:type="dxa" w:w="70"/>
-              <w:right w:type="dxa" w:w="110"/>
-            </w:tcMar>
-          </w:tcPr>
-          <w:p>
-            <w:pPr>
-              <w:spacing w:after="0" w:line="250"/>
-            </w:pPr>
-            <w:r>
-              <w:rPr>
-                <w:rFonts w:ascii="Calibri" w:cs="Calibri" w:eastAsia="Calibri" w:hAnsi="Calibri"/>
-                <w:b w:val="false"/>
-                <w:bCs w:val="false"/>
-                <w:color w:val="000000"/>
-                <w:sz w:val="19"/>
-                <w:szCs w:val="19"/>
-              </w:rPr>
-              <w:t xml:space="preserve">WAPE, SKU-hour</w:t>
+            <w:tcMar>
+              <w:top w:type="dxa" w:w="70"/>
+              <w:left w:type="dxa" w:w="110"/>
+              <w:bottom w:type="dxa" w:w="70"/>
+              <w:right w:type="dxa" w:w="110"/>
+            </w:tcMar>
+          </w:tcPr>
+          <w:p>
+            <w:pPr>
+              <w:spacing w:after="0" w:line="250"/>
+            </w:pPr>
+            <w:r>
+              <w:rPr>
+                <w:rFonts w:ascii="Calibri" w:cs="Calibri" w:eastAsia="Calibri" w:hAnsi="Calibri"/>
+                <w:b w:val="false"/>
+                <w:bCs w:val="false"/>
+                <w:color w:val="000000"/>
+                <w:sz w:val="19"/>
+                <w:szCs w:val="19"/>
+              </w:rPr>
+              <w:t>WAPE, store-day</w:t>
             </w:r>
           </w:p>
         </w:tc>
         <w:tc>
           <w:tcPr>
             <w:tcW w:type="dxa" w:w="1263"/>
-            <w:shd w:fill="F2F5F8" w:color="auto" w:val="clear"/>
             <w:tcMar>
               <w:top w:type="dxa" w:w="70"/>
               <w:left w:type="dxa" w:w="110"/>
@@ -10419,35 +10714,34 @@
                 <w:sz w:val="19"/>
                 <w:szCs w:val="19"/>
               </w:rPr>
-              <w:t xml:space="preserve">186%</w:t>
+              <w:t>30.2%</w:t>
             </w:r>
           </w:p>
         </w:tc>
         <w:tc>
           <w:tcPr>
             <w:tcW w:type="dxa" w:w="5412"/>
-            <w:shd w:fill="F2F5F8" w:color="auto" w:val="clear"/>
-            <w:tcMar>
-              <w:top w:type="dxa" w:w="70"/>
-              <w:left w:type="dxa" w:w="110"/>
-              <w:bottom w:type="dxa" w:w="70"/>
-              <w:right w:type="dxa" w:w="110"/>
-            </w:tcMar>
-          </w:tcPr>
-          <w:p>
-            <w:pPr>
-              <w:spacing w:after="0" w:line="250"/>
-            </w:pPr>
-            <w:r>
-              <w:rPr>
-                <w:rFonts w:ascii="Calibri" w:cs="Calibri" w:eastAsia="Calibri" w:hAnsi="Calibri"/>
-                <w:b w:val="false"/>
-                <w:bCs w:val="false"/>
-                <w:color w:val="000000"/>
-                <w:sz w:val="19"/>
-                <w:szCs w:val="19"/>
-              </w:rPr>
-              <w:t xml:space="preserve">Poor. The grain is genuinely very hard. Reported rather than hidden.</w:t>
+            <w:tcMar>
+              <w:top w:type="dxa" w:w="70"/>
+              <w:left w:type="dxa" w:w="110"/>
+              <w:bottom w:type="dxa" w:w="70"/>
+              <w:right w:type="dxa" w:w="110"/>
+            </w:tcMar>
+          </w:tcPr>
+          <w:p>
+            <w:pPr>
+              <w:spacing w:after="0" w:line="250"/>
+            </w:pPr>
+            <w:r>
+              <w:rPr>
+                <w:rFonts w:ascii="Calibri" w:cs="Calibri" w:eastAsia="Calibri" w:hAnsi="Calibri"/>
+                <w:b w:val="false"/>
+                <w:bCs w:val="false"/>
+                <w:color w:val="000000"/>
+                <w:sz w:val="19"/>
+                <w:szCs w:val="19"/>
+              </w:rPr>
+              <w:t>A credible planning-grade figure. Last week alone gives 34.1%.</w:t>
             </w:r>
           </w:p>
         </w:tc>
@@ -10476,7 +10770,7 @@
                 <w:sz w:val="19"/>
                 <w:szCs w:val="19"/>
               </w:rPr>
-              <w:t xml:space="preserve">MAPE</w:t>
+              <w:t>Forecast bias</w:t>
             </w:r>
           </w:p>
         </w:tc>
@@ -10504,7 +10798,7 @@
                 <w:sz w:val="19"/>
                 <w:szCs w:val="19"/>
               </w:rPr>
-              <w:t xml:space="preserve">88.6%</w:t>
+              <w:t>+7.7%</w:t>
             </w:r>
           </w:p>
         </w:tc>
@@ -10531,7 +10825,259 @@
                 <w:sz w:val="19"/>
                 <w:szCs w:val="19"/>
               </w:rPr>
-              <w:t xml:space="preserve">Included for reference only</w:t>
+              <w:t>Slightly over-forecasting, which is the safer direction for replenishment: an empty shelf costs more than a little extra stock.</w:t>
+            </w:r>
+          </w:p>
+        </w:tc>
+      </w:tr>
+      <w:tr>
+        <w:tc>
+          <w:tcPr>
+            <w:tcW w:type="dxa" w:w="2345"/>
+            <w:tcMar>
+              <w:top w:type="dxa" w:w="70"/>
+              <w:left w:type="dxa" w:w="110"/>
+              <w:bottom w:type="dxa" w:w="70"/>
+              <w:right w:type="dxa" w:w="110"/>
+            </w:tcMar>
+          </w:tcPr>
+          <w:p>
+            <w:pPr>
+              <w:spacing w:after="0" w:line="250"/>
+            </w:pPr>
+            <w:r>
+              <w:rPr>
+                <w:rFonts w:ascii="Calibri" w:cs="Calibri" w:eastAsia="Calibri" w:hAnsi="Calibri"/>
+                <w:b w:val="false"/>
+                <w:bCs w:val="false"/>
+                <w:color w:val="000000"/>
+                <w:sz w:val="19"/>
+                <w:szCs w:val="19"/>
+              </w:rPr>
+              <w:t>Skill vs naive, SKU-hour</w:t>
+            </w:r>
+          </w:p>
+        </w:tc>
+        <w:tc>
+          <w:tcPr>
+            <w:tcW w:type="dxa" w:w="1263"/>
+            <w:tcMar>
+              <w:top w:type="dxa" w:w="70"/>
+              <w:left w:type="dxa" w:w="110"/>
+              <w:bottom w:type="dxa" w:w="70"/>
+              <w:right w:type="dxa" w:w="110"/>
+            </w:tcMar>
+          </w:tcPr>
+          <w:p>
+            <w:pPr>
+              <w:spacing w:after="0" w:line="250"/>
+              <w:jc w:val="right"/>
+            </w:pPr>
+            <w:r>
+              <w:rPr>
+                <w:rFonts w:ascii="Calibri" w:cs="Calibri" w:eastAsia="Calibri" w:hAnsi="Calibri"/>
+                <w:b w:val="false"/>
+                <w:bCs w:val="false"/>
+                <w:color w:val="000000"/>
+                <w:sz w:val="19"/>
+                <w:szCs w:val="19"/>
+              </w:rPr>
+              <w:t>-1.1%</w:t>
+            </w:r>
+          </w:p>
+        </w:tc>
+        <w:tc>
+          <w:tcPr>
+            <w:tcW w:type="dxa" w:w="5412"/>
+            <w:tcMar>
+              <w:top w:type="dxa" w:w="70"/>
+              <w:left w:type="dxa" w:w="110"/>
+              <w:bottom w:type="dxa" w:w="70"/>
+              <w:right w:type="dxa" w:w="110"/>
+            </w:tcMar>
+          </w:tcPr>
+          <w:p>
+            <w:pPr>
+              <w:spacing w:after="0" w:line="250"/>
+            </w:pPr>
+            <w:r>
+              <w:rPr>
+                <w:rFonts w:ascii="Calibri" w:cs="Calibri" w:eastAsia="Calibri" w:hAnsi="Calibri"/>
+                <w:b w:val="false"/>
+                <w:bCs w:val="false"/>
+                <w:color w:val="000000"/>
+                <w:sz w:val="19"/>
+                <w:szCs w:val="19"/>
+              </w:rPr>
+              <w:t>Honest and not flattering. At hourly SKU grain the model does not beat last week. Reported rather than hidden.</w:t>
+            </w:r>
+          </w:p>
+        </w:tc>
+      </w:tr>
+      <w:tr>
+        <w:tc>
+          <w:tcPr>
+            <w:tcW w:type="dxa" w:w="2345"/>
+            <w:tcMar>
+              <w:top w:type="dxa" w:w="70"/>
+              <w:left w:type="dxa" w:w="110"/>
+              <w:bottom w:type="dxa" w:w="70"/>
+              <w:right w:type="dxa" w:w="110"/>
+            </w:tcMar>
+          </w:tcPr>
+          <w:p>
+            <w:pPr>
+              <w:spacing w:after="0" w:line="250"/>
+            </w:pPr>
+            <w:r>
+              <w:rPr>
+                <w:rFonts w:ascii="Calibri" w:cs="Calibri" w:eastAsia="Calibri" w:hAnsi="Calibri"/>
+                <w:b w:val="false"/>
+                <w:bCs w:val="false"/>
+                <w:color w:val="000000"/>
+                <w:sz w:val="19"/>
+                <w:szCs w:val="19"/>
+              </w:rPr>
+              <w:t>WAPE, SKU-hour</w:t>
+            </w:r>
+          </w:p>
+        </w:tc>
+        <w:tc>
+          <w:tcPr>
+            <w:tcW w:type="dxa" w:w="1263"/>
+            <w:tcMar>
+              <w:top w:type="dxa" w:w="70"/>
+              <w:left w:type="dxa" w:w="110"/>
+              <w:bottom w:type="dxa" w:w="70"/>
+              <w:right w:type="dxa" w:w="110"/>
+            </w:tcMar>
+          </w:tcPr>
+          <w:p>
+            <w:pPr>
+              <w:spacing w:after="0" w:line="250"/>
+              <w:jc w:val="right"/>
+            </w:pPr>
+            <w:r>
+              <w:rPr>
+                <w:rFonts w:ascii="Calibri" w:cs="Calibri" w:eastAsia="Calibri" w:hAnsi="Calibri"/>
+                <w:b w:val="false"/>
+                <w:bCs w:val="false"/>
+                <w:color w:val="000000"/>
+                <w:sz w:val="19"/>
+                <w:szCs w:val="19"/>
+              </w:rPr>
+              <w:t>180%</w:t>
+            </w:r>
+          </w:p>
+        </w:tc>
+        <w:tc>
+          <w:tcPr>
+            <w:tcW w:type="dxa" w:w="5412"/>
+            <w:tcMar>
+              <w:top w:type="dxa" w:w="70"/>
+              <w:left w:type="dxa" w:w="110"/>
+              <w:bottom w:type="dxa" w:w="70"/>
+              <w:right w:type="dxa" w:w="110"/>
+            </w:tcMar>
+          </w:tcPr>
+          <w:p>
+            <w:pPr>
+              <w:spacing w:after="0" w:line="250"/>
+            </w:pPr>
+            <w:r>
+              <w:rPr>
+                <w:rFonts w:ascii="Calibri" w:cs="Calibri" w:eastAsia="Calibri" w:hAnsi="Calibri"/>
+                <w:b w:val="false"/>
+                <w:bCs w:val="false"/>
+                <w:color w:val="000000"/>
+                <w:sz w:val="19"/>
+                <w:szCs w:val="19"/>
+              </w:rPr>
+              <w:t>Do not read this without the row above it. Last week alone gives 177.8%.</w:t>
+            </w:r>
+          </w:p>
+        </w:tc>
+      </w:tr>
+      <w:tr>
+        <w:tc>
+          <w:tcPr>
+            <w:tcW w:type="dxa" w:w="2345"/>
+            <w:tcMar>
+              <w:top w:type="dxa" w:w="70"/>
+              <w:left w:type="dxa" w:w="110"/>
+              <w:bottom w:type="dxa" w:w="70"/>
+              <w:right w:type="dxa" w:w="110"/>
+            </w:tcMar>
+          </w:tcPr>
+          <w:p>
+            <w:pPr>
+              <w:spacing w:after="0" w:line="250"/>
+            </w:pPr>
+            <w:r>
+              <w:rPr>
+                <w:rFonts w:ascii="Calibri" w:cs="Calibri" w:eastAsia="Calibri" w:hAnsi="Calibri"/>
+                <w:b w:val="false"/>
+                <w:bCs w:val="false"/>
+                <w:color w:val="000000"/>
+                <w:sz w:val="19"/>
+                <w:szCs w:val="19"/>
+              </w:rPr>
+              <w:t>MAPE</w:t>
+            </w:r>
+          </w:p>
+        </w:tc>
+        <w:tc>
+          <w:tcPr>
+            <w:tcW w:type="dxa" w:w="1263"/>
+            <w:tcMar>
+              <w:top w:type="dxa" w:w="70"/>
+              <w:left w:type="dxa" w:w="110"/>
+              <w:bottom w:type="dxa" w:w="70"/>
+              <w:right w:type="dxa" w:w="110"/>
+            </w:tcMar>
+          </w:tcPr>
+          <w:p>
+            <w:pPr>
+              <w:spacing w:after="0" w:line="250"/>
+              <w:jc w:val="right"/>
+            </w:pPr>
+            <w:r>
+              <w:rPr>
+                <w:rFonts w:ascii="Calibri" w:cs="Calibri" w:eastAsia="Calibri" w:hAnsi="Calibri"/>
+                <w:b w:val="false"/>
+                <w:bCs w:val="false"/>
+                <w:color w:val="000000"/>
+                <w:sz w:val="19"/>
+                <w:szCs w:val="19"/>
+              </w:rPr>
+              <w:t>89.0%</w:t>
+            </w:r>
+          </w:p>
+        </w:tc>
+        <w:tc>
+          <w:tcPr>
+            <w:tcW w:type="dxa" w:w="5412"/>
+            <w:tcMar>
+              <w:top w:type="dxa" w:w="70"/>
+              <w:left w:type="dxa" w:w="110"/>
+              <w:bottom w:type="dxa" w:w="70"/>
+              <w:right w:type="dxa" w:w="110"/>
+            </w:tcMar>
+          </w:tcPr>
+          <w:p>
+            <w:pPr>
+              <w:spacing w:after="0" w:line="250"/>
+            </w:pPr>
+            <w:r>
+              <w:rPr>
+                <w:rFonts w:ascii="Calibri" w:cs="Calibri" w:eastAsia="Calibri" w:hAnsi="Calibri"/>
+                <w:b w:val="false"/>
+                <w:bCs w:val="false"/>
+                <w:color w:val="000000"/>
+                <w:sz w:val="19"/>
+                <w:szCs w:val="19"/>
+              </w:rPr>
+              <w:t>Included for reference only</w:t>
             </w:r>
           </w:p>
         </w:tc>
@@ -10555,7 +11101,7 @@
           <w:sz w:val="21"/>
           <w:szCs w:val="21"/>
         </w:rPr>
-        <w:t xml:space="preserve">Two measurement bugs were found and fixed while getting to these numbers, and both are worth knowing about because they are easy mistakes.</w:t>
+        <w:t>Four measurement defects were found and fixed while getting to these numbers. All four made the model look better than it was, and none of them would have been visible to anyone reading the dashboard.</w:t>
       </w:r>
     </w:p>
     <w:p>
@@ -10582,6 +11128,32 @@
           <w:szCs w:val="21"/>
         </w:rPr>
         <w:t xml:space="preserve">The backtest was only scoring hours that had a sale. It iterated the rows present in the sales table, so it never scored an hour where the model predicted demand and none arrived - it was skipping the questions it got wrong. Scoring the full store-by-article-by-hour grid with absent slots as true zeros made the reported numbers worse before the fixes made them better, which is exactly what should have happened.</w:t>
+      </w:r>
+    </w:p>
+    <w:p>
+      <w:pPr>
+        <w:spacing w:after="140" w:line="276"/>
+      </w:pPr>
+      <w:r>
+        <w:rPr>
+          <w:rFonts w:ascii="Calibri" w:cs="Calibri" w:eastAsia="Calibri" w:hAnsi="Calibri"/>
+          <w:sz w:val="21"/>
+          <w:szCs w:val="21"/>
+        </w:rPr>
+        <w:t>The backtest was fitting on the data it was about to be scored on. The model learned from the whole series, holdout included, then graded itself on the last two weeks of that same series. It now learns from the training window alone. Store-day WAPE moved from 28.8 to 30.2 per cent as a result, which is the correct direction: the earlier figure was flattering.</w:t>
+      </w:r>
+    </w:p>
+    <w:p>
+      <w:pPr>
+        <w:spacing w:after="140" w:line="276"/>
+      </w:pPr>
+      <w:r>
+        <w:rPr>
+          <w:rFonts w:ascii="Calibri" w:cs="Calibri" w:eastAsia="Calibri" w:hAnsi="Calibri"/>
+          <w:sz w:val="21"/>
+          <w:szCs w:val="21"/>
+        </w:rPr>
+        <w:t>Unmeasured forecasts were being counted as confirmed zero sales. A forecast for an hour that has not happened yet has no actual, and that was stored in a way the accuracy view read as "measured, and nothing sold". A store showing 12.5 predicted units against 0 actual was not a forecasting failure — it was tomorrow.</w:t>
       </w:r>
     </w:p>
     <w:p>
@@ -10637,7 +11209,7 @@
           <w:sz w:val="21"/>
           <w:szCs w:val="21"/>
         </w:rPr>
-        <w:t xml:space="preserve">AIService at /ai exposes the scenario output, two aggregate views, twelve entity-bound actions for working the queues, and three unbound actions: recalculate re-runs the engines; simulateForecast forecasts one article without persisting anything; simulateMarkdown scores a candidate discount against doing nothing.</w:t>
+        <w:t>AIService at /ai exposes the scenario output, two aggregate views, the activity log, the outcome ledger, fourteen entity-bound actions for working the queues and four unbound ones. Every one of them requires a role: reading needs Viewer, working the queue needs StoreManager, and re-running or re-measuring the models needs Analyst.</w:t>
       </w:r>
     </w:p>
     <w:p>
@@ -10699,7 +11271,254 @@
           <w:sz w:val="24"/>
           <w:szCs w:val="24"/>
         </w:rPr>
-        <w:t xml:space="preserve">5.4 The dataset</w:t>
+        <w:t>5.4 Checking whether the models were actually right</w:t>
+      </w:r>
+    </w:p>
+    <w:p>
+      <w:pPr>
+        <w:spacing w:after="140" w:line="276"/>
+      </w:pPr>
+      <w:r>
+        <w:rPr>
+          <w:rFonts w:ascii="Calibri" w:cs="Calibri" w:eastAsia="Calibri" w:hAnsi="Calibri"/>
+          <w:sz w:val="21"/>
+          <w:szCs w:val="21"/>
+        </w:rPr>
+        <w:t>Two questions can be asked of the system directly, rather than taken on trust. Both need the analyst or manager sign-in.</w:t>
+      </w:r>
+    </w:p>
+    <w:p>
+      <w:pPr>
+        <w:pStyle w:val="Heading3"/>
+        <w:spacing w:after="100" w:before="200"/>
+      </w:pPr>
+      <w:r>
+        <w:rPr>
+          <w:rFonts w:ascii="Calibri" w:cs="Calibri" w:eastAsia="Calibri" w:hAnsi="Calibri"/>
+          <w:b/>
+          <w:bCs/>
+          <w:color w:val="2E2E2E"/>
+          <w:sz w:val="22"/>
+          <w:szCs w:val="22"/>
+        </w:rPr>
+        <w:t>Did the forecast match what sold?</w:t>
+      </w:r>
+    </w:p>
+    <w:p>
+      <w:pPr>
+        <w:spacing w:after="140" w:line="276"/>
+      </w:pPr>
+      <w:r>
+        <w:rPr>
+          <w:rFonts w:ascii="Calibri" w:cs="Calibri" w:eastAsia="Calibri" w:hAnsi="Calibri"/>
+          <w:sz w:val="21"/>
+          <w:szCs w:val="21"/>
+        </w:rPr>
+        <w:t>There is a catch worth explaining, because it surprises people. Forecasts run forward from the last hour in the data, so on a fixed dataset every forecast sits in the future and there is nothing yet to compare them against. Asking for a score straight away correctly reports that nothing has elapsed.</w:t>
+      </w:r>
+    </w:p>
+    <w:p>
+      <w:pPr>
+        <w:spacing w:after="140" w:line="276"/>
+      </w:pPr>
+      <w:r>
+        <w:rPr>
+          <w:rFonts w:ascii="Calibri" w:cs="Calibri" w:eastAsia="Calibri" w:hAnsi="Calibri"/>
+          <w:sz w:val="21"/>
+          <w:szCs w:val="21"/>
+        </w:rPr>
+        <w:t>To get a real measurement, replay the forecast from a point inside the loaded history. The model is then given only what was knowable at that moment, and forecasts into days that have already happened:</w:t>
+      </w:r>
+    </w:p>
+    <w:p>
+      <w:pPr>
+        <w:shd w:fill="F2F5F8" w:color="auto" w:val="clear"/>
+        <w:spacing w:after="140" w:before="60"/>
+        <w:ind w:left="340"/>
+      </w:pPr>
+      <w:r>
+        <w:rPr>
+          <w:rFonts w:ascii="Consolas" w:cs="Consolas" w:eastAsia="Consolas" w:hAnsi="Consolas"/>
+          <w:sz w:val="19"/>
+          <w:szCs w:val="19"/>
+        </w:rPr>
+        <w:t>curl -u analyst:analyst -X POST localhost:4004/ai/recalculate \</w:t>
+      </w:r>
+    </w:p>
+    <w:p>
+      <w:pPr>
+        <w:shd w:fill="F2F5F8" w:color="auto" w:val="clear"/>
+        <w:spacing w:after="140" w:before="60"/>
+        <w:ind w:left="340"/>
+      </w:pPr>
+      <w:r>
+        <w:rPr>
+          <w:rFonts w:ascii="Consolas" w:cs="Consolas" w:eastAsia="Consolas" w:hAnsi="Consolas"/>
+          <w:sz w:val="19"/>
+          <w:szCs w:val="19"/>
+        </w:rPr>
+        <w:t xml:space="preserve">  -H 'Content-Type: application/json' \</w:t>
+      </w:r>
+    </w:p>
+    <w:p>
+      <w:pPr>
+        <w:shd w:fill="F2F5F8" w:color="auto" w:val="clear"/>
+        <w:spacing w:after="140" w:before="60"/>
+        <w:ind w:left="340"/>
+      </w:pPr>
+      <w:r>
+        <w:rPr>
+          <w:rFonts w:ascii="Consolas" w:cs="Consolas" w:eastAsia="Consolas" w:hAnsi="Consolas"/>
+          <w:sz w:val="19"/>
+          <w:szCs w:val="19"/>
+        </w:rPr>
+        <w:t xml:space="preserve">  -d '{"scenario":"DEMAND_FORECAST","asOf":"2026-06-26T12:00:00Z"}'</w:t>
+      </w:r>
+    </w:p>
+    <w:p>
+      <w:pPr>
+        <w:shd w:fill="F2F5F8" w:color="auto" w:val="clear"/>
+        <w:spacing w:after="140" w:before="60"/>
+        <w:ind w:left="340"/>
+      </w:pPr>
+      <w:r>
+        <w:rPr>
+          <w:rFonts w:ascii="Consolas" w:cs="Consolas" w:eastAsia="Consolas" w:hAnsi="Consolas"/>
+          <w:sz w:val="19"/>
+          <w:szCs w:val="19"/>
+        </w:rPr>
+        <w:t>curl -u analyst:analyst -X POST localhost:4004/ai/backfillActuals \</w:t>
+      </w:r>
+    </w:p>
+    <w:p>
+      <w:pPr>
+        <w:shd w:fill="F2F5F8" w:color="auto" w:val="clear"/>
+        <w:spacing w:after="140" w:before="60"/>
+        <w:ind w:left="340"/>
+      </w:pPr>
+      <w:r>
+        <w:rPr>
+          <w:rFonts w:ascii="Consolas" w:cs="Consolas" w:eastAsia="Consolas" w:hAnsi="Consolas"/>
+          <w:sz w:val="19"/>
+          <w:szCs w:val="19"/>
+        </w:rPr>
+        <w:t xml:space="preserve">  -H 'Content-Type: application/json' -d '{}'</w:t>
+      </w:r>
+    </w:p>
+    <w:p>
+      <w:pPr>
+        <w:spacing w:after="140" w:line="276"/>
+      </w:pPr>
+      <w:r>
+        <w:rPr>
+          <w:rFonts w:ascii="Calibri" w:cs="Calibri" w:eastAsia="Calibri" w:hAnsi="Calibri"/>
+          <w:sz w:val="21"/>
+          <w:szCs w:val="21"/>
+        </w:rPr>
+        <w:t>That reports how many forecast hours were matched, the live WAPE and the live bias. The bias is reported next to the WAPE for the reason given in 5.2: at this grain the error measure alone cannot tell you which way the model is wrong. The result also lands on the model scorecard in the command centre, next to the backtest figures.</w:t>
+      </w:r>
+    </w:p>
+    <w:p>
+      <w:pPr>
+        <w:pStyle w:val="Heading3"/>
+        <w:spacing w:after="100" w:before="200"/>
+      </w:pPr>
+      <w:r>
+        <w:rPr>
+          <w:rFonts w:ascii="Calibri" w:cs="Calibri" w:eastAsia="Calibri" w:hAnsi="Calibri"/>
+          <w:b/>
+          <w:bCs/>
+          <w:color w:val="2E2E2E"/>
+          <w:sz w:val="22"/>
+          <w:szCs w:val="22"/>
+        </w:rPr>
+        <w:t>Did acting on a recommendation actually work?</w:t>
+      </w:r>
+    </w:p>
+    <w:p>
+      <w:pPr>
+        <w:spacing w:after="140" w:line="276"/>
+      </w:pPr>
+      <w:r>
+        <w:rPr>
+          <w:rFonts w:ascii="Calibri" w:cs="Calibri" w:eastAsia="Calibri" w:hAnsi="Calibri"/>
+          <w:sz w:val="21"/>
+          <w:szCs w:val="21"/>
+        </w:rPr>
+        <w:t>Every order released and every markdown applied opens an outcome recording what was expected. Asking for those to be evaluated measures what really happened and records a verdict — confirmed, missed or inconclusive — with the reasoning in plain words.</w:t>
+      </w:r>
+    </w:p>
+    <w:p>
+      <w:pPr>
+        <w:spacing w:after="140" w:line="276"/>
+      </w:pPr>
+      <w:r>
+        <w:rPr>
+          <w:rFonts w:ascii="Calibri" w:cs="Calibri" w:eastAsia="Calibri" w:hAnsi="Calibri"/>
+          <w:sz w:val="21"/>
+          <w:szCs w:val="21"/>
+        </w:rPr>
+        <w:t>The same catch applies, and the system is careful about it. An outcome from an action taken today, against a dataset that ends in July, stays pending. It is not marked as a failure, because there is no evidence either way and saying otherwise would be a claim the data cannot support. Passing a date inside the loaded history replays the measurement instead:</w:t>
+      </w:r>
+    </w:p>
+    <w:p>
+      <w:pPr>
+        <w:shd w:fill="F2F5F8" w:color="auto" w:val="clear"/>
+        <w:spacing w:after="140" w:before="60"/>
+        <w:ind w:left="340"/>
+      </w:pPr>
+      <w:r>
+        <w:rPr>
+          <w:rFonts w:ascii="Consolas" w:cs="Consolas" w:eastAsia="Consolas" w:hAnsi="Consolas"/>
+          <w:sz w:val="19"/>
+          <w:szCs w:val="19"/>
+        </w:rPr>
+        <w:t>curl -u analyst:analyst -X POST localhost:4004/ai/evaluateOutcomes \</w:t>
+      </w:r>
+    </w:p>
+    <w:p>
+      <w:pPr>
+        <w:shd w:fill="F2F5F8" w:color="auto" w:val="clear"/>
+        <w:spacing w:after="140" w:before="60"/>
+        <w:ind w:left="340"/>
+      </w:pPr>
+      <w:r>
+        <w:rPr>
+          <w:rFonts w:ascii="Consolas" w:cs="Consolas" w:eastAsia="Consolas" w:hAnsi="Consolas"/>
+          <w:sz w:val="19"/>
+          <w:szCs w:val="19"/>
+        </w:rPr>
+        <w:t xml:space="preserve">  -H 'Content-Type: application/json' -d '{"asOf":"2026-06-20"}'</w:t>
+      </w:r>
+    </w:p>
+    <w:p>
+      <w:pPr>
+        <w:spacing w:after="140" w:line="276"/>
+      </w:pPr>
+      <w:r>
+        <w:rPr>
+          <w:rFonts w:ascii="Calibri" w:cs="Calibri" w:eastAsia="Calibri" w:hAnsi="Calibri"/>
+          <w:sz w:val="21"/>
+          <w:szCs w:val="21"/>
+        </w:rPr>
+        <w:t>Replayed verdicts are labelled as such in their text, so a confirmed outcome from a replay can never be mistaken for one measured in the ordinary course of events. Read the results at /ai/ScenarioOutcomes, or through the API Explorer.</w:t>
+      </w:r>
+    </w:p>
+    <w:p>
+      <w:pPr>
+        <w:pStyle w:val="Heading2"/>
+        <w:spacing w:after="120" w:before="280"/>
+      </w:pPr>
+      <w:r>
+        <w:rPr>
+          <w:rFonts w:ascii="Calibri" w:cs="Calibri" w:eastAsia="Calibri" w:hAnsi="Calibri"/>
+          <w:b/>
+          <w:bCs/>
+          <w:color w:val="1F4E79"/>
+          <w:sz w:val="24"/>
+          <w:szCs w:val="24"/>
+        </w:rPr>
+        <w:t>5.5 The dataset</w:t>
       </w:r>
     </w:p>
     <w:tbl>
@@ -10748,7 +11567,7 @@
                 <w:sz w:val="19"/>
                 <w:szCs w:val="19"/>
               </w:rPr>
-              <w:t xml:space="preserve">Entity</w:t>
+              <w:t>Entity</w:t>
             </w:r>
           </w:p>
         </w:tc>
@@ -10777,7 +11596,7 @@
                 <w:sz w:val="19"/>
                 <w:szCs w:val="19"/>
               </w:rPr>
-              <w:t xml:space="preserve">Rows</w:t>
+              <w:t>Rows</w:t>
             </w:r>
           </w:p>
         </w:tc>
@@ -10805,7 +11624,7 @@
                 <w:sz w:val="19"/>
                 <w:szCs w:val="19"/>
               </w:rPr>
-              <w:t xml:space="preserve">Entity</w:t>
+              <w:t>Entity</w:t>
             </w:r>
           </w:p>
         </w:tc>
@@ -10834,7 +11653,7 @@
                 <w:sz w:val="19"/>
                 <w:szCs w:val="19"/>
               </w:rPr>
-              <w:t xml:space="preserve">Rows</w:t>
+              <w:t>Rows</w:t>
             </w:r>
           </w:p>
         </w:tc>
@@ -10863,7 +11682,7 @@
                 <w:sz w:val="19"/>
                 <w:szCs w:val="19"/>
               </w:rPr>
-              <w:t xml:space="preserve">HourlySales</w:t>
+              <w:t>HourlySales</w:t>
             </w:r>
           </w:p>
         </w:tc>
@@ -10891,7 +11710,7 @@
                 <w:sz w:val="19"/>
                 <w:szCs w:val="19"/>
               </w:rPr>
-              <w:t xml:space="preserve">27,118</w:t>
+              <w:t>27,118</w:t>
             </w:r>
           </w:p>
         </w:tc>
@@ -10918,7 +11737,7 @@
                 <w:sz w:val="19"/>
                 <w:szCs w:val="19"/>
               </w:rPr>
-              <w:t xml:space="preserve">ShrinkAlerts</w:t>
+              <w:t>ShrinkAlerts</w:t>
             </w:r>
           </w:p>
         </w:tc>
@@ -10946,7 +11765,7 @@
                 <w:sz w:val="19"/>
                 <w:szCs w:val="19"/>
               </w:rPr>
-              <w:t xml:space="preserve">676</w:t>
+              <w:t>676</w:t>
             </w:r>
           </w:p>
         </w:tc>
@@ -10955,35 +11774,33 @@
         <w:tc>
           <w:tcPr>
             <w:tcW w:type="dxa" w:w="2706"/>
-            <w:shd w:fill="F2F5F8" w:color="auto" w:val="clear"/>
-            <w:tcMar>
-              <w:top w:type="dxa" w:w="70"/>
-              <w:left w:type="dxa" w:w="110"/>
-              <w:bottom w:type="dxa" w:w="70"/>
-              <w:right w:type="dxa" w:w="110"/>
-            </w:tcMar>
-          </w:tcPr>
-          <w:p>
-            <w:pPr>
-              <w:spacing w:after="0" w:line="250"/>
-            </w:pPr>
-            <w:r>
-              <w:rPr>
-                <w:rFonts w:ascii="Calibri" w:cs="Calibri" w:eastAsia="Calibri" w:hAnsi="Calibri"/>
-                <w:b w:val="false"/>
-                <w:bCs w:val="false"/>
-                <w:color w:val="000000"/>
-                <w:sz w:val="19"/>
-                <w:szCs w:val="19"/>
-              </w:rPr>
-              <w:t xml:space="preserve">ReceiptItems</w:t>
+            <w:tcMar>
+              <w:top w:type="dxa" w:w="70"/>
+              <w:left w:type="dxa" w:w="110"/>
+              <w:bottom w:type="dxa" w:w="70"/>
+              <w:right w:type="dxa" w:w="110"/>
+            </w:tcMar>
+          </w:tcPr>
+          <w:p>
+            <w:pPr>
+              <w:spacing w:after="0" w:line="250"/>
+            </w:pPr>
+            <w:r>
+              <w:rPr>
+                <w:rFonts w:ascii="Calibri" w:cs="Calibri" w:eastAsia="Calibri" w:hAnsi="Calibri"/>
+                <w:b w:val="false"/>
+                <w:bCs w:val="false"/>
+                <w:color w:val="000000"/>
+                <w:sz w:val="19"/>
+                <w:szCs w:val="19"/>
+              </w:rPr>
+              <w:t>ReceiptItems</w:t>
             </w:r>
           </w:p>
         </w:tc>
         <w:tc>
           <w:tcPr>
             <w:tcW w:type="dxa" w:w="1263"/>
-            <w:shd w:fill="F2F5F8" w:color="auto" w:val="clear"/>
             <w:tcMar>
               <w:top w:type="dxa" w:w="70"/>
               <w:left w:type="dxa" w:w="110"/>
@@ -11005,42 +11822,40 @@
                 <w:sz w:val="19"/>
                 <w:szCs w:val="19"/>
               </w:rPr>
-              <w:t xml:space="preserve">29,054</w:t>
+              <w:t>29,054</w:t>
             </w:r>
           </w:p>
         </w:tc>
         <w:tc>
           <w:tcPr>
             <w:tcW w:type="dxa" w:w="3608"/>
-            <w:shd w:fill="F2F5F8" w:color="auto" w:val="clear"/>
-            <w:tcMar>
-              <w:top w:type="dxa" w:w="70"/>
-              <w:left w:type="dxa" w:w="110"/>
-              <w:bottom w:type="dxa" w:w="70"/>
-              <w:right w:type="dxa" w:w="110"/>
-            </w:tcMar>
-          </w:tcPr>
-          <w:p>
-            <w:pPr>
-              <w:spacing w:after="0" w:line="250"/>
-            </w:pPr>
-            <w:r>
-              <w:rPr>
-                <w:rFonts w:ascii="Calibri" w:cs="Calibri" w:eastAsia="Calibri" w:hAnsi="Calibri"/>
-                <w:b w:val="false"/>
-                <w:bCs w:val="false"/>
-                <w:color w:val="000000"/>
-                <w:sz w:val="19"/>
-                <w:szCs w:val="19"/>
-              </w:rPr>
-              <w:t xml:space="preserve">ReplenishmentTasks</w:t>
+            <w:tcMar>
+              <w:top w:type="dxa" w:w="70"/>
+              <w:left w:type="dxa" w:w="110"/>
+              <w:bottom w:type="dxa" w:w="70"/>
+              <w:right w:type="dxa" w:w="110"/>
+            </w:tcMar>
+          </w:tcPr>
+          <w:p>
+            <w:pPr>
+              <w:spacing w:after="0" w:line="250"/>
+            </w:pPr>
+            <w:r>
+              <w:rPr>
+                <w:rFonts w:ascii="Calibri" w:cs="Calibri" w:eastAsia="Calibri" w:hAnsi="Calibri"/>
+                <w:b w:val="false"/>
+                <w:bCs w:val="false"/>
+                <w:color w:val="000000"/>
+                <w:sz w:val="19"/>
+                <w:szCs w:val="19"/>
+              </w:rPr>
+              <w:t>ReplenishmentTasks</w:t>
             </w:r>
           </w:p>
         </w:tc>
         <w:tc>
           <w:tcPr>
             <w:tcW w:type="dxa" w:w="1443"/>
-            <w:shd w:fill="F2F5F8" w:color="auto" w:val="clear"/>
             <w:tcMar>
               <w:top w:type="dxa" w:w="70"/>
               <w:left w:type="dxa" w:w="110"/>
@@ -11062,7 +11877,7 @@
                 <w:sz w:val="19"/>
                 <w:szCs w:val="19"/>
               </w:rPr>
-              <w:t xml:space="preserve">198</w:t>
+              <w:t>194</w:t>
             </w:r>
           </w:p>
         </w:tc>
@@ -11091,7 +11906,7 @@
                 <w:sz w:val="19"/>
                 <w:szCs w:val="19"/>
               </w:rPr>
-              <w:t xml:space="preserve">Receipts</w:t>
+              <w:t>Receipts</w:t>
             </w:r>
           </w:p>
         </w:tc>
@@ -11119,7 +11934,7 @@
                 <w:sz w:val="19"/>
                 <w:szCs w:val="19"/>
               </w:rPr>
-              <w:t xml:space="preserve">18,401</w:t>
+              <w:t>18,401</w:t>
             </w:r>
           </w:p>
         </w:tc>
@@ -11146,7 +11961,7 @@
                 <w:sz w:val="19"/>
                 <w:szCs w:val="19"/>
               </w:rPr>
-              <w:t xml:space="preserve">MarkdownRecommendations</w:t>
+              <w:t>MarkdownRecommendations</w:t>
             </w:r>
           </w:p>
         </w:tc>
@@ -11174,7 +11989,7 @@
                 <w:sz w:val="19"/>
                 <w:szCs w:val="19"/>
               </w:rPr>
-              <w:t xml:space="preserve">146</w:t>
+              <w:t>146</w:t>
             </w:r>
           </w:p>
         </w:tc>
@@ -11183,35 +11998,33 @@
         <w:tc>
           <w:tcPr>
             <w:tcW w:type="dxa" w:w="2706"/>
-            <w:shd w:fill="F2F5F8" w:color="auto" w:val="clear"/>
-            <w:tcMar>
-              <w:top w:type="dxa" w:w="70"/>
-              <w:left w:type="dxa" w:w="110"/>
-              <w:bottom w:type="dxa" w:w="70"/>
-              <w:right w:type="dxa" w:w="110"/>
-            </w:tcMar>
-          </w:tcPr>
-          <w:p>
-            <w:pPr>
-              <w:spacing w:after="0" w:line="250"/>
-            </w:pPr>
-            <w:r>
-              <w:rPr>
-                <w:rFonts w:ascii="Calibri" w:cs="Calibri" w:eastAsia="Calibri" w:hAnsi="Calibri"/>
-                <w:b w:val="false"/>
-                <w:bCs w:val="false"/>
-                <w:color w:val="000000"/>
-                <w:sz w:val="19"/>
-                <w:szCs w:val="19"/>
-              </w:rPr>
-              <w:t xml:space="preserve">InventorySnapshots</w:t>
+            <w:tcMar>
+              <w:top w:type="dxa" w:w="70"/>
+              <w:left w:type="dxa" w:w="110"/>
+              <w:bottom w:type="dxa" w:w="70"/>
+              <w:right w:type="dxa" w:w="110"/>
+            </w:tcMar>
+          </w:tcPr>
+          <w:p>
+            <w:pPr>
+              <w:spacing w:after="0" w:line="250"/>
+            </w:pPr>
+            <w:r>
+              <w:rPr>
+                <w:rFonts w:ascii="Calibri" w:cs="Calibri" w:eastAsia="Calibri" w:hAnsi="Calibri"/>
+                <w:b w:val="false"/>
+                <w:bCs w:val="false"/>
+                <w:color w:val="000000"/>
+                <w:sz w:val="19"/>
+                <w:szCs w:val="19"/>
+              </w:rPr>
+              <w:t>InventorySnapshots</w:t>
             </w:r>
           </w:p>
         </w:tc>
         <w:tc>
           <w:tcPr>
             <w:tcW w:type="dxa" w:w="1263"/>
-            <w:shd w:fill="F2F5F8" w:color="auto" w:val="clear"/>
             <w:tcMar>
               <w:top w:type="dxa" w:w="70"/>
               <w:left w:type="dxa" w:w="110"/>
@@ -11233,42 +12046,40 @@
                 <w:sz w:val="19"/>
                 <w:szCs w:val="19"/>
               </w:rPr>
-              <w:t xml:space="preserve">17,640</w:t>
+              <w:t>17,640</w:t>
             </w:r>
           </w:p>
         </w:tc>
         <w:tc>
           <w:tcPr>
             <w:tcW w:type="dxa" w:w="3608"/>
-            <w:shd w:fill="F2F5F8" w:color="auto" w:val="clear"/>
-            <w:tcMar>
-              <w:top w:type="dxa" w:w="70"/>
-              <w:left w:type="dxa" w:w="110"/>
-              <w:bottom w:type="dxa" w:w="70"/>
-              <w:right w:type="dxa" w:w="110"/>
-            </w:tcMar>
-          </w:tcPr>
-          <w:p>
-            <w:pPr>
-              <w:spacing w:after="0" w:line="250"/>
-            </w:pPr>
-            <w:r>
-              <w:rPr>
-                <w:rFonts w:ascii="Calibri" w:cs="Calibri" w:eastAsia="Calibri" w:hAnsi="Calibri"/>
-                <w:b w:val="false"/>
-                <w:bCs w:val="false"/>
-                <w:color w:val="000000"/>
-                <w:sz w:val="19"/>
-                <w:szCs w:val="19"/>
-              </w:rPr>
-              <w:t xml:space="preserve">DemandForecasts</w:t>
+            <w:tcMar>
+              <w:top w:type="dxa" w:w="70"/>
+              <w:left w:type="dxa" w:w="110"/>
+              <w:bottom w:type="dxa" w:w="70"/>
+              <w:right w:type="dxa" w:w="110"/>
+            </w:tcMar>
+          </w:tcPr>
+          <w:p>
+            <w:pPr>
+              <w:spacing w:after="0" w:line="250"/>
+            </w:pPr>
+            <w:r>
+              <w:rPr>
+                <w:rFonts w:ascii="Calibri" w:cs="Calibri" w:eastAsia="Calibri" w:hAnsi="Calibri"/>
+                <w:b w:val="false"/>
+                <w:bCs w:val="false"/>
+                <w:color w:val="000000"/>
+                <w:sz w:val="19"/>
+                <w:szCs w:val="19"/>
+              </w:rPr>
+              <w:t>DemandForecasts</w:t>
             </w:r>
           </w:p>
         </w:tc>
         <w:tc>
           <w:tcPr>
             <w:tcW w:type="dxa" w:w="1443"/>
-            <w:shd w:fill="F2F5F8" w:color="auto" w:val="clear"/>
             <w:tcMar>
               <w:top w:type="dxa" w:w="70"/>
               <w:left w:type="dxa" w:w="110"/>
@@ -11290,7 +12101,7 @@
                 <w:sz w:val="19"/>
                 <w:szCs w:val="19"/>
               </w:rPr>
-              <w:t xml:space="preserve">1,996</w:t>
+              <w:t>1,962</w:t>
             </w:r>
           </w:p>
         </w:tc>
@@ -11319,7 +12130,7 @@
                 <w:sz w:val="19"/>
                 <w:szCs w:val="19"/>
               </w:rPr>
-              <w:t xml:space="preserve">FootfallReadings</w:t>
+              <w:t>FootfallReadings</w:t>
             </w:r>
           </w:p>
         </w:tc>
@@ -11347,7 +12158,7 @@
                 <w:sz w:val="19"/>
                 <w:szCs w:val="19"/>
               </w:rPr>
-              <w:t xml:space="preserve">9,221</w:t>
+              <w:t>9,221</w:t>
             </w:r>
           </w:p>
         </w:tc>
@@ -11374,7 +12185,7 @@
                 <w:sz w:val="19"/>
                 <w:szCs w:val="19"/>
               </w:rPr>
-              <w:t xml:space="preserve">NextBestOffers</w:t>
+              <w:t>NextBestOffers</w:t>
             </w:r>
           </w:p>
         </w:tc>
@@ -11402,7 +12213,7 @@
                 <w:sz w:val="19"/>
                 <w:szCs w:val="19"/>
               </w:rPr>
-              <w:t xml:space="preserve">842</w:t>
+              <w:t>842</w:t>
             </w:r>
           </w:p>
         </w:tc>
@@ -11411,35 +12222,33 @@
         <w:tc>
           <w:tcPr>
             <w:tcW w:type="dxa" w:w="2706"/>
-            <w:shd w:fill="F2F5F8" w:color="auto" w:val="clear"/>
-            <w:tcMar>
-              <w:top w:type="dxa" w:w="70"/>
-              <w:left w:type="dxa" w:w="110"/>
-              <w:bottom w:type="dxa" w:w="70"/>
-              <w:right w:type="dxa" w:w="110"/>
-            </w:tcMar>
-          </w:tcPr>
-          <w:p>
-            <w:pPr>
-              <w:spacing w:after="0" w:line="250"/>
-            </w:pPr>
-            <w:r>
-              <w:rPr>
-                <w:rFonts w:ascii="Calibri" w:cs="Calibri" w:eastAsia="Calibri" w:hAnsi="Calibri"/>
-                <w:b w:val="false"/>
-                <w:bCs w:val="false"/>
-                <w:color w:val="000000"/>
-                <w:sz w:val="19"/>
-                <w:szCs w:val="19"/>
-              </w:rPr>
-              <w:t xml:space="preserve">Cancellations</w:t>
+            <w:tcMar>
+              <w:top w:type="dxa" w:w="70"/>
+              <w:left w:type="dxa" w:w="110"/>
+              <w:bottom w:type="dxa" w:w="70"/>
+              <w:right w:type="dxa" w:w="110"/>
+            </w:tcMar>
+          </w:tcPr>
+          <w:p>
+            <w:pPr>
+              <w:spacing w:after="0" w:line="250"/>
+            </w:pPr>
+            <w:r>
+              <w:rPr>
+                <w:rFonts w:ascii="Calibri" w:cs="Calibri" w:eastAsia="Calibri" w:hAnsi="Calibri"/>
+                <w:b w:val="false"/>
+                <w:bCs w:val="false"/>
+                <w:color w:val="000000"/>
+                <w:sz w:val="19"/>
+                <w:szCs w:val="19"/>
+              </w:rPr>
+              <w:t>Cancellations</w:t>
             </w:r>
           </w:p>
         </w:tc>
         <w:tc>
           <w:tcPr>
             <w:tcW w:type="dxa" w:w="1263"/>
-            <w:shd w:fill="F2F5F8" w:color="auto" w:val="clear"/>
             <w:tcMar>
               <w:top w:type="dxa" w:w="70"/>
               <w:left w:type="dxa" w:w="110"/>
@@ -11461,42 +12270,40 @@
                 <w:sz w:val="19"/>
                 <w:szCs w:val="19"/>
               </w:rPr>
-              <w:t xml:space="preserve">5,411</w:t>
+              <w:t>5,411</w:t>
             </w:r>
           </w:p>
         </w:tc>
         <w:tc>
           <w:tcPr>
             <w:tcW w:type="dxa" w:w="3608"/>
-            <w:shd w:fill="F2F5F8" w:color="auto" w:val="clear"/>
-            <w:tcMar>
-              <w:top w:type="dxa" w:w="70"/>
-              <w:left w:type="dxa" w:w="110"/>
-              <w:bottom w:type="dxa" w:w="70"/>
-              <w:right w:type="dxa" w:w="110"/>
-            </w:tcMar>
-          </w:tcPr>
-          <w:p>
-            <w:pPr>
-              <w:spacing w:after="0" w:line="250"/>
-            </w:pPr>
-            <w:r>
-              <w:rPr>
-                <w:rFonts w:ascii="Calibri" w:cs="Calibri" w:eastAsia="Calibri" w:hAnsi="Calibri"/>
-                <w:b w:val="false"/>
-                <w:bCs w:val="false"/>
-                <w:color w:val="000000"/>
-                <w:sz w:val="19"/>
-                <w:szCs w:val="19"/>
-              </w:rPr>
-              <w:t xml:space="preserve">BasketAffinities</w:t>
+            <w:tcMar>
+              <w:top w:type="dxa" w:w="70"/>
+              <w:left w:type="dxa" w:w="110"/>
+              <w:bottom w:type="dxa" w:w="70"/>
+              <w:right w:type="dxa" w:w="110"/>
+            </w:tcMar>
+          </w:tcPr>
+          <w:p>
+            <w:pPr>
+              <w:spacing w:after="0" w:line="250"/>
+            </w:pPr>
+            <w:r>
+              <w:rPr>
+                <w:rFonts w:ascii="Calibri" w:cs="Calibri" w:eastAsia="Calibri" w:hAnsi="Calibri"/>
+                <w:b w:val="false"/>
+                <w:bCs w:val="false"/>
+                <w:color w:val="000000"/>
+                <w:sz w:val="19"/>
+                <w:szCs w:val="19"/>
+              </w:rPr>
+              <w:t>BasketAffinities</w:t>
             </w:r>
           </w:p>
         </w:tc>
         <w:tc>
           <w:tcPr>
             <w:tcW w:type="dxa" w:w="1443"/>
-            <w:shd w:fill="F2F5F8" w:color="auto" w:val="clear"/>
             <w:tcMar>
               <w:top w:type="dxa" w:w="70"/>
               <w:left w:type="dxa" w:w="110"/>
@@ -11518,7 +12325,7 @@
                 <w:sz w:val="19"/>
                 <w:szCs w:val="19"/>
               </w:rPr>
-              <w:t xml:space="preserve">33</w:t>
+              <w:t>33</w:t>
             </w:r>
           </w:p>
         </w:tc>
@@ -11547,7 +12354,7 @@
                 <w:sz w:val="19"/>
                 <w:szCs w:val="19"/>
               </w:rPr>
-              <w:t xml:space="preserve">ShelfSensorReadings</w:t>
+              <w:t>ShelfSensorReadings</w:t>
             </w:r>
           </w:p>
         </w:tc>
@@ -11575,7 +12382,7 @@
                 <w:sz w:val="19"/>
                 <w:szCs w:val="19"/>
               </w:rPr>
-              <w:t xml:space="preserve">3,738</w:t>
+              <w:t>3,738</w:t>
             </w:r>
           </w:p>
         </w:tc>
@@ -11602,7 +12409,7 @@
                 <w:sz w:val="19"/>
                 <w:szCs w:val="19"/>
               </w:rPr>
-              <w:t xml:space="preserve">ColdChainAlerts</w:t>
+              <w:t>ColdChainAlerts</w:t>
             </w:r>
           </w:p>
         </w:tc>
@@ -11630,7 +12437,7 @@
                 <w:sz w:val="19"/>
                 <w:szCs w:val="19"/>
               </w:rPr>
-              <w:t xml:space="preserve">16</w:t>
+              <w:t>16</w:t>
             </w:r>
           </w:p>
         </w:tc>
@@ -11639,35 +12446,33 @@
         <w:tc>
           <w:tcPr>
             <w:tcW w:type="dxa" w:w="2706"/>
-            <w:shd w:fill="F2F5F8" w:color="auto" w:val="clear"/>
-            <w:tcMar>
-              <w:top w:type="dxa" w:w="70"/>
-              <w:left w:type="dxa" w:w="110"/>
-              <w:bottom w:type="dxa" w:w="70"/>
-              <w:right w:type="dxa" w:w="110"/>
-            </w:tcMar>
-          </w:tcPr>
-          <w:p>
-            <w:pPr>
-              <w:spacing w:after="0" w:line="250"/>
-            </w:pPr>
-            <w:r>
-              <w:rPr>
-                <w:rFonts w:ascii="Calibri" w:cs="Calibri" w:eastAsia="Calibri" w:hAnsi="Calibri"/>
-                <w:b w:val="false"/>
-                <w:bCs w:val="false"/>
-                <w:color w:val="000000"/>
-                <w:sz w:val="19"/>
-                <w:szCs w:val="19"/>
-              </w:rPr>
-              <w:t xml:space="preserve">Articles</w:t>
+            <w:tcMar>
+              <w:top w:type="dxa" w:w="70"/>
+              <w:left w:type="dxa" w:w="110"/>
+              <w:bottom w:type="dxa" w:w="70"/>
+              <w:right w:type="dxa" w:w="110"/>
+            </w:tcMar>
+          </w:tcPr>
+          <w:p>
+            <w:pPr>
+              <w:spacing w:after="0" w:line="250"/>
+            </w:pPr>
+            <w:r>
+              <w:rPr>
+                <w:rFonts w:ascii="Calibri" w:cs="Calibri" w:eastAsia="Calibri" w:hAnsi="Calibri"/>
+                <w:b w:val="false"/>
+                <w:bCs w:val="false"/>
+                <w:color w:val="000000"/>
+                <w:sz w:val="19"/>
+                <w:szCs w:val="19"/>
+              </w:rPr>
+              <w:t>Articles</w:t>
             </w:r>
           </w:p>
         </w:tc>
         <w:tc>
           <w:tcPr>
             <w:tcW w:type="dxa" w:w="1263"/>
-            <w:shd w:fill="F2F5F8" w:color="auto" w:val="clear"/>
             <w:tcMar>
               <w:top w:type="dxa" w:w="70"/>
               <w:left w:type="dxa" w:w="110"/>
@@ -11689,42 +12494,40 @@
                 <w:sz w:val="19"/>
                 <w:szCs w:val="19"/>
               </w:rPr>
-              <w:t xml:space="preserve">327</w:t>
+              <w:t>327</w:t>
             </w:r>
           </w:p>
         </w:tc>
         <w:tc>
           <w:tcPr>
             <w:tcW w:type="dxa" w:w="3608"/>
-            <w:shd w:fill="F2F5F8" w:color="auto" w:val="clear"/>
-            <w:tcMar>
-              <w:top w:type="dxa" w:w="70"/>
-              <w:left w:type="dxa" w:w="110"/>
-              <w:bottom w:type="dxa" w:w="70"/>
-              <w:right w:type="dxa" w:w="110"/>
-            </w:tcMar>
-          </w:tcPr>
-          <w:p>
-            <w:pPr>
-              <w:spacing w:after="0" w:line="250"/>
-            </w:pPr>
-            <w:r>
-              <w:rPr>
-                <w:rFonts w:ascii="Calibri" w:cs="Calibri" w:eastAsia="Calibri" w:hAnsi="Calibri"/>
-                <w:b w:val="false"/>
-                <w:bCs w:val="false"/>
-                <w:color w:val="000000"/>
-                <w:sz w:val="19"/>
-                <w:szCs w:val="19"/>
-              </w:rPr>
-              <w:t xml:space="preserve">AIInsights</w:t>
+            <w:tcMar>
+              <w:top w:type="dxa" w:w="70"/>
+              <w:left w:type="dxa" w:w="110"/>
+              <w:bottom w:type="dxa" w:w="70"/>
+              <w:right w:type="dxa" w:w="110"/>
+            </w:tcMar>
+          </w:tcPr>
+          <w:p>
+            <w:pPr>
+              <w:spacing w:after="0" w:line="250"/>
+            </w:pPr>
+            <w:r>
+              <w:rPr>
+                <w:rFonts w:ascii="Calibri" w:cs="Calibri" w:eastAsia="Calibri" w:hAnsi="Calibri"/>
+                <w:b w:val="false"/>
+                <w:bCs w:val="false"/>
+                <w:color w:val="000000"/>
+                <w:sz w:val="19"/>
+                <w:szCs w:val="19"/>
+              </w:rPr>
+              <w:t>AIInsights</w:t>
             </w:r>
           </w:p>
         </w:tc>
         <w:tc>
           <w:tcPr>
             <w:tcW w:type="dxa" w:w="1443"/>
-            <w:shd w:fill="F2F5F8" w:color="auto" w:val="clear"/>
             <w:tcMar>
               <w:top w:type="dxa" w:w="70"/>
               <w:left w:type="dxa" w:w="110"/>
@@ -11746,7 +12549,7 @@
                 <w:sz w:val="19"/>
                 <w:szCs w:val="19"/>
               </w:rPr>
-              <w:t xml:space="preserve">107</w:t>
+              <w:t>107</w:t>
             </w:r>
           </w:p>
         </w:tc>
@@ -11775,7 +12578,7 @@
                 <w:sz w:val="19"/>
                 <w:szCs w:val="19"/>
               </w:rPr>
-              <w:t xml:space="preserve">Customers</w:t>
+              <w:t>Customers</w:t>
             </w:r>
           </w:p>
         </w:tc>
@@ -11803,7 +12606,7 @@
                 <w:sz w:val="19"/>
                 <w:szCs w:val="19"/>
               </w:rPr>
-              <w:t xml:space="preserve">480</w:t>
+              <w:t>480</w:t>
             </w:r>
           </w:p>
         </w:tc>
@@ -11830,7 +12633,7 @@
                 <w:sz w:val="19"/>
                 <w:szCs w:val="19"/>
               </w:rPr>
-              <w:t xml:space="preserve">Stores</w:t>
+              <w:t>Stores</w:t>
             </w:r>
           </w:p>
         </w:tc>
@@ -11858,7 +12661,7 @@
                 <w:sz w:val="19"/>
                 <w:szCs w:val="19"/>
               </w:rPr>
-              <w:t xml:space="preserve">6</w:t>
+              <w:t>6</w:t>
             </w:r>
           </w:p>
         </w:tc>
@@ -11899,7 +12702,7 @@
           <w:sz w:val="24"/>
           <w:szCs w:val="24"/>
         </w:rPr>
-        <w:t xml:space="preserve">5.5 Deploying to SAP HANA Cloud</w:t>
+        <w:t>5.6 Deploying to SAP HANA Cloud</w:t>
       </w:r>
     </w:p>
     <w:p>
@@ -12613,6 +13416,88 @@
       </w:r>
     </w:p>
     <w:p>
+      <w:pPr>
+        <w:pStyle w:val="Heading2"/>
+        <w:spacing w:after="120" w:before="280"/>
+      </w:pPr>
+      <w:r>
+        <w:rPr>
+          <w:rFonts w:ascii="Calibri" w:cs="Calibri" w:eastAsia="Calibri" w:hAnsi="Calibri"/>
+          <w:b/>
+          <w:bCs/>
+          <w:color w:val="1F4E79"/>
+          <w:sz w:val="24"/>
+          <w:szCs w:val="24"/>
+        </w:rPr>
+        <w:t>6.2 Things that look like faults and are not</w:t>
+      </w:r>
+    </w:p>
+    <w:p>
+      <w:pPr>
+        <w:spacing w:after="140" w:line="276"/>
+      </w:pPr>
+      <w:r>
+        <w:rPr>
+          <w:rFonts w:ascii="Calibri" w:cs="Calibri" w:eastAsia="Calibri" w:hAnsi="Calibri"/>
+          <w:sz w:val="21"/>
+          <w:szCs w:val="21"/>
+        </w:rPr>
+        <w:t>A button does nothing and the console shows 403. That is the permission system. Acknowledging, resolving, dismissing, releasing an order and applying a markdown all need the StoreManager role; re-running the engines needs Analyst. Sign in as manager for the full set.</w:t>
+      </w:r>
+    </w:p>
+    <w:p>
+      <w:pPr>
+        <w:spacing w:after="140" w:line="276"/>
+      </w:pPr>
+      <w:r>
+        <w:rPr>
+          <w:rFonts w:ascii="Calibri" w:cs="Calibri" w:eastAsia="Calibri" w:hAnsi="Calibri"/>
+          <w:sz w:val="21"/>
+          <w:szCs w:val="21"/>
+        </w:rPr>
+        <w:t>The forecast accuracy check reports that nothing has elapsed. Correct, and explained in 5.4. Forecasts run forward from the last hour in the data, so on a fixed dataset there is nothing yet to score them against. Replay from a date inside the loaded history to get a real measurement.</w:t>
+      </w:r>
+    </w:p>
+    <w:p>
+      <w:pPr>
+        <w:spacing w:after="140" w:line="276"/>
+      </w:pPr>
+      <w:r>
+        <w:rPr>
+          <w:rFonts w:ascii="Calibri" w:cs="Calibri" w:eastAsia="Calibri" w:hAnsi="Calibri"/>
+          <w:sz w:val="21"/>
+          <w:szCs w:val="21"/>
+        </w:rPr>
+        <w:t>An outcome stays pending after you evaluate it. Also correct. The action was taken today and the sales data ends in July, so there is no evidence either way. The system deliberately will not record that as a failure.</w:t>
+      </w:r>
+    </w:p>
+    <w:p>
+      <w:pPr>
+        <w:spacing w:after="140" w:line="276"/>
+      </w:pPr>
+      <w:r>
+        <w:rPr>
+          <w:rFonts w:ascii="Calibri" w:cs="Calibri" w:eastAsia="Calibri" w:hAnsi="Calibri"/>
+          <w:sz w:val="21"/>
+          <w:szCs w:val="21"/>
+        </w:rPr>
+        <w:t>The row count in the workbench toolbar is larger than the number of rows on screen. That is the point — the table shows 100 rows at a time and the toolbar reports the whole collection. Use Previous and Next below the table.</w:t>
+      </w:r>
+    </w:p>
+    <w:p>
+      <w:pPr>
+        <w:spacing w:after="140" w:line="276"/>
+      </w:pPr>
+      <w:r>
+        <w:rPr>
+          <w:rFonts w:ascii="Calibri" w:cs="Calibri" w:eastAsia="Calibri" w:hAnsi="Calibri"/>
+          <w:sz w:val="21"/>
+          <w:szCs w:val="21"/>
+        </w:rPr>
+        <w:t>A search returns nothing for a number or a date. Only text columns are searched. Sort by the column instead.</w:t>
+      </w:r>
+    </w:p>
+    <w:p>
       <w:r>
         <w:br w:type="page"/>
       </w:r>
@@ -12693,7 +13578,7 @@
                 <w:sz w:val="19"/>
                 <w:szCs w:val="19"/>
               </w:rPr>
-              <w:t xml:space="preserve">Path</w:t>
+              <w:t>Path</w:t>
             </w:r>
           </w:p>
         </w:tc>
@@ -12721,7 +13606,7 @@
                 <w:sz w:val="19"/>
                 <w:szCs w:val="19"/>
               </w:rPr>
-              <w:t xml:space="preserve">Contents</w:t>
+              <w:t>Contents</w:t>
             </w:r>
           </w:p>
         </w:tc>
@@ -12750,7 +13635,7 @@
                 <w:sz w:val="19"/>
                 <w:szCs w:val="19"/>
               </w:rPr>
-              <w:t xml:space="preserve">db/schema.cds</w:t>
+              <w:t>db/schema.cds</w:t>
             </w:r>
           </w:p>
         </w:tc>
@@ -12777,7 +13662,7 @@
                 <w:sz w:val="19"/>
                 <w:szCs w:val="19"/>
               </w:rPr>
-              <w:t xml:space="preserve">Operational model - stores, terminals, articles, sales, inventory, telemetry</w:t>
+              <w:t>Operational model - stores, terminals, articles, receipts, sensors</w:t>
             </w:r>
           </w:p>
         </w:tc>
@@ -12786,56 +13671,54 @@
         <w:tc>
           <w:tcPr>
             <w:tcW w:type="dxa" w:w="2706"/>
-            <w:shd w:fill="F2F5F8" w:color="auto" w:val="clear"/>
-            <w:tcMar>
-              <w:top w:type="dxa" w:w="70"/>
-              <w:left w:type="dxa" w:w="110"/>
-              <w:bottom w:type="dxa" w:w="70"/>
-              <w:right w:type="dxa" w:w="110"/>
-            </w:tcMar>
-          </w:tcPr>
-          <w:p>
-            <w:pPr>
-              <w:spacing w:after="0" w:line="250"/>
-            </w:pPr>
-            <w:r>
-              <w:rPr>
-                <w:rFonts w:ascii="Calibri" w:cs="Calibri" w:eastAsia="Calibri" w:hAnsi="Calibri"/>
-                <w:b w:val="false"/>
-                <w:bCs w:val="false"/>
-                <w:color w:val="000000"/>
-                <w:sz w:val="19"/>
-                <w:szCs w:val="19"/>
-              </w:rPr>
-              <w:t xml:space="preserve">db/ai-schema.cds</w:t>
+            <w:tcMar>
+              <w:top w:type="dxa" w:w="70"/>
+              <w:left w:type="dxa" w:w="110"/>
+              <w:bottom w:type="dxa" w:w="70"/>
+              <w:right w:type="dxa" w:w="110"/>
+            </w:tcMar>
+          </w:tcPr>
+          <w:p>
+            <w:pPr>
+              <w:spacing w:after="0" w:line="250"/>
+            </w:pPr>
+            <w:r>
+              <w:rPr>
+                <w:rFonts w:ascii="Calibri" w:cs="Calibri" w:eastAsia="Calibri" w:hAnsi="Calibri"/>
+                <w:b w:val="false"/>
+                <w:bCs w:val="false"/>
+                <w:color w:val="000000"/>
+                <w:sz w:val="19"/>
+                <w:szCs w:val="19"/>
+              </w:rPr>
+              <w:t>db/ai-schema.cds</w:t>
             </w:r>
           </w:p>
         </w:tc>
         <w:tc>
           <w:tcPr>
             <w:tcW w:type="dxa" w:w="6314"/>
-            <w:shd w:fill="F2F5F8" w:color="auto" w:val="clear"/>
-            <w:tcMar>
-              <w:top w:type="dxa" w:w="70"/>
-              <w:left w:type="dxa" w:w="110"/>
-              <w:bottom w:type="dxa" w:w="70"/>
-              <w:right w:type="dxa" w:w="110"/>
-            </w:tcMar>
-          </w:tcPr>
-          <w:p>
-            <w:pPr>
-              <w:spacing w:after="0" w:line="250"/>
-            </w:pPr>
-            <w:r>
-              <w:rPr>
-                <w:rFonts w:ascii="Calibri" w:cs="Calibri" w:eastAsia="Calibri" w:hAnsi="Calibri"/>
-                <w:b w:val="false"/>
-                <w:bCs w:val="false"/>
-                <w:color w:val="000000"/>
-                <w:sz w:val="19"/>
-                <w:szCs w:val="19"/>
-              </w:rPr>
-              <w:t xml:space="preserve">Scenario output - forecasts, alerts, tasks, recommendations, insight feed</w:t>
+            <w:tcMar>
+              <w:top w:type="dxa" w:w="70"/>
+              <w:left w:type="dxa" w:w="110"/>
+              <w:bottom w:type="dxa" w:w="70"/>
+              <w:right w:type="dxa" w:w="110"/>
+            </w:tcMar>
+          </w:tcPr>
+          <w:p>
+            <w:pPr>
+              <w:spacing w:after="0" w:line="250"/>
+            </w:pPr>
+            <w:r>
+              <w:rPr>
+                <w:rFonts w:ascii="Calibri" w:cs="Calibri" w:eastAsia="Calibri" w:hAnsi="Calibri"/>
+                <w:b w:val="false"/>
+                <w:bCs w:val="false"/>
+                <w:color w:val="000000"/>
+                <w:sz w:val="19"/>
+                <w:szCs w:val="19"/>
+              </w:rPr>
+              <w:t>Scenario output - forecasts, alerts, tasks, offers - plus the activity log and the outcome ledger</w:t>
             </w:r>
           </w:p>
         </w:tc>
@@ -12864,7 +13747,7 @@
                 <w:sz w:val="19"/>
                 <w:szCs w:val="19"/>
               </w:rPr>
-              <w:t xml:space="preserve">db/data/</w:t>
+              <w:t>db/data/</w:t>
             </w:r>
           </w:p>
         </w:tc>
@@ -12891,7 +13774,7 @@
                 <w:sz w:val="19"/>
                 <w:szCs w:val="19"/>
               </w:rPr>
-              <w:t xml:space="preserve">25 seed CSV files, the deployable dataset</w:t>
+              <w:t>25 seed CSV files, the deployable dataset</w:t>
             </w:r>
           </w:p>
         </w:tc>
@@ -12900,56 +13783,54 @@
         <w:tc>
           <w:tcPr>
             <w:tcW w:type="dxa" w:w="2706"/>
-            <w:shd w:fill="F2F5F8" w:color="auto" w:val="clear"/>
-            <w:tcMar>
-              <w:top w:type="dxa" w:w="70"/>
-              <w:left w:type="dxa" w:w="110"/>
-              <w:bottom w:type="dxa" w:w="70"/>
-              <w:right w:type="dxa" w:w="110"/>
-            </w:tcMar>
-          </w:tcPr>
-          <w:p>
-            <w:pPr>
-              <w:spacing w:after="0" w:line="250"/>
-            </w:pPr>
-            <w:r>
-              <w:rPr>
-                <w:rFonts w:ascii="Calibri" w:cs="Calibri" w:eastAsia="Calibri" w:hAnsi="Calibri"/>
-                <w:b w:val="false"/>
-                <w:bCs w:val="false"/>
-                <w:color w:val="000000"/>
-                <w:sz w:val="19"/>
-                <w:szCs w:val="19"/>
-              </w:rPr>
-              <w:t xml:space="preserve">srv/analytics-service.cds</w:t>
+            <w:tcMar>
+              <w:top w:type="dxa" w:w="70"/>
+              <w:left w:type="dxa" w:w="110"/>
+              <w:bottom w:type="dxa" w:w="70"/>
+              <w:right w:type="dxa" w:w="110"/>
+            </w:tcMar>
+          </w:tcPr>
+          <w:p>
+            <w:pPr>
+              <w:spacing w:after="0" w:line="250"/>
+            </w:pPr>
+            <w:r>
+              <w:rPr>
+                <w:rFonts w:ascii="Calibri" w:cs="Calibri" w:eastAsia="Calibri" w:hAnsi="Calibri"/>
+                <w:b w:val="false"/>
+                <w:bCs w:val="false"/>
+                <w:color w:val="000000"/>
+                <w:sz w:val="19"/>
+                <w:szCs w:val="19"/>
+              </w:rPr>
+              <w:t>srv/analytics-service.cds</w:t>
             </w:r>
           </w:p>
         </w:tc>
         <w:tc>
           <w:tcPr>
             <w:tcW w:type="dxa" w:w="6314"/>
-            <w:shd w:fill="F2F5F8" w:color="auto" w:val="clear"/>
-            <w:tcMar>
-              <w:top w:type="dxa" w:w="70"/>
-              <w:left w:type="dxa" w:w="110"/>
-              <w:bottom w:type="dxa" w:w="70"/>
-              <w:right w:type="dxa" w:w="110"/>
-            </w:tcMar>
-          </w:tcPr>
-          <w:p>
-            <w:pPr>
-              <w:spacing w:after="0" w:line="250"/>
-            </w:pPr>
-            <w:r>
-              <w:rPr>
-                <w:rFonts w:ascii="Calibri" w:cs="Calibri" w:eastAsia="Calibri" w:hAnsi="Calibri"/>
-                <w:b w:val="false"/>
-                <w:bCs w:val="false"/>
-                <w:color w:val="000000"/>
-                <w:sz w:val="19"/>
-                <w:szCs w:val="19"/>
-              </w:rPr>
-              <w:t xml:space="preserve">Read-only analytical service and its aggregate views</w:t>
+            <w:tcMar>
+              <w:top w:type="dxa" w:w="70"/>
+              <w:left w:type="dxa" w:w="110"/>
+              <w:bottom w:type="dxa" w:w="70"/>
+              <w:right w:type="dxa" w:w="110"/>
+            </w:tcMar>
+          </w:tcPr>
+          <w:p>
+            <w:pPr>
+              <w:spacing w:after="0" w:line="250"/>
+            </w:pPr>
+            <w:r>
+              <w:rPr>
+                <w:rFonts w:ascii="Calibri" w:cs="Calibri" w:eastAsia="Calibri" w:hAnsi="Calibri"/>
+                <w:b w:val="false"/>
+                <w:bCs w:val="false"/>
+                <w:color w:val="000000"/>
+                <w:sz w:val="19"/>
+                <w:szCs w:val="19"/>
+              </w:rPr>
+              <w:t>Read-only analytical service and its aggregate views</w:t>
             </w:r>
           </w:p>
         </w:tc>
@@ -12978,7 +13859,7 @@
                 <w:sz w:val="19"/>
                 <w:szCs w:val="19"/>
               </w:rPr>
-              <w:t xml:space="preserve">srv/ai-service.cds / .js</w:t>
+              <w:t>srv/ai-service.cds / .js</w:t>
             </w:r>
           </w:p>
         </w:tc>
@@ -13005,7 +13886,7 @@
                 <w:sz w:val="19"/>
                 <w:szCs w:val="19"/>
               </w:rPr>
-              <w:t xml:space="preserve">AI service definition and implementation</w:t>
+              <w:t>AI service definition and implementation, with the role requirements on every entity and action</w:t>
             </w:r>
           </w:p>
         </w:tc>
@@ -13014,56 +13895,54 @@
         <w:tc>
           <w:tcPr>
             <w:tcW w:type="dxa" w:w="2706"/>
-            <w:shd w:fill="F2F5F8" w:color="auto" w:val="clear"/>
-            <w:tcMar>
-              <w:top w:type="dxa" w:w="70"/>
-              <w:left w:type="dxa" w:w="110"/>
-              <w:bottom w:type="dxa" w:w="70"/>
-              <w:right w:type="dxa" w:w="110"/>
-            </w:tcMar>
-          </w:tcPr>
-          <w:p>
-            <w:pPr>
-              <w:spacing w:after="0" w:line="250"/>
-            </w:pPr>
-            <w:r>
-              <w:rPr>
-                <w:rFonts w:ascii="Calibri" w:cs="Calibri" w:eastAsia="Calibri" w:hAnsi="Calibri"/>
-                <w:b w:val="false"/>
-                <w:bCs w:val="false"/>
-                <w:color w:val="000000"/>
-                <w:sz w:val="19"/>
-                <w:szCs w:val="19"/>
-              </w:rPr>
-              <w:t xml:space="preserve">srv/lib/engines/</w:t>
+            <w:tcMar>
+              <w:top w:type="dxa" w:w="70"/>
+              <w:left w:type="dxa" w:w="110"/>
+              <w:bottom w:type="dxa" w:w="70"/>
+              <w:right w:type="dxa" w:w="110"/>
+            </w:tcMar>
+          </w:tcPr>
+          <w:p>
+            <w:pPr>
+              <w:spacing w:after="0" w:line="250"/>
+            </w:pPr>
+            <w:r>
+              <w:rPr>
+                <w:rFonts w:ascii="Calibri" w:cs="Calibri" w:eastAsia="Calibri" w:hAnsi="Calibri"/>
+                <w:b w:val="false"/>
+                <w:bCs w:val="false"/>
+                <w:color w:val="000000"/>
+                <w:sz w:val="19"/>
+                <w:szCs w:val="19"/>
+              </w:rPr>
+              <w:t>srv/lib/engines/</w:t>
             </w:r>
           </w:p>
         </w:tc>
         <w:tc>
           <w:tcPr>
             <w:tcW w:type="dxa" w:w="6314"/>
-            <w:shd w:fill="F2F5F8" w:color="auto" w:val="clear"/>
-            <w:tcMar>
-              <w:top w:type="dxa" w:w="70"/>
-              <w:left w:type="dxa" w:w="110"/>
-              <w:bottom w:type="dxa" w:w="70"/>
-              <w:right w:type="dxa" w:w="110"/>
-            </w:tcMar>
-          </w:tcPr>
-          <w:p>
-            <w:pPr>
-              <w:spacing w:after="0" w:line="250"/>
-            </w:pPr>
-            <w:r>
-              <w:rPr>
-                <w:rFonts w:ascii="Calibri" w:cs="Calibri" w:eastAsia="Calibri" w:hAnsi="Calibri"/>
-                <w:b w:val="false"/>
-                <w:bCs w:val="false"/>
-                <w:color w:val="000000"/>
-                <w:sz w:val="19"/>
-                <w:szCs w:val="19"/>
-              </w:rPr>
-              <w:t xml:space="preserve">The eight engines, as pure functions</w:t>
+            <w:tcMar>
+              <w:top w:type="dxa" w:w="70"/>
+              <w:left w:type="dxa" w:w="110"/>
+              <w:bottom w:type="dxa" w:w="70"/>
+              <w:right w:type="dxa" w:w="110"/>
+            </w:tcMar>
+          </w:tcPr>
+          <w:p>
+            <w:pPr>
+              <w:spacing w:after="0" w:line="250"/>
+            </w:pPr>
+            <w:r>
+              <w:rPr>
+                <w:rFonts w:ascii="Calibri" w:cs="Calibri" w:eastAsia="Calibri" w:hAnsi="Calibri"/>
+                <w:b w:val="false"/>
+                <w:bCs w:val="false"/>
+                <w:color w:val="000000"/>
+                <w:sz w:val="19"/>
+                <w:szCs w:val="19"/>
+              </w:rPr>
+              <w:t>The eight engines, as pure functions, including Croston’s method</w:t>
             </w:r>
           </w:p>
         </w:tc>
@@ -13092,7 +13971,7 @@
                 <w:sz w:val="19"/>
                 <w:szCs w:val="19"/>
               </w:rPr>
-              <w:t xml:space="preserve">srv/annotations/</w:t>
+              <w:t>srv/annotations/</w:t>
             </w:r>
           </w:p>
         </w:tc>
@@ -13119,7 +13998,7 @@
                 <w:sz w:val="19"/>
                 <w:szCs w:val="19"/>
               </w:rPr>
-              <w:t xml:space="preserve">Fiori elements UI definitions</w:t>
+              <w:t>Fiori elements UI definitions</w:t>
             </w:r>
           </w:p>
         </w:tc>
@@ -13128,56 +14007,54 @@
         <w:tc>
           <w:tcPr>
             <w:tcW w:type="dxa" w:w="2706"/>
-            <w:shd w:fill="F2F5F8" w:color="auto" w:val="clear"/>
-            <w:tcMar>
-              <w:top w:type="dxa" w:w="70"/>
-              <w:left w:type="dxa" w:w="110"/>
-              <w:bottom w:type="dxa" w:w="70"/>
-              <w:right w:type="dxa" w:w="110"/>
-            </w:tcMar>
-          </w:tcPr>
-          <w:p>
-            <w:pPr>
-              <w:spacing w:after="0" w:line="250"/>
-            </w:pPr>
-            <w:r>
-              <w:rPr>
-                <w:rFonts w:ascii="Calibri" w:cs="Calibri" w:eastAsia="Calibri" w:hAnsi="Calibri"/>
-                <w:b w:val="false"/>
-                <w:bCs w:val="false"/>
-                <w:color w:val="000000"/>
-                <w:sz w:val="19"/>
-                <w:szCs w:val="19"/>
-              </w:rPr>
-              <w:t xml:space="preserve">app/command-center/</w:t>
+            <w:tcMar>
+              <w:top w:type="dxa" w:w="70"/>
+              <w:left w:type="dxa" w:w="110"/>
+              <w:bottom w:type="dxa" w:w="70"/>
+              <w:right w:type="dxa" w:w="110"/>
+            </w:tcMar>
+          </w:tcPr>
+          <w:p>
+            <w:pPr>
+              <w:spacing w:after="0" w:line="250"/>
+            </w:pPr>
+            <w:r>
+              <w:rPr>
+                <w:rFonts w:ascii="Calibri" w:cs="Calibri" w:eastAsia="Calibri" w:hAnsi="Calibri"/>
+                <w:b w:val="false"/>
+                <w:bCs w:val="false"/>
+                <w:color w:val="000000"/>
+                <w:sz w:val="19"/>
+                <w:szCs w:val="19"/>
+              </w:rPr>
+              <w:t>app/assets/</w:t>
             </w:r>
           </w:p>
         </w:tc>
         <w:tc>
           <w:tcPr>
             <w:tcW w:type="dxa" w:w="6314"/>
-            <w:shd w:fill="F2F5F8" w:color="auto" w:val="clear"/>
-            <w:tcMar>
-              <w:top w:type="dxa" w:w="70"/>
-              <w:left w:type="dxa" w:w="110"/>
-              <w:bottom w:type="dxa" w:w="70"/>
-              <w:right w:type="dxa" w:w="110"/>
-            </w:tcMar>
-          </w:tcPr>
-          <w:p>
-            <w:pPr>
-              <w:spacing w:after="0" w:line="250"/>
-            </w:pPr>
-            <w:r>
-              <w:rPr>
-                <w:rFonts w:ascii="Calibri" w:cs="Calibri" w:eastAsia="Calibri" w:hAnsi="Calibri"/>
-                <w:b w:val="false"/>
-                <w:bCs w:val="false"/>
-                <w:color w:val="000000"/>
-                <w:sz w:val="19"/>
-                <w:szCs w:val="19"/>
-              </w:rPr>
-              <w:t xml:space="preserve">The AI Command Centre</w:t>
+            <w:tcMar>
+              <w:top w:type="dxa" w:w="70"/>
+              <w:left w:type="dxa" w:w="110"/>
+              <w:bottom w:type="dxa" w:w="70"/>
+              <w:right w:type="dxa" w:w="110"/>
+            </w:tcMar>
+          </w:tcPr>
+          <w:p>
+            <w:pPr>
+              <w:spacing w:after="0" w:line="250"/>
+            </w:pPr>
+            <w:r>
+              <w:rPr>
+                <w:rFonts w:ascii="Calibri" w:cs="Calibri" w:eastAsia="Calibri" w:hAnsi="Calibri"/>
+                <w:b w:val="false"/>
+                <w:bCs w:val="false"/>
+                <w:color w:val="000000"/>
+                <w:sz w:val="19"/>
+                <w:szCs w:val="19"/>
+              </w:rPr>
+              <w:t>The shared stylesheet and shell script every screen is built on</w:t>
             </w:r>
           </w:p>
         </w:tc>
@@ -13206,7 +14083,7 @@
                 <w:sz w:val="19"/>
                 <w:szCs w:val="19"/>
               </w:rPr>
-              <w:t xml:space="preserve">app/scenarios/</w:t>
+              <w:t>app/command-center/</w:t>
             </w:r>
           </w:p>
         </w:tc>
@@ -13233,7 +14110,7 @@
                 <w:sz w:val="19"/>
                 <w:szCs w:val="19"/>
               </w:rPr>
-              <w:t xml:space="preserve">The Scenario Workbench, all eight tabs</w:t>
+              <w:t>The AI Command Centre</w:t>
             </w:r>
           </w:p>
         </w:tc>
@@ -13242,56 +14119,54 @@
         <w:tc>
           <w:tcPr>
             <w:tcW w:type="dxa" w:w="2706"/>
-            <w:shd w:fill="F2F5F8" w:color="auto" w:val="clear"/>
-            <w:tcMar>
-              <w:top w:type="dxa" w:w="70"/>
-              <w:left w:type="dxa" w:w="110"/>
-              <w:bottom w:type="dxa" w:w="70"/>
-              <w:right w:type="dxa" w:w="110"/>
-            </w:tcMar>
-          </w:tcPr>
-          <w:p>
-            <w:pPr>
-              <w:spacing w:after="0" w:line="250"/>
-            </w:pPr>
-            <w:r>
-              <w:rPr>
-                <w:rFonts w:ascii="Calibri" w:cs="Calibri" w:eastAsia="Calibri" w:hAnsi="Calibri"/>
-                <w:b w:val="false"/>
-                <w:bCs w:val="false"/>
-                <w:color w:val="000000"/>
-                <w:sz w:val="19"/>
-                <w:szCs w:val="19"/>
-              </w:rPr>
-              <w:t xml:space="preserve">app/api/</w:t>
+            <w:tcMar>
+              <w:top w:type="dxa" w:w="70"/>
+              <w:left w:type="dxa" w:w="110"/>
+              <w:bottom w:type="dxa" w:w="70"/>
+              <w:right w:type="dxa" w:w="110"/>
+            </w:tcMar>
+          </w:tcPr>
+          <w:p>
+            <w:pPr>
+              <w:spacing w:after="0" w:line="250"/>
+            </w:pPr>
+            <w:r>
+              <w:rPr>
+                <w:rFonts w:ascii="Calibri" w:cs="Calibri" w:eastAsia="Calibri" w:hAnsi="Calibri"/>
+                <w:b w:val="false"/>
+                <w:bCs w:val="false"/>
+                <w:color w:val="000000"/>
+                <w:sz w:val="19"/>
+                <w:szCs w:val="19"/>
+              </w:rPr>
+              <w:t>app/scenarios/</w:t>
             </w:r>
           </w:p>
         </w:tc>
         <w:tc>
           <w:tcPr>
             <w:tcW w:type="dxa" w:w="6314"/>
-            <w:shd w:fill="F2F5F8" w:color="auto" w:val="clear"/>
-            <w:tcMar>
-              <w:top w:type="dxa" w:w="70"/>
-              <w:left w:type="dxa" w:w="110"/>
-              <w:bottom w:type="dxa" w:w="70"/>
-              <w:right w:type="dxa" w:w="110"/>
-            </w:tcMar>
-          </w:tcPr>
-          <w:p>
-            <w:pPr>
-              <w:spacing w:after="0" w:line="250"/>
-            </w:pPr>
-            <w:r>
-              <w:rPr>
-                <w:rFonts w:ascii="Calibri" w:cs="Calibri" w:eastAsia="Calibri" w:hAnsi="Calibri"/>
-                <w:b w:val="false"/>
-                <w:bCs w:val="false"/>
-                <w:color w:val="000000"/>
-                <w:sz w:val="19"/>
-                <w:szCs w:val="19"/>
-              </w:rPr>
-              <w:t xml:space="preserve">The API Explorer</w:t>
+            <w:tcMar>
+              <w:top w:type="dxa" w:w="70"/>
+              <w:left w:type="dxa" w:w="110"/>
+              <w:bottom w:type="dxa" w:w="70"/>
+              <w:right w:type="dxa" w:w="110"/>
+            </w:tcMar>
+          </w:tcPr>
+          <w:p>
+            <w:pPr>
+              <w:spacing w:after="0" w:line="250"/>
+            </w:pPr>
+            <w:r>
+              <w:rPr>
+                <w:rFonts w:ascii="Calibri" w:cs="Calibri" w:eastAsia="Calibri" w:hAnsi="Calibri"/>
+                <w:b w:val="false"/>
+                <w:bCs w:val="false"/>
+                <w:color w:val="000000"/>
+                <w:sz w:val="19"/>
+                <w:szCs w:val="19"/>
+              </w:rPr>
+              <w:t>The Scenario Workbench, all eight tabs</w:t>
             </w:r>
           </w:p>
         </w:tc>
@@ -13320,7 +14195,7 @@
                 <w:sz w:val="19"/>
                 <w:szCs w:val="19"/>
               </w:rPr>
-              <w:t xml:space="preserve">app/index.html</w:t>
+              <w:t>app/api/</w:t>
             </w:r>
           </w:p>
         </w:tc>
@@ -13347,7 +14222,7 @@
                 <w:sz w:val="19"/>
                 <w:szCs w:val="19"/>
               </w:rPr>
-              <w:t xml:space="preserve">The launchpad</w:t>
+              <w:t>The API Explorer</w:t>
             </w:r>
           </w:p>
         </w:tc>
@@ -13356,56 +14231,54 @@
         <w:tc>
           <w:tcPr>
             <w:tcW w:type="dxa" w:w="2706"/>
-            <w:shd w:fill="F2F5F8" w:color="auto" w:val="clear"/>
-            <w:tcMar>
-              <w:top w:type="dxa" w:w="70"/>
-              <w:left w:type="dxa" w:w="110"/>
-              <w:bottom w:type="dxa" w:w="70"/>
-              <w:right w:type="dxa" w:w="110"/>
-            </w:tcMar>
-          </w:tcPr>
-          <w:p>
-            <w:pPr>
-              <w:spacing w:after="0" w:line="250"/>
-            </w:pPr>
-            <w:r>
-              <w:rPr>
-                <w:rFonts w:ascii="Calibri" w:cs="Calibri" w:eastAsia="Calibri" w:hAnsi="Calibri"/>
-                <w:b w:val="false"/>
-                <w:bCs w:val="false"/>
-                <w:color w:val="000000"/>
-                <w:sz w:val="19"/>
-                <w:szCs w:val="19"/>
-              </w:rPr>
-              <w:t xml:space="preserve">app/*/webapp/</w:t>
+            <w:tcMar>
+              <w:top w:type="dxa" w:w="70"/>
+              <w:left w:type="dxa" w:w="110"/>
+              <w:bottom w:type="dxa" w:w="70"/>
+              <w:right w:type="dxa" w:w="110"/>
+            </w:tcMar>
+          </w:tcPr>
+          <w:p>
+            <w:pPr>
+              <w:spacing w:after="0" w:line="250"/>
+            </w:pPr>
+            <w:r>
+              <w:rPr>
+                <w:rFonts w:ascii="Calibri" w:cs="Calibri" w:eastAsia="Calibri" w:hAnsi="Calibri"/>
+                <w:b w:val="false"/>
+                <w:bCs w:val="false"/>
+                <w:color w:val="000000"/>
+                <w:sz w:val="19"/>
+                <w:szCs w:val="19"/>
+              </w:rPr>
+              <w:t>app/index.html</w:t>
             </w:r>
           </w:p>
         </w:tc>
         <w:tc>
           <w:tcPr>
             <w:tcW w:type="dxa" w:w="6314"/>
-            <w:shd w:fill="F2F5F8" w:color="auto" w:val="clear"/>
-            <w:tcMar>
-              <w:top w:type="dxa" w:w="70"/>
-              <w:left w:type="dxa" w:w="110"/>
-              <w:bottom w:type="dxa" w:w="70"/>
-              <w:right w:type="dxa" w:w="110"/>
-            </w:tcMar>
-          </w:tcPr>
-          <w:p>
-            <w:pPr>
-              <w:spacing w:after="0" w:line="250"/>
-            </w:pPr>
-            <w:r>
-              <w:rPr>
-                <w:rFonts w:ascii="Calibri" w:cs="Calibri" w:eastAsia="Calibri" w:hAnsi="Calibri"/>
-                <w:b w:val="false"/>
-                <w:bCs w:val="false"/>
-                <w:color w:val="000000"/>
-                <w:sz w:val="19"/>
-                <w:szCs w:val="19"/>
-              </w:rPr>
-              <w:t xml:space="preserve">The eight Fiori elements applications</w:t>
+            <w:tcMar>
+              <w:top w:type="dxa" w:w="70"/>
+              <w:left w:type="dxa" w:w="110"/>
+              <w:bottom w:type="dxa" w:w="70"/>
+              <w:right w:type="dxa" w:w="110"/>
+            </w:tcMar>
+          </w:tcPr>
+          <w:p>
+            <w:pPr>
+              <w:spacing w:after="0" w:line="250"/>
+            </w:pPr>
+            <w:r>
+              <w:rPr>
+                <w:rFonts w:ascii="Calibri" w:cs="Calibri" w:eastAsia="Calibri" w:hAnsi="Calibri"/>
+                <w:b w:val="false"/>
+                <w:bCs w:val="false"/>
+                <w:color w:val="000000"/>
+                <w:sz w:val="19"/>
+                <w:szCs w:val="19"/>
+              </w:rPr>
+              <w:t>The launchpad</w:t>
             </w:r>
           </w:p>
         </w:tc>
@@ -13434,7 +14307,7 @@
                 <w:sz w:val="19"/>
                 <w:szCs w:val="19"/>
               </w:rPr>
-              <w:t xml:space="preserve">tools/</w:t>
+              <w:t>app/*/webapp/</w:t>
             </w:r>
           </w:p>
         </w:tc>
@@ -13461,7 +14334,7 @@
                 <w:sz w:val="19"/>
                 <w:szCs w:val="19"/>
               </w:rPr>
-              <w:t xml:space="preserve">The three pipeline stages plus the sync helper</w:t>
+              <w:t>The eight Fiori elements applications</w:t>
             </w:r>
           </w:p>
         </w:tc>
@@ -13470,56 +14343,54 @@
         <w:tc>
           <w:tcPr>
             <w:tcW w:type="dxa" w:w="2706"/>
-            <w:shd w:fill="F2F5F8" w:color="auto" w:val="clear"/>
-            <w:tcMar>
-              <w:top w:type="dxa" w:w="70"/>
-              <w:left w:type="dxa" w:w="110"/>
-              <w:bottom w:type="dxa" w:w="70"/>
-              <w:right w:type="dxa" w:w="110"/>
-            </w:tcMar>
-          </w:tcPr>
-          <w:p>
-            <w:pPr>
-              <w:spacing w:after="0" w:line="250"/>
-            </w:pPr>
-            <w:r>
-              <w:rPr>
-                <w:rFonts w:ascii="Calibri" w:cs="Calibri" w:eastAsia="Calibri" w:hAnsi="Calibri"/>
-                <w:b w:val="false"/>
-                <w:bCs w:val="false"/>
-                <w:color w:val="000000"/>
-                <w:sz w:val="19"/>
-                <w:szCs w:val="19"/>
-              </w:rPr>
-              <w:t xml:space="preserve">test/engines.test.js</w:t>
+            <w:tcMar>
+              <w:top w:type="dxa" w:w="70"/>
+              <w:left w:type="dxa" w:w="110"/>
+              <w:bottom w:type="dxa" w:w="70"/>
+              <w:right w:type="dxa" w:w="110"/>
+            </w:tcMar>
+          </w:tcPr>
+          <w:p>
+            <w:pPr>
+              <w:spacing w:after="0" w:line="250"/>
+            </w:pPr>
+            <w:r>
+              <w:rPr>
+                <w:rFonts w:ascii="Calibri" w:cs="Calibri" w:eastAsia="Calibri" w:hAnsi="Calibri"/>
+                <w:b w:val="false"/>
+                <w:bCs w:val="false"/>
+                <w:color w:val="000000"/>
+                <w:sz w:val="19"/>
+                <w:szCs w:val="19"/>
+              </w:rPr>
+              <w:t>tools/</w:t>
             </w:r>
           </w:p>
         </w:tc>
         <w:tc>
           <w:tcPr>
             <w:tcW w:type="dxa" w:w="6314"/>
-            <w:shd w:fill="F2F5F8" w:color="auto" w:val="clear"/>
-            <w:tcMar>
-              <w:top w:type="dxa" w:w="70"/>
-              <w:left w:type="dxa" w:w="110"/>
-              <w:bottom w:type="dxa" w:w="70"/>
-              <w:right w:type="dxa" w:w="110"/>
-            </w:tcMar>
-          </w:tcPr>
-          <w:p>
-            <w:pPr>
-              <w:spacing w:after="0" w:line="250"/>
-            </w:pPr>
-            <w:r>
-              <w:rPr>
-                <w:rFonts w:ascii="Calibri" w:cs="Calibri" w:eastAsia="Calibri" w:hAnsi="Calibri"/>
-                <w:b w:val="false"/>
-                <w:bCs w:val="false"/>
-                <w:color w:val="000000"/>
-                <w:sz w:val="19"/>
-                <w:szCs w:val="19"/>
-              </w:rPr>
-              <w:t xml:space="preserve">23 unit tests</w:t>
+            <w:tcMar>
+              <w:top w:type="dxa" w:w="70"/>
+              <w:left w:type="dxa" w:w="110"/>
+              <w:bottom w:type="dxa" w:w="70"/>
+              <w:right w:type="dxa" w:w="110"/>
+            </w:tcMar>
+          </w:tcPr>
+          <w:p>
+            <w:pPr>
+              <w:spacing w:after="0" w:line="250"/>
+            </w:pPr>
+            <w:r>
+              <w:rPr>
+                <w:rFonts w:ascii="Calibri" w:cs="Calibri" w:eastAsia="Calibri" w:hAnsi="Calibri"/>
+                <w:b w:val="false"/>
+                <w:bCs w:val="false"/>
+                <w:color w:val="000000"/>
+                <w:sz w:val="19"/>
+                <w:szCs w:val="19"/>
+              </w:rPr>
+              <w:t>The three pipeline stages plus the sync helper and the ETL merge tests</w:t>
             </w:r>
           </w:p>
         </w:tc>
@@ -13548,7 +14419,7 @@
                 <w:sz w:val="19"/>
                 <w:szCs w:val="19"/>
               </w:rPr>
-              <w:t xml:space="preserve">data/source/</w:t>
+              <w:t>test/</w:t>
             </w:r>
           </w:p>
         </w:tc>
@@ -13575,7 +14446,7 @@
                 <w:sz w:val="19"/>
                 <w:szCs w:val="19"/>
               </w:rPr>
-              <w:t xml:space="preserve">The original SAP exports, unmodified</w:t>
+              <w:t>Engine tests, service tests and the browser smoke test</w:t>
             </w:r>
           </w:p>
         </w:tc>
@@ -13584,56 +14455,54 @@
         <w:tc>
           <w:tcPr>
             <w:tcW w:type="dxa" w:w="2706"/>
-            <w:shd w:fill="F2F5F8" w:color="auto" w:val="clear"/>
-            <w:tcMar>
-              <w:top w:type="dxa" w:w="70"/>
-              <w:left w:type="dxa" w:w="110"/>
-              <w:bottom w:type="dxa" w:w="70"/>
-              <w:right w:type="dxa" w:w="110"/>
-            </w:tcMar>
-          </w:tcPr>
-          <w:p>
-            <w:pPr>
-              <w:spacing w:after="0" w:line="250"/>
-            </w:pPr>
-            <w:r>
-              <w:rPr>
-                <w:rFonts w:ascii="Calibri" w:cs="Calibri" w:eastAsia="Calibri" w:hAnsi="Calibri"/>
-                <w:b w:val="false"/>
-                <w:bCs w:val="false"/>
-                <w:color w:val="000000"/>
-                <w:sz w:val="19"/>
-                <w:szCs w:val="19"/>
-              </w:rPr>
-              <w:t xml:space="preserve">docs/</w:t>
+            <w:tcMar>
+              <w:top w:type="dxa" w:w="70"/>
+              <w:left w:type="dxa" w:w="110"/>
+              <w:bottom w:type="dxa" w:w="70"/>
+              <w:right w:type="dxa" w:w="110"/>
+            </w:tcMar>
+          </w:tcPr>
+          <w:p>
+            <w:pPr>
+              <w:spacing w:after="0" w:line="250"/>
+            </w:pPr>
+            <w:r>
+              <w:rPr>
+                <w:rFonts w:ascii="Calibri" w:cs="Calibri" w:eastAsia="Calibri" w:hAnsi="Calibri"/>
+                <w:b w:val="false"/>
+                <w:bCs w:val="false"/>
+                <w:color w:val="000000"/>
+                <w:sz w:val="19"/>
+                <w:szCs w:val="19"/>
+              </w:rPr>
+              <w:t>.github/workflows/ci.yml</w:t>
             </w:r>
           </w:p>
         </w:tc>
         <w:tc>
           <w:tcPr>
             <w:tcW w:type="dxa" w:w="6314"/>
-            <w:shd w:fill="F2F5F8" w:color="auto" w:val="clear"/>
-            <w:tcMar>
-              <w:top w:type="dxa" w:w="70"/>
-              <w:left w:type="dxa" w:w="110"/>
-              <w:bottom w:type="dxa" w:w="70"/>
-              <w:right w:type="dxa" w:w="110"/>
-            </w:tcMar>
-          </w:tcPr>
-          <w:p>
-            <w:pPr>
-              <w:spacing w:after="0" w:line="250"/>
-            </w:pPr>
-            <w:r>
-              <w:rPr>
-                <w:rFonts w:ascii="Calibri" w:cs="Calibri" w:eastAsia="Calibri" w:hAnsi="Calibri"/>
-                <w:b w:val="false"/>
-                <w:bCs w:val="false"/>
-                <w:color w:val="000000"/>
-                <w:sz w:val="19"/>
-                <w:szCs w:val="19"/>
-              </w:rPr>
-              <w:t xml:space="preserve">This guide, the technical report, the data model and HANA deployment references</w:t>
+            <w:tcMar>
+              <w:top w:type="dxa" w:w="70"/>
+              <w:left w:type="dxa" w:w="110"/>
+              <w:bottom w:type="dxa" w:w="70"/>
+              <w:right w:type="dxa" w:w="110"/>
+            </w:tcMar>
+          </w:tcPr>
+          <w:p>
+            <w:pPr>
+              <w:spacing w:after="0" w:line="250"/>
+            </w:pPr>
+            <w:r>
+              <w:rPr>
+                <w:rFonts w:ascii="Calibri" w:cs="Calibri" w:eastAsia="Calibri" w:hAnsi="Calibri"/>
+                <w:b w:val="false"/>
+                <w:bCs w:val="false"/>
+                <w:color w:val="000000"/>
+                <w:sz w:val="19"/>
+                <w:szCs w:val="19"/>
+              </w:rPr>
+              <w:t>Continuous integration</w:t>
             </w:r>
           </w:p>
         </w:tc>
@@ -13662,7 +14531,7 @@
                 <w:sz w:val="19"/>
                 <w:szCs w:val="19"/>
               </w:rPr>
-              <w:t xml:space="preserve">server.js</w:t>
+              <w:t>data/source/</w:t>
             </w:r>
           </w:p>
         </w:tc>
@@ -13689,7 +14558,7 @@
                 <w:sz w:val="19"/>
                 <w:szCs w:val="19"/>
               </w:rPr>
-              <w:t xml:space="preserve">CAP bootstrap - disables asset caching outside production</w:t>
+              <w:t>The original SAP exports, unmodified</w:t>
             </w:r>
           </w:p>
         </w:tc>
@@ -13698,56 +14567,166 @@
         <w:tc>
           <w:tcPr>
             <w:tcW w:type="dxa" w:w="2706"/>
-            <w:shd w:fill="F2F5F8" w:color="auto" w:val="clear"/>
-            <w:tcMar>
-              <w:top w:type="dxa" w:w="70"/>
-              <w:left w:type="dxa" w:w="110"/>
-              <w:bottom w:type="dxa" w:w="70"/>
-              <w:right w:type="dxa" w:w="110"/>
-            </w:tcMar>
-          </w:tcPr>
-          <w:p>
-            <w:pPr>
-              <w:spacing w:after="0" w:line="250"/>
-            </w:pPr>
-            <w:r>
-              <w:rPr>
-                <w:rFonts w:ascii="Calibri" w:cs="Calibri" w:eastAsia="Calibri" w:hAnsi="Calibri"/>
-                <w:b w:val="false"/>
-                <w:bCs w:val="false"/>
-                <w:color w:val="000000"/>
-                <w:sz w:val="19"/>
-                <w:szCs w:val="19"/>
-              </w:rPr>
-              <w:t xml:space="preserve">mta.yaml / xs-security.json</w:t>
+            <w:tcMar>
+              <w:top w:type="dxa" w:w="70"/>
+              <w:left w:type="dxa" w:w="110"/>
+              <w:bottom w:type="dxa" w:w="70"/>
+              <w:right w:type="dxa" w:w="110"/>
+            </w:tcMar>
+          </w:tcPr>
+          <w:p>
+            <w:pPr>
+              <w:spacing w:after="0" w:line="250"/>
+            </w:pPr>
+            <w:r>
+              <w:rPr>
+                <w:rFonts w:ascii="Calibri" w:cs="Calibri" w:eastAsia="Calibri" w:hAnsi="Calibri"/>
+                <w:b w:val="false"/>
+                <w:bCs w:val="false"/>
+                <w:color w:val="000000"/>
+                <w:sz w:val="19"/>
+                <w:szCs w:val="19"/>
+              </w:rPr>
+              <w:t>docs/</w:t>
             </w:r>
           </w:p>
         </w:tc>
         <w:tc>
           <w:tcPr>
             <w:tcW w:type="dxa" w:w="6314"/>
-            <w:shd w:fill="F2F5F8" w:color="auto" w:val="clear"/>
-            <w:tcMar>
-              <w:top w:type="dxa" w:w="70"/>
-              <w:left w:type="dxa" w:w="110"/>
-              <w:bottom w:type="dxa" w:w="70"/>
-              <w:right w:type="dxa" w:w="110"/>
-            </w:tcMar>
-          </w:tcPr>
-          <w:p>
-            <w:pPr>
-              <w:spacing w:after="0" w:line="250"/>
-            </w:pPr>
-            <w:r>
-              <w:rPr>
-                <w:rFonts w:ascii="Calibri" w:cs="Calibri" w:eastAsia="Calibri" w:hAnsi="Calibri"/>
-                <w:b w:val="false"/>
-                <w:bCs w:val="false"/>
-                <w:color w:val="000000"/>
-                <w:sz w:val="19"/>
-                <w:szCs w:val="19"/>
-              </w:rPr>
-              <w:t xml:space="preserve">Cloud Foundry deployment and security profile</w:t>
+            <w:tcMar>
+              <w:top w:type="dxa" w:w="70"/>
+              <w:left w:type="dxa" w:w="110"/>
+              <w:bottom w:type="dxa" w:w="70"/>
+              <w:right w:type="dxa" w:w="110"/>
+            </w:tcMar>
+          </w:tcPr>
+          <w:p>
+            <w:pPr>
+              <w:spacing w:after="0" w:line="250"/>
+            </w:pPr>
+            <w:r>
+              <w:rPr>
+                <w:rFonts w:ascii="Calibri" w:cs="Calibri" w:eastAsia="Calibri" w:hAnsi="Calibri"/>
+                <w:b w:val="false"/>
+                <w:bCs w:val="false"/>
+                <w:color w:val="000000"/>
+                <w:sz w:val="19"/>
+                <w:szCs w:val="19"/>
+              </w:rPr>
+              <w:t>This guide, the technical report, the data model reference and the HANA walkthrough</w:t>
+            </w:r>
+          </w:p>
+        </w:tc>
+      </w:tr>
+      <w:tr>
+        <w:tc>
+          <w:tcPr>
+            <w:tcW w:type="dxa" w:w="2706"/>
+            <w:tcMar>
+              <w:top w:type="dxa" w:w="70"/>
+              <w:left w:type="dxa" w:w="110"/>
+              <w:bottom w:type="dxa" w:w="70"/>
+              <w:right w:type="dxa" w:w="110"/>
+            </w:tcMar>
+          </w:tcPr>
+          <w:p>
+            <w:pPr>
+              <w:spacing w:after="0" w:line="250"/>
+            </w:pPr>
+            <w:r>
+              <w:rPr>
+                <w:rFonts w:ascii="Calibri" w:cs="Calibri" w:eastAsia="Calibri" w:hAnsi="Calibri"/>
+                <w:b w:val="false"/>
+                <w:bCs w:val="false"/>
+                <w:color w:val="000000"/>
+                <w:sz w:val="19"/>
+                <w:szCs w:val="19"/>
+              </w:rPr>
+              <w:t>server.js</w:t>
+            </w:r>
+          </w:p>
+        </w:tc>
+        <w:tc>
+          <w:tcPr>
+            <w:tcW w:type="dxa" w:w="6314"/>
+            <w:tcMar>
+              <w:top w:type="dxa" w:w="70"/>
+              <w:left w:type="dxa" w:w="110"/>
+              <w:bottom w:type="dxa" w:w="70"/>
+              <w:right w:type="dxa" w:w="110"/>
+            </w:tcMar>
+          </w:tcPr>
+          <w:p>
+            <w:pPr>
+              <w:spacing w:after="0" w:line="250"/>
+            </w:pPr>
+            <w:r>
+              <w:rPr>
+                <w:rFonts w:ascii="Calibri" w:cs="Calibri" w:eastAsia="Calibri" w:hAnsi="Calibri"/>
+                <w:b w:val="false"/>
+                <w:bCs w:val="false"/>
+                <w:color w:val="000000"/>
+                <w:sz w:val="19"/>
+                <w:szCs w:val="19"/>
+              </w:rPr>
+              <w:t>CAP bootstrap - disables asset caching outside production</w:t>
+            </w:r>
+          </w:p>
+        </w:tc>
+      </w:tr>
+      <w:tr>
+        <w:tc>
+          <w:tcPr>
+            <w:tcW w:type="dxa" w:w="2706"/>
+            <w:tcMar>
+              <w:top w:type="dxa" w:w="70"/>
+              <w:left w:type="dxa" w:w="110"/>
+              <w:bottom w:type="dxa" w:w="70"/>
+              <w:right w:type="dxa" w:w="110"/>
+            </w:tcMar>
+          </w:tcPr>
+          <w:p>
+            <w:pPr>
+              <w:spacing w:after="0" w:line="250"/>
+            </w:pPr>
+            <w:r>
+              <w:rPr>
+                <w:rFonts w:ascii="Calibri" w:cs="Calibri" w:eastAsia="Calibri" w:hAnsi="Calibri"/>
+                <w:b w:val="false"/>
+                <w:bCs w:val="false"/>
+                <w:color w:val="000000"/>
+                <w:sz w:val="19"/>
+                <w:szCs w:val="19"/>
+              </w:rPr>
+              <w:t>mta.yaml / xs-security.json</w:t>
+            </w:r>
+          </w:p>
+        </w:tc>
+        <w:tc>
+          <w:tcPr>
+            <w:tcW w:type="dxa" w:w="6314"/>
+            <w:tcMar>
+              <w:top w:type="dxa" w:w="70"/>
+              <w:left w:type="dxa" w:w="110"/>
+              <w:bottom w:type="dxa" w:w="70"/>
+              <w:right w:type="dxa" w:w="110"/>
+            </w:tcMar>
+          </w:tcPr>
+          <w:p>
+            <w:pPr>
+              <w:spacing w:after="0" w:line="250"/>
+            </w:pPr>
+            <w:r>
+              <w:rPr>
+                <w:rFonts w:ascii="Calibri" w:cs="Calibri" w:eastAsia="Calibri" w:hAnsi="Calibri"/>
+                <w:b w:val="false"/>
+                <w:bCs w:val="false"/>
+                <w:color w:val="000000"/>
+                <w:sz w:val="19"/>
+                <w:szCs w:val="19"/>
+              </w:rPr>
+              <w:t>Cloud Foundry deployment and security profile</w:t>
             </w:r>
           </w:p>
         </w:tc>
@@ -13773,7 +14752,7 @@
           <w:sz w:val="21"/>
           <w:szCs w:val="21"/>
         </w:rPr>
-        <w:t xml:space="preserve">Sixteen commits, all authored by Divyansh Maurya. Twenty-three unit tests, all passing. The command centre, scenario workbench and API explorer are verified end to end in a browser; the Fiori elements applications and the HANA Cloud deployment are the two pieces verified by configuration rather than by execution.</w:t>
+        <w:t>All commits authored by Divyansh Maurya. 61 automated tests, all passing, plus a browser smoke test over every page and a check that the data pipeline still reproduces its own committed output — all four running in continuous integration. The command centre, the scenario workbench and the API explorer have been opened and worked in a real browser; the Fiori elements applications need a machine that can reach the SAPUI5 runtime.</w:t>
       </w:r>
     </w:p>
     <w:sectPr>

--- a/docs/SMart_Retail_AI_User_Guide.docx
+++ b/docs/SMart_Retail_AI_User_Guide.docx
@@ -11912,6 +11912,58 @@
           <w:sz w:val="21"/>
           <w:szCs w:val="21"/>
         </w:rPr>
+        <w:t>This has been done, so the steps below are a record of what worked rather than a plan. The database is deployed to a HANA Cloud instance named s-mart-hanadb on AWS US East: 131 artifacts, zero warnings, all 25 tables loaded with 120,324 rows.</w:t>
+      </w:r>
+    </w:p>
+    <w:p>
+      <w:pPr>
+        <w:spacing w:after="140" w:line="276"/>
+      </w:pPr>
+      <w:r>
+        <w:rPr>
+          <w:rFonts w:ascii="Calibri" w:cs="Calibri" w:eastAsia="Calibri" w:hAnsi="Calibri"/>
+          <w:sz w:val="21"/>
+          <w:szCs w:val="21"/>
+        </w:rPr>
+        <w:t>Run the deployment from SAP Business Application Studio rather than your own machine unless you have opened the instance allowlist. HANA Cloud refuses external connections by default, and Business Application Studio runs inside BTP where that restriction does not apply. This is the single most common thing to trip over.</w:t>
+      </w:r>
+    </w:p>
+    <w:p>
+      <w:pPr>
+        <w:spacing w:after="140" w:line="276"/>
+      </w:pPr>
+      <w:r>
+        <w:rPr>
+          <w:rFonts w:ascii="Calibri" w:cs="Calibri" w:eastAsia="Calibri" w:hAnsi="Calibri"/>
+          <w:sz w:val="21"/>
+          <w:szCs w:val="21"/>
+        </w:rPr>
+        <w:t>After cf login and cf target, confirm the hdi-shared plan is offered in your space with cf marketplace -e hana. If it is missing, the HANA instance is not mapped to that space - fix it in HANA Cloud Central under Manage Configuration, Instance Mapping. Then cf create-service hana hdi-shared smartstore-db, wait for it to report create succeeded, and npm run deploy:hana.</w:t>
+      </w:r>
+    </w:p>
+    <w:p>
+      <w:pPr>
+        <w:spacing w:after="140" w:line="276"/>
+      </w:pPr>
+      <w:r>
+        <w:rPr>
+          <w:rFonts w:ascii="Calibri" w:cs="Calibri" w:eastAsia="Calibri" w:hAnsi="Calibri"/>
+          <w:sz w:val="21"/>
+          <w:szCs w:val="21"/>
+        </w:rPr>
+        <w:t>That last command also writes the container credentials into .cdsrc-private.json under a hybrid profile, so npm run hybrid then runs the application locally against the real database. The file is gitignored; credentials never reach the repository.</w:t>
+      </w:r>
+    </w:p>
+    <w:p>
+      <w:pPr>
+        <w:spacing w:after="140" w:line="276"/>
+      </w:pPr>
+      <w:r>
+        <w:rPr>
+          <w:rFonts w:ascii="Calibri" w:cs="Calibri" w:eastAsia="Calibri" w:hAnsi="Calibri"/>
+          <w:sz w:val="21"/>
+          <w:szCs w:val="21"/>
+        </w:rPr>
         <w:t xml:space="preserve">Nothing in the model, the services or the engines differs between local SQLite and HANA. Only the database binding changes, under the production profile.</w:t>
       </w:r>
     </w:p>
@@ -11983,7 +12035,7 @@
           <w:sz w:val="21"/>
           <w:szCs w:val="21"/>
         </w:rPr>
-        <w:t xml:space="preserve">This has been built and verified but not deployed - there were no HANA Cloud credentials available during development, so the artifacts are known to generate correctly and the descriptors are known to be well-formed, but an actual deployment has not been executed. It is the one claim in this document resting on generated output rather than an executed step.</w:t>
+        <w:t>This has been built, verified and deployed. The database now lives in an HDI container on a SAP HANA Cloud instance named s-mart-hanadb: 131 artifacts, zero warnings, all 25 tables loaded with 120,324 rows. The CDS model needed no changes to compile to HANA. Reads, the aggregate views and a full recalculate round trip have all been exercised against it.</w:t>
       </w:r>
     </w:p>
     <w:p>

--- a/docs/SMart_Retail_AI_User_Guide.docx
+++ b/docs/SMart_Retail_AI_User_Guide.docx
@@ -20,7 +20,7 @@
           <w:rFonts w:ascii="Calibri" w:cs="Calibri" w:eastAsia="Calibri" w:hAnsi="Calibri"/>
           <w:b/>
           <w:bCs/>
-          <w:color w:val="1F4E79"/>
+          <w:color w:val="454545"/>
           <w:sz w:val="50"/>
           <w:szCs w:val="50"/>
         </w:rPr>
@@ -82,7 +82,7 @@
         <w:tc>
           <w:tcPr>
             <w:tcW w:type="dxa" w:w="2345"/>
-            <w:shd w:fill="1F4E79" w:color="auto" w:val="clear"/>
+            <w:shd w:fill="454545" w:color="auto" w:val="clear"/>
             <w:tcMar>
               <w:top w:type="dxa" w:w="70"/>
               <w:left w:type="dxa" w:w="110"/>
@@ -110,7 +110,7 @@
         <w:tc>
           <w:tcPr>
             <w:tcW w:type="dxa" w:w="6675"/>
-            <w:shd w:fill="1F4E79" w:color="auto" w:val="clear"/>
+            <w:shd w:fill="454545" w:color="auto" w:val="clear"/>
             <w:tcMar>
               <w:top w:type="dxa" w:w="70"/>
               <w:left w:type="dxa" w:w="110"/>
@@ -196,7 +196,7 @@
         <w:tc>
           <w:tcPr>
             <w:tcW w:type="dxa" w:w="2345"/>
-            <w:shd w:fill="F2F5F8" w:color="auto" w:val="clear"/>
+            <w:shd w:fill="F4F4F4" w:color="auto" w:val="clear"/>
             <w:tcMar>
               <w:top w:type="dxa" w:w="70"/>
               <w:left w:type="dxa" w:w="110"/>
@@ -224,7 +224,7 @@
         <w:tc>
           <w:tcPr>
             <w:tcW w:type="dxa" w:w="6675"/>
-            <w:shd w:fill="F2F5F8" w:color="auto" w:val="clear"/>
+            <w:shd w:fill="F4F4F4" w:color="auto" w:val="clear"/>
             <w:tcMar>
               <w:top w:type="dxa" w:w="70"/>
               <w:left w:type="dxa" w:w="110"/>
@@ -310,7 +310,7 @@
         <w:tc>
           <w:tcPr>
             <w:tcW w:type="dxa" w:w="2345"/>
-            <w:shd w:fill="F2F5F8" w:color="auto" w:val="clear"/>
+            <w:shd w:fill="F4F4F4" w:color="auto" w:val="clear"/>
             <w:tcMar>
               <w:top w:type="dxa" w:w="70"/>
               <w:left w:type="dxa" w:w="110"/>
@@ -338,7 +338,7 @@
         <w:tc>
           <w:tcPr>
             <w:tcW w:type="dxa" w:w="6675"/>
-            <w:shd w:fill="F2F5F8" w:color="auto" w:val="clear"/>
+            <w:shd w:fill="F4F4F4" w:color="auto" w:val="clear"/>
             <w:tcMar>
               <w:top w:type="dxa" w:w="70"/>
               <w:left w:type="dxa" w:w="110"/>
@@ -424,7 +424,7 @@
         <w:tc>
           <w:tcPr>
             <w:tcW w:type="dxa" w:w="2345"/>
-            <w:shd w:fill="F2F5F8" w:color="auto" w:val="clear"/>
+            <w:shd w:fill="F4F4F4" w:color="auto" w:val="clear"/>
             <w:tcMar>
               <w:top w:type="dxa" w:w="70"/>
               <w:left w:type="dxa" w:w="110"/>
@@ -452,7 +452,7 @@
         <w:tc>
           <w:tcPr>
             <w:tcW w:type="dxa" w:w="6675"/>
-            <w:shd w:fill="F2F5F8" w:color="auto" w:val="clear"/>
+            <w:shd w:fill="F4F4F4" w:color="auto" w:val="clear"/>
             <w:tcMar>
               <w:top w:type="dxa" w:w="70"/>
               <w:left w:type="dxa" w:w="110"/>
@@ -550,7 +550,7 @@
           <w:rFonts w:ascii="Calibri" w:cs="Calibri" w:eastAsia="Calibri" w:hAnsi="Calibri"/>
           <w:b/>
           <w:bCs/>
-          <w:color w:val="1F4E79"/>
+          <w:color w:val="454545"/>
           <w:sz w:val="30"/>
           <w:szCs w:val="30"/>
         </w:rPr>
@@ -591,7 +591,7 @@
           <w:rFonts w:ascii="Calibri" w:cs="Calibri" w:eastAsia="Calibri" w:hAnsi="Calibri"/>
           <w:b/>
           <w:bCs/>
-          <w:color w:val="1F4E79"/>
+          <w:color w:val="454545"/>
           <w:sz w:val="30"/>
           <w:szCs w:val="30"/>
         </w:rPr>
@@ -601,7 +601,7 @@
     <w:p>
       <w:pPr>
         <w:pBdr>
-          <w:bottom w:val="single" w:color="1F4E79" w:sz="6"/>
+          <w:bottom w:val="single" w:color="454545" w:sz="6"/>
         </w:pBdr>
         <w:spacing w:after="200" w:before="60"/>
       </w:pPr>
@@ -623,7 +623,7 @@
           <w:rFonts w:ascii="Calibri" w:cs="Calibri" w:eastAsia="Calibri" w:hAnsi="Calibri"/>
           <w:b/>
           <w:bCs/>
-          <w:color w:val="1F4E79"/>
+          <w:color w:val="454545"/>
           <w:sz w:val="24"/>
           <w:szCs w:val="24"/>
         </w:rPr>
@@ -653,7 +653,7 @@
           <w:rFonts w:ascii="Calibri" w:cs="Calibri" w:eastAsia="Calibri" w:hAnsi="Calibri"/>
           <w:b/>
           <w:bCs/>
-          <w:color w:val="1F4E79"/>
+          <w:color w:val="454545"/>
           <w:sz w:val="24"/>
           <w:szCs w:val="24"/>
         </w:rPr>
@@ -696,7 +696,7 @@
           <w:rFonts w:ascii="Calibri" w:cs="Calibri" w:eastAsia="Calibri" w:hAnsi="Calibri"/>
           <w:b/>
           <w:bCs/>
-          <w:color w:val="1F4E79"/>
+          <w:color w:val="454545"/>
           <w:sz w:val="24"/>
           <w:szCs w:val="24"/>
         </w:rPr>
@@ -739,7 +739,7 @@
         <w:tc>
           <w:tcPr>
             <w:tcW w:type="dxa" w:w="4510"/>
-            <w:shd w:fill="1F4E79" w:color="auto" w:val="clear"/>
+            <w:shd w:fill="454545" w:color="auto" w:val="clear"/>
             <w:tcMar>
               <w:top w:type="dxa" w:w="70"/>
               <w:left w:type="dxa" w:w="110"/>
@@ -767,7 +767,7 @@
         <w:tc>
           <w:tcPr>
             <w:tcW w:type="dxa" w:w="4510"/>
-            <w:shd w:fill="1F4E79" w:color="auto" w:val="clear"/>
+            <w:shd w:fill="454545" w:color="auto" w:val="clear"/>
             <w:tcMar>
               <w:top w:type="dxa" w:w="70"/>
               <w:left w:type="dxa" w:w="110"/>
@@ -853,7 +853,7 @@
         <w:tc>
           <w:tcPr>
             <w:tcW w:type="dxa" w:w="4510"/>
-            <w:shd w:fill="F2F5F8" w:color="auto" w:val="clear"/>
+            <w:shd w:fill="F4F4F4" w:color="auto" w:val="clear"/>
             <w:tcMar>
               <w:top w:type="dxa" w:w="70"/>
               <w:left w:type="dxa" w:w="110"/>
@@ -881,7 +881,7 @@
         <w:tc>
           <w:tcPr>
             <w:tcW w:type="dxa" w:w="4510"/>
-            <w:shd w:fill="F2F5F8" w:color="auto" w:val="clear"/>
+            <w:shd w:fill="F4F4F4" w:color="auto" w:val="clear"/>
             <w:tcMar>
               <w:top w:type="dxa" w:w="70"/>
               <w:left w:type="dxa" w:w="110"/>
@@ -967,7 +967,7 @@
         <w:tc>
           <w:tcPr>
             <w:tcW w:type="dxa" w:w="4510"/>
-            <w:shd w:fill="F2F5F8" w:color="auto" w:val="clear"/>
+            <w:shd w:fill="F4F4F4" w:color="auto" w:val="clear"/>
             <w:tcMar>
               <w:top w:type="dxa" w:w="70"/>
               <w:left w:type="dxa" w:w="110"/>
@@ -995,7 +995,7 @@
         <w:tc>
           <w:tcPr>
             <w:tcW w:type="dxa" w:w="4510"/>
-            <w:shd w:fill="F2F5F8" w:color="auto" w:val="clear"/>
+            <w:shd w:fill="F4F4F4" w:color="auto" w:val="clear"/>
             <w:tcMar>
               <w:top w:type="dxa" w:w="70"/>
               <w:left w:type="dxa" w:w="110"/>
@@ -1183,7 +1183,7 @@
         <w:tc>
           <w:tcPr>
             <w:tcW w:type="dxa" w:w="3247"/>
-            <w:shd w:fill="1F4E79" w:color="auto" w:val="clear"/>
+            <w:shd w:fill="454545" w:color="auto" w:val="clear"/>
             <w:tcMar>
               <w:top w:type="dxa" w:w="70"/>
               <w:left w:type="dxa" w:w="110"/>
@@ -1211,7 +1211,7 @@
         <w:tc>
           <w:tcPr>
             <w:tcW w:type="dxa" w:w="2886"/>
-            <w:shd w:fill="1F4E79" w:color="auto" w:val="clear"/>
+            <w:shd w:fill="454545" w:color="auto" w:val="clear"/>
             <w:tcMar>
               <w:top w:type="dxa" w:w="70"/>
               <w:left w:type="dxa" w:w="110"/>
@@ -1240,7 +1240,7 @@
         <w:tc>
           <w:tcPr>
             <w:tcW w:type="dxa" w:w="2887"/>
-            <w:shd w:fill="1F4E79" w:color="auto" w:val="clear"/>
+            <w:shd w:fill="454545" w:color="auto" w:val="clear"/>
             <w:tcMar>
               <w:top w:type="dxa" w:w="70"/>
               <w:left w:type="dxa" w:w="110"/>
@@ -1356,7 +1356,7 @@
         <w:tc>
           <w:tcPr>
             <w:tcW w:type="dxa" w:w="3247"/>
-            <w:shd w:fill="F2F5F8" w:color="auto" w:val="clear"/>
+            <w:shd w:fill="F4F4F4" w:color="auto" w:val="clear"/>
             <w:tcMar>
               <w:top w:type="dxa" w:w="70"/>
               <w:left w:type="dxa" w:w="110"/>
@@ -1384,7 +1384,7 @@
         <w:tc>
           <w:tcPr>
             <w:tcW w:type="dxa" w:w="2886"/>
-            <w:shd w:fill="F2F5F8" w:color="auto" w:val="clear"/>
+            <w:shd w:fill="F4F4F4" w:color="auto" w:val="clear"/>
             <w:tcMar>
               <w:top w:type="dxa" w:w="70"/>
               <w:left w:type="dxa" w:w="110"/>
@@ -1413,7 +1413,7 @@
         <w:tc>
           <w:tcPr>
             <w:tcW w:type="dxa" w:w="2887"/>
-            <w:shd w:fill="F2F5F8" w:color="auto" w:val="clear"/>
+            <w:shd w:fill="F4F4F4" w:color="auto" w:val="clear"/>
             <w:tcMar>
               <w:top w:type="dxa" w:w="70"/>
               <w:left w:type="dxa" w:w="110"/>
@@ -1529,7 +1529,7 @@
         <w:tc>
           <w:tcPr>
             <w:tcW w:type="dxa" w:w="3247"/>
-            <w:shd w:fill="F2F5F8" w:color="auto" w:val="clear"/>
+            <w:shd w:fill="F4F4F4" w:color="auto" w:val="clear"/>
             <w:tcMar>
               <w:top w:type="dxa" w:w="70"/>
               <w:left w:type="dxa" w:w="110"/>
@@ -1557,7 +1557,7 @@
         <w:tc>
           <w:tcPr>
             <w:tcW w:type="dxa" w:w="2886"/>
-            <w:shd w:fill="F2F5F8" w:color="auto" w:val="clear"/>
+            <w:shd w:fill="F4F4F4" w:color="auto" w:val="clear"/>
             <w:tcMar>
               <w:top w:type="dxa" w:w="70"/>
               <w:left w:type="dxa" w:w="110"/>
@@ -1586,7 +1586,7 @@
         <w:tc>
           <w:tcPr>
             <w:tcW w:type="dxa" w:w="2887"/>
-            <w:shd w:fill="F2F5F8" w:color="auto" w:val="clear"/>
+            <w:shd w:fill="F4F4F4" w:color="auto" w:val="clear"/>
             <w:tcMar>
               <w:top w:type="dxa" w:w="70"/>
               <w:left w:type="dxa" w:w="110"/>
@@ -1702,7 +1702,7 @@
         <w:tc>
           <w:tcPr>
             <w:tcW w:type="dxa" w:w="3247"/>
-            <w:shd w:fill="F2F5F8" w:color="auto" w:val="clear"/>
+            <w:shd w:fill="F4F4F4" w:color="auto" w:val="clear"/>
             <w:tcMar>
               <w:top w:type="dxa" w:w="70"/>
               <w:left w:type="dxa" w:w="110"/>
@@ -1730,7 +1730,7 @@
         <w:tc>
           <w:tcPr>
             <w:tcW w:type="dxa" w:w="2886"/>
-            <w:shd w:fill="F2F5F8" w:color="auto" w:val="clear"/>
+            <w:shd w:fill="F4F4F4" w:color="auto" w:val="clear"/>
             <w:tcMar>
               <w:top w:type="dxa" w:w="70"/>
               <w:left w:type="dxa" w:w="110"/>
@@ -1759,7 +1759,7 @@
         <w:tc>
           <w:tcPr>
             <w:tcW w:type="dxa" w:w="2887"/>
-            <w:shd w:fill="F2F5F8" w:color="auto" w:val="clear"/>
+            <w:shd w:fill="F4F4F4" w:color="auto" w:val="clear"/>
             <w:tcMar>
               <w:top w:type="dxa" w:w="70"/>
               <w:left w:type="dxa" w:w="110"/>
@@ -1818,7 +1818,7 @@
           <w:rFonts w:ascii="Calibri" w:cs="Calibri" w:eastAsia="Calibri" w:hAnsi="Calibri"/>
           <w:b/>
           <w:bCs/>
-          <w:color w:val="1F4E79"/>
+          <w:color w:val="454545"/>
           <w:sz w:val="24"/>
           <w:szCs w:val="24"/>
         </w:rPr>
@@ -1939,7 +1939,7 @@
           <w:rFonts w:ascii="Calibri" w:cs="Calibri" w:eastAsia="Calibri" w:hAnsi="Calibri"/>
           <w:b/>
           <w:bCs/>
-          <w:color w:val="1F4E79"/>
+          <w:color w:val="454545"/>
           <w:sz w:val="30"/>
           <w:szCs w:val="30"/>
         </w:rPr>
@@ -1949,7 +1949,7 @@
     <w:p>
       <w:pPr>
         <w:pBdr>
-          <w:bottom w:val="single" w:color="1F4E79" w:sz="6"/>
+          <w:bottom w:val="single" w:color="454545" w:sz="6"/>
         </w:pBdr>
         <w:spacing w:after="200" w:before="60"/>
       </w:pPr>
@@ -1971,7 +1971,7 @@
           <w:rFonts w:ascii="Calibri" w:cs="Calibri" w:eastAsia="Calibri" w:hAnsi="Calibri"/>
           <w:b/>
           <w:bCs/>
-          <w:color w:val="1F4E79"/>
+          <w:color w:val="454545"/>
           <w:sz w:val="24"/>
           <w:szCs w:val="24"/>
         </w:rPr>
@@ -1993,7 +1993,7 @@
     </w:p>
     <w:p>
       <w:pPr>
-        <w:shd w:fill="F2F5F8" w:color="auto" w:val="clear"/>
+        <w:shd w:fill="F4F4F4" w:color="auto" w:val="clear"/>
         <w:spacing w:after="140" w:before="60"/>
         <w:ind w:left="340"/>
       </w:pPr>
@@ -2008,7 +2008,7 @@
     </w:p>
     <w:p>
       <w:pPr>
-        <w:shd w:fill="F2F5F8" w:color="auto" w:val="clear"/>
+        <w:shd w:fill="F4F4F4" w:color="auto" w:val="clear"/>
         <w:spacing w:after="140" w:before="60"/>
         <w:ind w:left="340"/>
       </w:pPr>
@@ -2023,7 +2023,7 @@
     </w:p>
     <w:p>
       <w:pPr>
-        <w:shd w:fill="F2F5F8" w:color="auto" w:val="clear"/>
+        <w:shd w:fill="F4F4F4" w:color="auto" w:val="clear"/>
         <w:spacing w:after="140" w:before="60"/>
         <w:ind w:left="340"/>
       </w:pPr>
@@ -2038,7 +2038,7 @@
     </w:p>
     <w:p>
       <w:pPr>
-        <w:shd w:fill="F2F5F8" w:color="auto" w:val="clear"/>
+        <w:shd w:fill="F4F4F4" w:color="auto" w:val="clear"/>
         <w:spacing w:after="140" w:before="60"/>
         <w:ind w:left="340"/>
       </w:pPr>
@@ -2053,7 +2053,7 @@
     </w:p>
     <w:p>
       <w:pPr>
-        <w:shd w:fill="F2F5F8" w:color="auto" w:val="clear"/>
+        <w:shd w:fill="F4F4F4" w:color="auto" w:val="clear"/>
         <w:spacing w:after="140" w:before="60"/>
         <w:ind w:left="340"/>
       </w:pPr>
@@ -2102,7 +2102,7 @@
           <w:rFonts w:ascii="Calibri" w:cs="Calibri" w:eastAsia="Calibri" w:hAnsi="Calibri"/>
           <w:b/>
           <w:bCs/>
-          <w:color w:val="1F4E79"/>
+          <w:color w:val="454545"/>
           <w:sz w:val="24"/>
           <w:szCs w:val="24"/>
         </w:rPr>
@@ -2146,7 +2146,7 @@
         <w:tc>
           <w:tcPr>
             <w:tcW w:type="dxa" w:w="1443"/>
-            <w:shd w:fill="1F4E79" w:color="auto" w:val="clear"/>
+            <w:shd w:fill="454545" w:color="auto" w:val="clear"/>
             <w:tcMar>
               <w:top w:type="dxa" w:w="70"/>
               <w:left w:type="dxa" w:w="110"/>
@@ -2174,7 +2174,7 @@
         <w:tc>
           <w:tcPr>
             <w:tcW w:type="dxa" w:w="1443"/>
-            <w:shd w:fill="1F4E79" w:color="auto" w:val="clear"/>
+            <w:shd w:fill="454545" w:color="auto" w:val="clear"/>
             <w:tcMar>
               <w:top w:type="dxa" w:w="70"/>
               <w:left w:type="dxa" w:w="110"/>
@@ -2202,7 +2202,7 @@
         <w:tc>
           <w:tcPr>
             <w:tcW w:type="dxa" w:w="6134"/>
-            <w:shd w:fill="1F4E79" w:color="auto" w:val="clear"/>
+            <w:shd w:fill="454545" w:color="auto" w:val="clear"/>
             <w:tcMar>
               <w:top w:type="dxa" w:w="70"/>
               <w:left w:type="dxa" w:w="110"/>
@@ -2315,7 +2315,7 @@
         <w:tc>
           <w:tcPr>
             <w:tcW w:type="dxa" w:w="1443"/>
-            <w:shd w:fill="F2F5F8" w:color="auto" w:val="clear"/>
+            <w:shd w:fill="F4F4F4" w:color="auto" w:val="clear"/>
             <w:tcMar>
               <w:top w:type="dxa" w:w="70"/>
               <w:left w:type="dxa" w:w="110"/>
@@ -2343,7 +2343,7 @@
         <w:tc>
           <w:tcPr>
             <w:tcW w:type="dxa" w:w="1443"/>
-            <w:shd w:fill="F2F5F8" w:color="auto" w:val="clear"/>
+            <w:shd w:fill="F4F4F4" w:color="auto" w:val="clear"/>
             <w:tcMar>
               <w:top w:type="dxa" w:w="70"/>
               <w:left w:type="dxa" w:w="110"/>
@@ -2371,7 +2371,7 @@
         <w:tc>
           <w:tcPr>
             <w:tcW w:type="dxa" w:w="6134"/>
-            <w:shd w:fill="F2F5F8" w:color="auto" w:val="clear"/>
+            <w:shd w:fill="F4F4F4" w:color="auto" w:val="clear"/>
             <w:tcMar>
               <w:top w:type="dxa" w:w="70"/>
               <w:left w:type="dxa" w:w="110"/>
@@ -2512,7 +2512,7 @@
           <w:rFonts w:ascii="Calibri" w:cs="Calibri" w:eastAsia="Calibri" w:hAnsi="Calibri"/>
           <w:b/>
           <w:bCs/>
-          <w:color w:val="1F4E79"/>
+          <w:color w:val="454545"/>
           <w:sz w:val="24"/>
           <w:szCs w:val="24"/>
         </w:rPr>
@@ -2521,7 +2521,7 @@
     </w:p>
     <w:p>
       <w:pPr>
-        <w:shd w:fill="F2F5F8" w:color="auto" w:val="clear"/>
+        <w:shd w:fill="F4F4F4" w:color="auto" w:val="clear"/>
         <w:spacing w:after="140" w:before="60"/>
         <w:ind w:left="340"/>
       </w:pPr>
@@ -2562,7 +2562,7 @@
     </w:p>
     <w:p>
       <w:pPr>
-        <w:shd w:fill="F2F5F8" w:color="auto" w:val="clear"/>
+        <w:shd w:fill="F4F4F4" w:color="auto" w:val="clear"/>
         <w:spacing w:after="140" w:before="60"/>
         <w:ind w:left="340"/>
       </w:pPr>
@@ -2585,7 +2585,7 @@
           <w:rFonts w:ascii="Calibri" w:cs="Calibri" w:eastAsia="Calibri" w:hAnsi="Calibri"/>
           <w:b/>
           <w:bCs/>
-          <w:color w:val="1F4E79"/>
+          <w:color w:val="454545"/>
           <w:sz w:val="24"/>
           <w:szCs w:val="24"/>
         </w:rPr>
@@ -2615,7 +2615,7 @@
         <w:tc>
           <w:tcPr>
             <w:tcW w:type="dxa" w:w="2706"/>
-            <w:shd w:fill="1F4E79" w:color="auto" w:val="clear"/>
+            <w:shd w:fill="454545" w:color="auto" w:val="clear"/>
             <w:tcMar>
               <w:top w:type="dxa" w:w="70"/>
               <w:left w:type="dxa" w:w="110"/>
@@ -2643,7 +2643,7 @@
         <w:tc>
           <w:tcPr>
             <w:tcW w:type="dxa" w:w="6314"/>
-            <w:shd w:fill="1F4E79" w:color="auto" w:val="clear"/>
+            <w:shd w:fill="454545" w:color="auto" w:val="clear"/>
             <w:tcMar>
               <w:top w:type="dxa" w:w="70"/>
               <w:left w:type="dxa" w:w="110"/>
@@ -2729,7 +2729,7 @@
         <w:tc>
           <w:tcPr>
             <w:tcW w:type="dxa" w:w="2706"/>
-            <w:shd w:fill="F2F5F8" w:color="auto" w:val="clear"/>
+            <w:shd w:fill="F4F4F4" w:color="auto" w:val="clear"/>
             <w:tcMar>
               <w:top w:type="dxa" w:w="70"/>
               <w:left w:type="dxa" w:w="110"/>
@@ -2757,7 +2757,7 @@
         <w:tc>
           <w:tcPr>
             <w:tcW w:type="dxa" w:w="6314"/>
-            <w:shd w:fill="F2F5F8" w:color="auto" w:val="clear"/>
+            <w:shd w:fill="F4F4F4" w:color="auto" w:val="clear"/>
             <w:tcMar>
               <w:top w:type="dxa" w:w="70"/>
               <w:left w:type="dxa" w:w="110"/>
@@ -2843,7 +2843,7 @@
         <w:tc>
           <w:tcPr>
             <w:tcW w:type="dxa" w:w="2706"/>
-            <w:shd w:fill="F2F5F8" w:color="auto" w:val="clear"/>
+            <w:shd w:fill="F4F4F4" w:color="auto" w:val="clear"/>
             <w:tcMar>
               <w:top w:type="dxa" w:w="70"/>
               <w:left w:type="dxa" w:w="110"/>
@@ -2871,7 +2871,7 @@
         <w:tc>
           <w:tcPr>
             <w:tcW w:type="dxa" w:w="6314"/>
-            <w:shd w:fill="F2F5F8" w:color="auto" w:val="clear"/>
+            <w:shd w:fill="F4F4F4" w:color="auto" w:val="clear"/>
             <w:tcMar>
               <w:top w:type="dxa" w:w="70"/>
               <w:left w:type="dxa" w:w="110"/>
@@ -2957,7 +2957,7 @@
         <w:tc>
           <w:tcPr>
             <w:tcW w:type="dxa" w:w="2706"/>
-            <w:shd w:fill="F2F5F8" w:color="auto" w:val="clear"/>
+            <w:shd w:fill="F4F4F4" w:color="auto" w:val="clear"/>
             <w:tcMar>
               <w:top w:type="dxa" w:w="70"/>
               <w:left w:type="dxa" w:w="110"/>
@@ -2985,7 +2985,7 @@
         <w:tc>
           <w:tcPr>
             <w:tcW w:type="dxa" w:w="6314"/>
-            <w:shd w:fill="F2F5F8" w:color="auto" w:val="clear"/>
+            <w:shd w:fill="F4F4F4" w:color="auto" w:val="clear"/>
             <w:tcMar>
               <w:top w:type="dxa" w:w="70"/>
               <w:left w:type="dxa" w:w="110"/>
@@ -3071,7 +3071,7 @@
         <w:tc>
           <w:tcPr>
             <w:tcW w:type="dxa" w:w="2706"/>
-            <w:shd w:fill="F2F5F8" w:color="auto" w:val="clear"/>
+            <w:shd w:fill="F4F4F4" w:color="auto" w:val="clear"/>
             <w:tcMar>
               <w:top w:type="dxa" w:w="70"/>
               <w:left w:type="dxa" w:w="110"/>
@@ -3099,7 +3099,7 @@
         <w:tc>
           <w:tcPr>
             <w:tcW w:type="dxa" w:w="6314"/>
-            <w:shd w:fill="F2F5F8" w:color="auto" w:val="clear"/>
+            <w:shd w:fill="F4F4F4" w:color="auto" w:val="clear"/>
             <w:tcMar>
               <w:top w:type="dxa" w:w="70"/>
               <w:left w:type="dxa" w:w="110"/>
@@ -3185,7 +3185,7 @@
         <w:tc>
           <w:tcPr>
             <w:tcW w:type="dxa" w:w="2706"/>
-            <w:shd w:fill="F2F5F8" w:color="auto" w:val="clear"/>
+            <w:shd w:fill="F4F4F4" w:color="auto" w:val="clear"/>
             <w:tcMar>
               <w:top w:type="dxa" w:w="70"/>
               <w:left w:type="dxa" w:w="110"/>
@@ -3213,7 +3213,7 @@
         <w:tc>
           <w:tcPr>
             <w:tcW w:type="dxa" w:w="6314"/>
-            <w:shd w:fill="F2F5F8" w:color="auto" w:val="clear"/>
+            <w:shd w:fill="F4F4F4" w:color="auto" w:val="clear"/>
             <w:tcMar>
               <w:top w:type="dxa" w:w="70"/>
               <w:left w:type="dxa" w:w="110"/>
@@ -3332,7 +3332,7 @@
           <w:rFonts w:ascii="Calibri" w:cs="Calibri" w:eastAsia="Calibri" w:hAnsi="Calibri"/>
           <w:b/>
           <w:bCs/>
-          <w:color w:val="1F4E79"/>
+          <w:color w:val="454545"/>
           <w:sz w:val="30"/>
           <w:szCs w:val="30"/>
         </w:rPr>
@@ -3342,7 +3342,7 @@
     <w:p>
       <w:pPr>
         <w:pBdr>
-          <w:bottom w:val="single" w:color="1F4E79" w:sz="6"/>
+          <w:bottom w:val="single" w:color="454545" w:sz="6"/>
         </w:pBdr>
         <w:spacing w:after="200" w:before="60"/>
       </w:pPr>
@@ -3377,7 +3377,7 @@
           <w:rFonts w:ascii="Calibri" w:cs="Calibri" w:eastAsia="Calibri" w:hAnsi="Calibri"/>
           <w:b/>
           <w:bCs/>
-          <w:color w:val="1F4E79"/>
+          <w:color w:val="454545"/>
           <w:sz w:val="24"/>
           <w:szCs w:val="24"/>
         </w:rPr>
@@ -3500,7 +3500,7 @@
           <w:rFonts w:ascii="Calibri" w:cs="Calibri" w:eastAsia="Calibri" w:hAnsi="Calibri"/>
           <w:b/>
           <w:bCs/>
-          <w:color w:val="1F4E79"/>
+          <w:color w:val="454545"/>
           <w:sz w:val="24"/>
           <w:szCs w:val="24"/>
         </w:rPr>
@@ -3573,7 +3573,7 @@
         <w:tc>
           <w:tcPr>
             <w:tcW w:type="dxa" w:w="1984"/>
-            <w:shd w:fill="1F4E79" w:color="auto" w:val="clear"/>
+            <w:shd w:fill="454545" w:color="auto" w:val="clear"/>
             <w:tcMar>
               <w:top w:type="dxa" w:w="70"/>
               <w:left w:type="dxa" w:w="110"/>
@@ -3601,7 +3601,7 @@
         <w:tc>
           <w:tcPr>
             <w:tcW w:type="dxa" w:w="7036"/>
-            <w:shd w:fill="1F4E79" w:color="auto" w:val="clear"/>
+            <w:shd w:fill="454545" w:color="auto" w:val="clear"/>
             <w:tcMar>
               <w:top w:type="dxa" w:w="70"/>
               <w:left w:type="dxa" w:w="110"/>
@@ -3687,7 +3687,7 @@
         <w:tc>
           <w:tcPr>
             <w:tcW w:type="dxa" w:w="1984"/>
-            <w:shd w:fill="F2F5F8" w:color="auto" w:val="clear"/>
+            <w:shd w:fill="F4F4F4" w:color="auto" w:val="clear"/>
             <w:tcMar>
               <w:top w:type="dxa" w:w="70"/>
               <w:left w:type="dxa" w:w="110"/>
@@ -3715,7 +3715,7 @@
         <w:tc>
           <w:tcPr>
             <w:tcW w:type="dxa" w:w="7036"/>
-            <w:shd w:fill="F2F5F8" w:color="auto" w:val="clear"/>
+            <w:shd w:fill="F4F4F4" w:color="auto" w:val="clear"/>
             <w:tcMar>
               <w:top w:type="dxa" w:w="70"/>
               <w:left w:type="dxa" w:w="110"/>
@@ -3801,7 +3801,7 @@
         <w:tc>
           <w:tcPr>
             <w:tcW w:type="dxa" w:w="1984"/>
-            <w:shd w:fill="F2F5F8" w:color="auto" w:val="clear"/>
+            <w:shd w:fill="F4F4F4" w:color="auto" w:val="clear"/>
             <w:tcMar>
               <w:top w:type="dxa" w:w="70"/>
               <w:left w:type="dxa" w:w="110"/>
@@ -3829,7 +3829,7 @@
         <w:tc>
           <w:tcPr>
             <w:tcW w:type="dxa" w:w="7036"/>
-            <w:shd w:fill="F2F5F8" w:color="auto" w:val="clear"/>
+            <w:shd w:fill="F4F4F4" w:color="auto" w:val="clear"/>
             <w:tcMar>
               <w:top w:type="dxa" w:w="70"/>
               <w:left w:type="dxa" w:w="110"/>
@@ -3896,7 +3896,7 @@
         <w:tc>
           <w:tcPr>
             <w:tcW w:type="dxa" w:w="2165"/>
-            <w:shd w:fill="1F4E79" w:color="auto" w:val="clear"/>
+            <w:shd w:fill="454545" w:color="auto" w:val="clear"/>
             <w:tcMar>
               <w:top w:type="dxa" w:w="70"/>
               <w:left w:type="dxa" w:w="110"/>
@@ -3924,7 +3924,7 @@
         <w:tc>
           <w:tcPr>
             <w:tcW w:type="dxa" w:w="6855"/>
-            <w:shd w:fill="1F4E79" w:color="auto" w:val="clear"/>
+            <w:shd w:fill="454545" w:color="auto" w:val="clear"/>
             <w:tcMar>
               <w:top w:type="dxa" w:w="70"/>
               <w:left w:type="dxa" w:w="110"/>
@@ -4010,7 +4010,7 @@
         <w:tc>
           <w:tcPr>
             <w:tcW w:type="dxa" w:w="2165"/>
-            <w:shd w:fill="F2F5F8" w:color="auto" w:val="clear"/>
+            <w:shd w:fill="F4F4F4" w:color="auto" w:val="clear"/>
             <w:tcMar>
               <w:top w:type="dxa" w:w="70"/>
               <w:left w:type="dxa" w:w="110"/>
@@ -4038,7 +4038,7 @@
         <w:tc>
           <w:tcPr>
             <w:tcW w:type="dxa" w:w="6855"/>
-            <w:shd w:fill="F2F5F8" w:color="auto" w:val="clear"/>
+            <w:shd w:fill="F4F4F4" w:color="auto" w:val="clear"/>
             <w:tcMar>
               <w:top w:type="dxa" w:w="70"/>
               <w:left w:type="dxa" w:w="110"/>
@@ -4124,7 +4124,7 @@
         <w:tc>
           <w:tcPr>
             <w:tcW w:type="dxa" w:w="2165"/>
-            <w:shd w:fill="F2F5F8" w:color="auto" w:val="clear"/>
+            <w:shd w:fill="F4F4F4" w:color="auto" w:val="clear"/>
             <w:tcMar>
               <w:top w:type="dxa" w:w="70"/>
               <w:left w:type="dxa" w:w="110"/>
@@ -4152,7 +4152,7 @@
         <w:tc>
           <w:tcPr>
             <w:tcW w:type="dxa" w:w="6855"/>
-            <w:shd w:fill="F2F5F8" w:color="auto" w:val="clear"/>
+            <w:shd w:fill="F4F4F4" w:color="auto" w:val="clear"/>
             <w:tcMar>
               <w:top w:type="dxa" w:w="70"/>
               <w:left w:type="dxa" w:w="110"/>
@@ -4238,7 +4238,7 @@
         <w:tc>
           <w:tcPr>
             <w:tcW w:type="dxa" w:w="2165"/>
-            <w:shd w:fill="F2F5F8" w:color="auto" w:val="clear"/>
+            <w:shd w:fill="F4F4F4" w:color="auto" w:val="clear"/>
             <w:tcMar>
               <w:top w:type="dxa" w:w="70"/>
               <w:left w:type="dxa" w:w="110"/>
@@ -4266,7 +4266,7 @@
         <w:tc>
           <w:tcPr>
             <w:tcW w:type="dxa" w:w="6855"/>
-            <w:shd w:fill="F2F5F8" w:color="auto" w:val="clear"/>
+            <w:shd w:fill="F4F4F4" w:color="auto" w:val="clear"/>
             <w:tcMar>
               <w:top w:type="dxa" w:w="70"/>
               <w:left w:type="dxa" w:w="110"/>
@@ -4402,7 +4402,7 @@
           <w:rFonts w:ascii="Calibri" w:cs="Calibri" w:eastAsia="Calibri" w:hAnsi="Calibri"/>
           <w:b/>
           <w:bCs/>
-          <w:color w:val="1F4E79"/>
+          <w:color w:val="454545"/>
           <w:sz w:val="24"/>
           <w:szCs w:val="24"/>
         </w:rPr>
@@ -4564,7 +4564,7 @@
         <w:tc>
           <w:tcPr>
             <w:tcW w:type="dxa" w:w="1624"/>
-            <w:shd w:fill="1F4E79" w:color="auto" w:val="clear"/>
+            <w:shd w:fill="454545" w:color="auto" w:val="clear"/>
             <w:tcMar>
               <w:top w:type="dxa" w:w="70"/>
               <w:left w:type="dxa" w:w="110"/>
@@ -4592,7 +4592,7 @@
         <w:tc>
           <w:tcPr>
             <w:tcW w:type="dxa" w:w="7396"/>
-            <w:shd w:fill="1F4E79" w:color="auto" w:val="clear"/>
+            <w:shd w:fill="454545" w:color="auto" w:val="clear"/>
             <w:tcMar>
               <w:top w:type="dxa" w:w="70"/>
               <w:left w:type="dxa" w:w="110"/>
@@ -4678,7 +4678,7 @@
         <w:tc>
           <w:tcPr>
             <w:tcW w:type="dxa" w:w="1624"/>
-            <w:shd w:fill="F2F5F8" w:color="auto" w:val="clear"/>
+            <w:shd w:fill="F4F4F4" w:color="auto" w:val="clear"/>
             <w:tcMar>
               <w:top w:type="dxa" w:w="70"/>
               <w:left w:type="dxa" w:w="110"/>
@@ -4706,7 +4706,7 @@
         <w:tc>
           <w:tcPr>
             <w:tcW w:type="dxa" w:w="7396"/>
-            <w:shd w:fill="F2F5F8" w:color="auto" w:val="clear"/>
+            <w:shd w:fill="F4F4F4" w:color="auto" w:val="clear"/>
             <w:tcMar>
               <w:top w:type="dxa" w:w="70"/>
               <w:left w:type="dxa" w:w="110"/>
@@ -4873,7 +4873,7 @@
         <w:tc>
           <w:tcPr>
             <w:tcW w:type="dxa" w:w="1984"/>
-            <w:shd w:fill="1F4E79" w:color="auto" w:val="clear"/>
+            <w:shd w:fill="454545" w:color="auto" w:val="clear"/>
             <w:tcMar>
               <w:top w:type="dxa" w:w="70"/>
               <w:left w:type="dxa" w:w="110"/>
@@ -4901,7 +4901,7 @@
         <w:tc>
           <w:tcPr>
             <w:tcW w:type="dxa" w:w="2706"/>
-            <w:shd w:fill="1F4E79" w:color="auto" w:val="clear"/>
+            <w:shd w:fill="454545" w:color="auto" w:val="clear"/>
             <w:tcMar>
               <w:top w:type="dxa" w:w="70"/>
               <w:left w:type="dxa" w:w="110"/>
@@ -4929,7 +4929,7 @@
         <w:tc>
           <w:tcPr>
             <w:tcW w:type="dxa" w:w="4330"/>
-            <w:shd w:fill="1F4E79" w:color="auto" w:val="clear"/>
+            <w:shd w:fill="454545" w:color="auto" w:val="clear"/>
             <w:tcMar>
               <w:top w:type="dxa" w:w="70"/>
               <w:left w:type="dxa" w:w="110"/>
@@ -5042,7 +5042,7 @@
         <w:tc>
           <w:tcPr>
             <w:tcW w:type="dxa" w:w="1984"/>
-            <w:shd w:fill="F2F5F8" w:color="auto" w:val="clear"/>
+            <w:shd w:fill="F4F4F4" w:color="auto" w:val="clear"/>
             <w:tcMar>
               <w:top w:type="dxa" w:w="70"/>
               <w:left w:type="dxa" w:w="110"/>
@@ -5070,7 +5070,7 @@
         <w:tc>
           <w:tcPr>
             <w:tcW w:type="dxa" w:w="2706"/>
-            <w:shd w:fill="F2F5F8" w:color="auto" w:val="clear"/>
+            <w:shd w:fill="F4F4F4" w:color="auto" w:val="clear"/>
             <w:tcMar>
               <w:top w:type="dxa" w:w="70"/>
               <w:left w:type="dxa" w:w="110"/>
@@ -5098,7 +5098,7 @@
         <w:tc>
           <w:tcPr>
             <w:tcW w:type="dxa" w:w="4330"/>
-            <w:shd w:fill="F2F5F8" w:color="auto" w:val="clear"/>
+            <w:shd w:fill="F4F4F4" w:color="auto" w:val="clear"/>
             <w:tcMar>
               <w:top w:type="dxa" w:w="70"/>
               <w:left w:type="dxa" w:w="110"/>
@@ -5211,7 +5211,7 @@
         <w:tc>
           <w:tcPr>
             <w:tcW w:type="dxa" w:w="1984"/>
-            <w:shd w:fill="F2F5F8" w:color="auto" w:val="clear"/>
+            <w:shd w:fill="F4F4F4" w:color="auto" w:val="clear"/>
             <w:tcMar>
               <w:top w:type="dxa" w:w="70"/>
               <w:left w:type="dxa" w:w="110"/>
@@ -5239,7 +5239,7 @@
         <w:tc>
           <w:tcPr>
             <w:tcW w:type="dxa" w:w="2706"/>
-            <w:shd w:fill="F2F5F8" w:color="auto" w:val="clear"/>
+            <w:shd w:fill="F4F4F4" w:color="auto" w:val="clear"/>
             <w:tcMar>
               <w:top w:type="dxa" w:w="70"/>
               <w:left w:type="dxa" w:w="110"/>
@@ -5267,7 +5267,7 @@
         <w:tc>
           <w:tcPr>
             <w:tcW w:type="dxa" w:w="4330"/>
-            <w:shd w:fill="F2F5F8" w:color="auto" w:val="clear"/>
+            <w:shd w:fill="F4F4F4" w:color="auto" w:val="clear"/>
             <w:tcMar>
               <w:top w:type="dxa" w:w="70"/>
               <w:left w:type="dxa" w:w="110"/>
@@ -5380,7 +5380,7 @@
         <w:tc>
           <w:tcPr>
             <w:tcW w:type="dxa" w:w="1984"/>
-            <w:shd w:fill="F2F5F8" w:color="auto" w:val="clear"/>
+            <w:shd w:fill="F4F4F4" w:color="auto" w:val="clear"/>
             <w:tcMar>
               <w:top w:type="dxa" w:w="70"/>
               <w:left w:type="dxa" w:w="110"/>
@@ -5408,7 +5408,7 @@
         <w:tc>
           <w:tcPr>
             <w:tcW w:type="dxa" w:w="2706"/>
-            <w:shd w:fill="F2F5F8" w:color="auto" w:val="clear"/>
+            <w:shd w:fill="F4F4F4" w:color="auto" w:val="clear"/>
             <w:tcMar>
               <w:top w:type="dxa" w:w="70"/>
               <w:left w:type="dxa" w:w="110"/>
@@ -5436,7 +5436,7 @@
         <w:tc>
           <w:tcPr>
             <w:tcW w:type="dxa" w:w="4330"/>
-            <w:shd w:fill="F2F5F8" w:color="auto" w:val="clear"/>
+            <w:shd w:fill="F4F4F4" w:color="auto" w:val="clear"/>
             <w:tcMar>
               <w:top w:type="dxa" w:w="70"/>
               <w:left w:type="dxa" w:w="110"/>
@@ -5494,7 +5494,7 @@
           <w:rFonts w:ascii="Calibri" w:cs="Calibri" w:eastAsia="Calibri" w:hAnsi="Calibri"/>
           <w:b/>
           <w:bCs/>
-          <w:color w:val="1F4E79"/>
+          <w:color w:val="454545"/>
           <w:sz w:val="24"/>
           <w:szCs w:val="24"/>
         </w:rPr>
@@ -5563,7 +5563,7 @@
           <w:rFonts w:ascii="Calibri" w:cs="Calibri" w:eastAsia="Calibri" w:hAnsi="Calibri"/>
           <w:b/>
           <w:bCs/>
-          <w:color w:val="1F4E79"/>
+          <w:color w:val="454545"/>
           <w:sz w:val="24"/>
           <w:szCs w:val="24"/>
         </w:rPr>
@@ -5637,7 +5637,7 @@
           <w:rFonts w:ascii="Calibri" w:cs="Calibri" w:eastAsia="Calibri" w:hAnsi="Calibri"/>
           <w:b/>
           <w:bCs/>
-          <w:color w:val="1F4E79"/>
+          <w:color w:val="454545"/>
           <w:sz w:val="30"/>
           <w:szCs w:val="30"/>
         </w:rPr>
@@ -5647,7 +5647,7 @@
     <w:p>
       <w:pPr>
         <w:pBdr>
-          <w:bottom w:val="single" w:color="1F4E79" w:sz="6"/>
+          <w:bottom w:val="single" w:color="454545" w:sz="6"/>
         </w:pBdr>
         <w:spacing w:after="200" w:before="60"/>
       </w:pPr>
@@ -5682,7 +5682,7 @@
           <w:rFonts w:ascii="Calibri" w:cs="Calibri" w:eastAsia="Calibri" w:hAnsi="Calibri"/>
           <w:b/>
           <w:bCs/>
-          <w:color w:val="1F4E79"/>
+          <w:color w:val="454545"/>
           <w:sz w:val="24"/>
           <w:szCs w:val="24"/>
         </w:rPr>
@@ -5768,7 +5768,7 @@
         <w:tc>
           <w:tcPr>
             <w:tcW w:type="dxa" w:w="2345"/>
-            <w:shd w:fill="1F4E79" w:color="auto" w:val="clear"/>
+            <w:shd w:fill="454545" w:color="auto" w:val="clear"/>
             <w:tcMar>
               <w:top w:type="dxa" w:w="70"/>
               <w:left w:type="dxa" w:w="110"/>
@@ -5796,7 +5796,7 @@
         <w:tc>
           <w:tcPr>
             <w:tcW w:type="dxa" w:w="6675"/>
-            <w:shd w:fill="1F4E79" w:color="auto" w:val="clear"/>
+            <w:shd w:fill="454545" w:color="auto" w:val="clear"/>
             <w:tcMar>
               <w:top w:type="dxa" w:w="70"/>
               <w:left w:type="dxa" w:w="110"/>
@@ -5882,7 +5882,7 @@
         <w:tc>
           <w:tcPr>
             <w:tcW w:type="dxa" w:w="2345"/>
-            <w:shd w:fill="F2F5F8" w:color="auto" w:val="clear"/>
+            <w:shd w:fill="F4F4F4" w:color="auto" w:val="clear"/>
             <w:tcMar>
               <w:top w:type="dxa" w:w="70"/>
               <w:left w:type="dxa" w:w="110"/>
@@ -5910,7 +5910,7 @@
         <w:tc>
           <w:tcPr>
             <w:tcW w:type="dxa" w:w="6675"/>
-            <w:shd w:fill="F2F5F8" w:color="auto" w:val="clear"/>
+            <w:shd w:fill="F4F4F4" w:color="auto" w:val="clear"/>
             <w:tcMar>
               <w:top w:type="dxa" w:w="70"/>
               <w:left w:type="dxa" w:w="110"/>
@@ -5996,7 +5996,7 @@
         <w:tc>
           <w:tcPr>
             <w:tcW w:type="dxa" w:w="2345"/>
-            <w:shd w:fill="F2F5F8" w:color="auto" w:val="clear"/>
+            <w:shd w:fill="F4F4F4" w:color="auto" w:val="clear"/>
             <w:tcMar>
               <w:top w:type="dxa" w:w="70"/>
               <w:left w:type="dxa" w:w="110"/>
@@ -6024,7 +6024,7 @@
         <w:tc>
           <w:tcPr>
             <w:tcW w:type="dxa" w:w="6675"/>
-            <w:shd w:fill="F2F5F8" w:color="auto" w:val="clear"/>
+            <w:shd w:fill="F4F4F4" w:color="auto" w:val="clear"/>
             <w:tcMar>
               <w:top w:type="dxa" w:w="70"/>
               <w:left w:type="dxa" w:w="110"/>
@@ -6110,7 +6110,7 @@
         <w:tc>
           <w:tcPr>
             <w:tcW w:type="dxa" w:w="2345"/>
-            <w:shd w:fill="F2F5F8" w:color="auto" w:val="clear"/>
+            <w:shd w:fill="F4F4F4" w:color="auto" w:val="clear"/>
             <w:tcMar>
               <w:top w:type="dxa" w:w="70"/>
               <w:left w:type="dxa" w:w="110"/>
@@ -6138,7 +6138,7 @@
         <w:tc>
           <w:tcPr>
             <w:tcW w:type="dxa" w:w="6675"/>
-            <w:shd w:fill="F2F5F8" w:color="auto" w:val="clear"/>
+            <w:shd w:fill="F4F4F4" w:color="auto" w:val="clear"/>
             <w:tcMar>
               <w:top w:type="dxa" w:w="70"/>
               <w:left w:type="dxa" w:w="110"/>
@@ -6198,7 +6198,7 @@
           <w:rFonts w:ascii="Calibri" w:cs="Calibri" w:eastAsia="Calibri" w:hAnsi="Calibri"/>
           <w:b/>
           <w:bCs/>
-          <w:color w:val="1F4E79"/>
+          <w:color w:val="454545"/>
           <w:sz w:val="24"/>
           <w:szCs w:val="24"/>
         </w:rPr>
@@ -6284,7 +6284,7 @@
         <w:tc>
           <w:tcPr>
             <w:tcW w:type="dxa" w:w="2345"/>
-            <w:shd w:fill="1F4E79" w:color="auto" w:val="clear"/>
+            <w:shd w:fill="454545" w:color="auto" w:val="clear"/>
             <w:tcMar>
               <w:top w:type="dxa" w:w="70"/>
               <w:left w:type="dxa" w:w="110"/>
@@ -6312,7 +6312,7 @@
         <w:tc>
           <w:tcPr>
             <w:tcW w:type="dxa" w:w="6675"/>
-            <w:shd w:fill="1F4E79" w:color="auto" w:val="clear"/>
+            <w:shd w:fill="454545" w:color="auto" w:val="clear"/>
             <w:tcMar>
               <w:top w:type="dxa" w:w="70"/>
               <w:left w:type="dxa" w:w="110"/>
@@ -6398,7 +6398,7 @@
         <w:tc>
           <w:tcPr>
             <w:tcW w:type="dxa" w:w="2345"/>
-            <w:shd w:fill="F2F5F8" w:color="auto" w:val="clear"/>
+            <w:shd w:fill="F4F4F4" w:color="auto" w:val="clear"/>
             <w:tcMar>
               <w:top w:type="dxa" w:w="70"/>
               <w:left w:type="dxa" w:w="110"/>
@@ -6426,7 +6426,7 @@
         <w:tc>
           <w:tcPr>
             <w:tcW w:type="dxa" w:w="6675"/>
-            <w:shd w:fill="F2F5F8" w:color="auto" w:val="clear"/>
+            <w:shd w:fill="F4F4F4" w:color="auto" w:val="clear"/>
             <w:tcMar>
               <w:top w:type="dxa" w:w="70"/>
               <w:left w:type="dxa" w:w="110"/>
@@ -6512,7 +6512,7 @@
         <w:tc>
           <w:tcPr>
             <w:tcW w:type="dxa" w:w="2345"/>
-            <w:shd w:fill="F2F5F8" w:color="auto" w:val="clear"/>
+            <w:shd w:fill="F4F4F4" w:color="auto" w:val="clear"/>
             <w:tcMar>
               <w:top w:type="dxa" w:w="70"/>
               <w:left w:type="dxa" w:w="110"/>
@@ -6540,7 +6540,7 @@
         <w:tc>
           <w:tcPr>
             <w:tcW w:type="dxa" w:w="6675"/>
-            <w:shd w:fill="F2F5F8" w:color="auto" w:val="clear"/>
+            <w:shd w:fill="F4F4F4" w:color="auto" w:val="clear"/>
             <w:tcMar>
               <w:top w:type="dxa" w:w="70"/>
               <w:left w:type="dxa" w:w="110"/>
@@ -6626,7 +6626,7 @@
         <w:tc>
           <w:tcPr>
             <w:tcW w:type="dxa" w:w="2345"/>
-            <w:shd w:fill="F2F5F8" w:color="auto" w:val="clear"/>
+            <w:shd w:fill="F4F4F4" w:color="auto" w:val="clear"/>
             <w:tcMar>
               <w:top w:type="dxa" w:w="70"/>
               <w:left w:type="dxa" w:w="110"/>
@@ -6654,7 +6654,7 @@
         <w:tc>
           <w:tcPr>
             <w:tcW w:type="dxa" w:w="6675"/>
-            <w:shd w:fill="F2F5F8" w:color="auto" w:val="clear"/>
+            <w:shd w:fill="F4F4F4" w:color="auto" w:val="clear"/>
             <w:tcMar>
               <w:top w:type="dxa" w:w="70"/>
               <w:left w:type="dxa" w:w="110"/>
@@ -6714,7 +6714,7 @@
           <w:rFonts w:ascii="Calibri" w:cs="Calibri" w:eastAsia="Calibri" w:hAnsi="Calibri"/>
           <w:b/>
           <w:bCs/>
-          <w:color w:val="1F4E79"/>
+          <w:color w:val="454545"/>
           <w:sz w:val="24"/>
           <w:szCs w:val="24"/>
         </w:rPr>
@@ -6800,7 +6800,7 @@
         <w:tc>
           <w:tcPr>
             <w:tcW w:type="dxa" w:w="2345"/>
-            <w:shd w:fill="1F4E79" w:color="auto" w:val="clear"/>
+            <w:shd w:fill="454545" w:color="auto" w:val="clear"/>
             <w:tcMar>
               <w:top w:type="dxa" w:w="70"/>
               <w:left w:type="dxa" w:w="110"/>
@@ -6828,7 +6828,7 @@
         <w:tc>
           <w:tcPr>
             <w:tcW w:type="dxa" w:w="6675"/>
-            <w:shd w:fill="1F4E79" w:color="auto" w:val="clear"/>
+            <w:shd w:fill="454545" w:color="auto" w:val="clear"/>
             <w:tcMar>
               <w:top w:type="dxa" w:w="70"/>
               <w:left w:type="dxa" w:w="110"/>
@@ -6914,7 +6914,7 @@
         <w:tc>
           <w:tcPr>
             <w:tcW w:type="dxa" w:w="2345"/>
-            <w:shd w:fill="F2F5F8" w:color="auto" w:val="clear"/>
+            <w:shd w:fill="F4F4F4" w:color="auto" w:val="clear"/>
             <w:tcMar>
               <w:top w:type="dxa" w:w="70"/>
               <w:left w:type="dxa" w:w="110"/>
@@ -6942,7 +6942,7 @@
         <w:tc>
           <w:tcPr>
             <w:tcW w:type="dxa" w:w="6675"/>
-            <w:shd w:fill="F2F5F8" w:color="auto" w:val="clear"/>
+            <w:shd w:fill="F4F4F4" w:color="auto" w:val="clear"/>
             <w:tcMar>
               <w:top w:type="dxa" w:w="70"/>
               <w:left w:type="dxa" w:w="110"/>
@@ -7028,7 +7028,7 @@
         <w:tc>
           <w:tcPr>
             <w:tcW w:type="dxa" w:w="2345"/>
-            <w:shd w:fill="F2F5F8" w:color="auto" w:val="clear"/>
+            <w:shd w:fill="F4F4F4" w:color="auto" w:val="clear"/>
             <w:tcMar>
               <w:top w:type="dxa" w:w="70"/>
               <w:left w:type="dxa" w:w="110"/>
@@ -7056,7 +7056,7 @@
         <w:tc>
           <w:tcPr>
             <w:tcW w:type="dxa" w:w="6675"/>
-            <w:shd w:fill="F2F5F8" w:color="auto" w:val="clear"/>
+            <w:shd w:fill="F4F4F4" w:color="auto" w:val="clear"/>
             <w:tcMar>
               <w:top w:type="dxa" w:w="70"/>
               <w:left w:type="dxa" w:w="110"/>
@@ -7142,7 +7142,7 @@
         <w:tc>
           <w:tcPr>
             <w:tcW w:type="dxa" w:w="2345"/>
-            <w:shd w:fill="F2F5F8" w:color="auto" w:val="clear"/>
+            <w:shd w:fill="F4F4F4" w:color="auto" w:val="clear"/>
             <w:tcMar>
               <w:top w:type="dxa" w:w="70"/>
               <w:left w:type="dxa" w:w="110"/>
@@ -7170,7 +7170,7 @@
         <w:tc>
           <w:tcPr>
             <w:tcW w:type="dxa" w:w="6675"/>
-            <w:shd w:fill="F2F5F8" w:color="auto" w:val="clear"/>
+            <w:shd w:fill="F4F4F4" w:color="auto" w:val="clear"/>
             <w:tcMar>
               <w:top w:type="dxa" w:w="70"/>
               <w:left w:type="dxa" w:w="110"/>
@@ -7286,7 +7286,7 @@
           <w:rFonts w:ascii="Calibri" w:cs="Calibri" w:eastAsia="Calibri" w:hAnsi="Calibri"/>
           <w:b/>
           <w:bCs/>
-          <w:color w:val="1F4E79"/>
+          <w:color w:val="454545"/>
           <w:sz w:val="24"/>
           <w:szCs w:val="24"/>
         </w:rPr>
@@ -7372,7 +7372,7 @@
         <w:tc>
           <w:tcPr>
             <w:tcW w:type="dxa" w:w="2345"/>
-            <w:shd w:fill="1F4E79" w:color="auto" w:val="clear"/>
+            <w:shd w:fill="454545" w:color="auto" w:val="clear"/>
             <w:tcMar>
               <w:top w:type="dxa" w:w="70"/>
               <w:left w:type="dxa" w:w="110"/>
@@ -7400,7 +7400,7 @@
         <w:tc>
           <w:tcPr>
             <w:tcW w:type="dxa" w:w="6675"/>
-            <w:shd w:fill="1F4E79" w:color="auto" w:val="clear"/>
+            <w:shd w:fill="454545" w:color="auto" w:val="clear"/>
             <w:tcMar>
               <w:top w:type="dxa" w:w="70"/>
               <w:left w:type="dxa" w:w="110"/>
@@ -7486,7 +7486,7 @@
         <w:tc>
           <w:tcPr>
             <w:tcW w:type="dxa" w:w="2345"/>
-            <w:shd w:fill="F2F5F8" w:color="auto" w:val="clear"/>
+            <w:shd w:fill="F4F4F4" w:color="auto" w:val="clear"/>
             <w:tcMar>
               <w:top w:type="dxa" w:w="70"/>
               <w:left w:type="dxa" w:w="110"/>
@@ -7514,7 +7514,7 @@
         <w:tc>
           <w:tcPr>
             <w:tcW w:type="dxa" w:w="6675"/>
-            <w:shd w:fill="F2F5F8" w:color="auto" w:val="clear"/>
+            <w:shd w:fill="F4F4F4" w:color="auto" w:val="clear"/>
             <w:tcMar>
               <w:top w:type="dxa" w:w="70"/>
               <w:left w:type="dxa" w:w="110"/>
@@ -7600,7 +7600,7 @@
         <w:tc>
           <w:tcPr>
             <w:tcW w:type="dxa" w:w="2345"/>
-            <w:shd w:fill="F2F5F8" w:color="auto" w:val="clear"/>
+            <w:shd w:fill="F4F4F4" w:color="auto" w:val="clear"/>
             <w:tcMar>
               <w:top w:type="dxa" w:w="70"/>
               <w:left w:type="dxa" w:w="110"/>
@@ -7628,7 +7628,7 @@
         <w:tc>
           <w:tcPr>
             <w:tcW w:type="dxa" w:w="6675"/>
-            <w:shd w:fill="F2F5F8" w:color="auto" w:val="clear"/>
+            <w:shd w:fill="F4F4F4" w:color="auto" w:val="clear"/>
             <w:tcMar>
               <w:top w:type="dxa" w:w="70"/>
               <w:left w:type="dxa" w:w="110"/>
@@ -7744,7 +7744,7 @@
           <w:rFonts w:ascii="Calibri" w:cs="Calibri" w:eastAsia="Calibri" w:hAnsi="Calibri"/>
           <w:b/>
           <w:bCs/>
-          <w:color w:val="1F4E79"/>
+          <w:color w:val="454545"/>
           <w:sz w:val="24"/>
           <w:szCs w:val="24"/>
         </w:rPr>
@@ -7830,7 +7830,7 @@
         <w:tc>
           <w:tcPr>
             <w:tcW w:type="dxa" w:w="2345"/>
-            <w:shd w:fill="1F4E79" w:color="auto" w:val="clear"/>
+            <w:shd w:fill="454545" w:color="auto" w:val="clear"/>
             <w:tcMar>
               <w:top w:type="dxa" w:w="70"/>
               <w:left w:type="dxa" w:w="110"/>
@@ -7858,7 +7858,7 @@
         <w:tc>
           <w:tcPr>
             <w:tcW w:type="dxa" w:w="6675"/>
-            <w:shd w:fill="1F4E79" w:color="auto" w:val="clear"/>
+            <w:shd w:fill="454545" w:color="auto" w:val="clear"/>
             <w:tcMar>
               <w:top w:type="dxa" w:w="70"/>
               <w:left w:type="dxa" w:w="110"/>
@@ -7944,7 +7944,7 @@
         <w:tc>
           <w:tcPr>
             <w:tcW w:type="dxa" w:w="2345"/>
-            <w:shd w:fill="F2F5F8" w:color="auto" w:val="clear"/>
+            <w:shd w:fill="F4F4F4" w:color="auto" w:val="clear"/>
             <w:tcMar>
               <w:top w:type="dxa" w:w="70"/>
               <w:left w:type="dxa" w:w="110"/>
@@ -7972,7 +7972,7 @@
         <w:tc>
           <w:tcPr>
             <w:tcW w:type="dxa" w:w="6675"/>
-            <w:shd w:fill="F2F5F8" w:color="auto" w:val="clear"/>
+            <w:shd w:fill="F4F4F4" w:color="auto" w:val="clear"/>
             <w:tcMar>
               <w:top w:type="dxa" w:w="70"/>
               <w:left w:type="dxa" w:w="110"/>
@@ -8058,7 +8058,7 @@
         <w:tc>
           <w:tcPr>
             <w:tcW w:type="dxa" w:w="2345"/>
-            <w:shd w:fill="F2F5F8" w:color="auto" w:val="clear"/>
+            <w:shd w:fill="F4F4F4" w:color="auto" w:val="clear"/>
             <w:tcMar>
               <w:top w:type="dxa" w:w="70"/>
               <w:left w:type="dxa" w:w="110"/>
@@ -8086,7 +8086,7 @@
         <w:tc>
           <w:tcPr>
             <w:tcW w:type="dxa" w:w="6675"/>
-            <w:shd w:fill="F2F5F8" w:color="auto" w:val="clear"/>
+            <w:shd w:fill="F4F4F4" w:color="auto" w:val="clear"/>
             <w:tcMar>
               <w:top w:type="dxa" w:w="70"/>
               <w:left w:type="dxa" w:w="110"/>
@@ -8172,7 +8172,7 @@
         <w:tc>
           <w:tcPr>
             <w:tcW w:type="dxa" w:w="2345"/>
-            <w:shd w:fill="F2F5F8" w:color="auto" w:val="clear"/>
+            <w:shd w:fill="F4F4F4" w:color="auto" w:val="clear"/>
             <w:tcMar>
               <w:top w:type="dxa" w:w="70"/>
               <w:left w:type="dxa" w:w="110"/>
@@ -8200,7 +8200,7 @@
         <w:tc>
           <w:tcPr>
             <w:tcW w:type="dxa" w:w="6675"/>
-            <w:shd w:fill="F2F5F8" w:color="auto" w:val="clear"/>
+            <w:shd w:fill="F4F4F4" w:color="auto" w:val="clear"/>
             <w:tcMar>
               <w:top w:type="dxa" w:w="70"/>
               <w:left w:type="dxa" w:w="110"/>
@@ -8260,7 +8260,7 @@
           <w:rFonts w:ascii="Calibri" w:cs="Calibri" w:eastAsia="Calibri" w:hAnsi="Calibri"/>
           <w:b/>
           <w:bCs/>
-          <w:color w:val="1F4E79"/>
+          <w:color w:val="454545"/>
           <w:sz w:val="24"/>
           <w:szCs w:val="24"/>
         </w:rPr>
@@ -8346,7 +8346,7 @@
         <w:tc>
           <w:tcPr>
             <w:tcW w:type="dxa" w:w="2345"/>
-            <w:shd w:fill="1F4E79" w:color="auto" w:val="clear"/>
+            <w:shd w:fill="454545" w:color="auto" w:val="clear"/>
             <w:tcMar>
               <w:top w:type="dxa" w:w="70"/>
               <w:left w:type="dxa" w:w="110"/>
@@ -8374,7 +8374,7 @@
         <w:tc>
           <w:tcPr>
             <w:tcW w:type="dxa" w:w="6675"/>
-            <w:shd w:fill="1F4E79" w:color="auto" w:val="clear"/>
+            <w:shd w:fill="454545" w:color="auto" w:val="clear"/>
             <w:tcMar>
               <w:top w:type="dxa" w:w="70"/>
               <w:left w:type="dxa" w:w="110"/>
@@ -8460,7 +8460,7 @@
         <w:tc>
           <w:tcPr>
             <w:tcW w:type="dxa" w:w="2345"/>
-            <w:shd w:fill="F2F5F8" w:color="auto" w:val="clear"/>
+            <w:shd w:fill="F4F4F4" w:color="auto" w:val="clear"/>
             <w:tcMar>
               <w:top w:type="dxa" w:w="70"/>
               <w:left w:type="dxa" w:w="110"/>
@@ -8488,7 +8488,7 @@
         <w:tc>
           <w:tcPr>
             <w:tcW w:type="dxa" w:w="6675"/>
-            <w:shd w:fill="F2F5F8" w:color="auto" w:val="clear"/>
+            <w:shd w:fill="F4F4F4" w:color="auto" w:val="clear"/>
             <w:tcMar>
               <w:top w:type="dxa" w:w="70"/>
               <w:left w:type="dxa" w:w="110"/>
@@ -8574,7 +8574,7 @@
         <w:tc>
           <w:tcPr>
             <w:tcW w:type="dxa" w:w="2345"/>
-            <w:shd w:fill="F2F5F8" w:color="auto" w:val="clear"/>
+            <w:shd w:fill="F4F4F4" w:color="auto" w:val="clear"/>
             <w:tcMar>
               <w:top w:type="dxa" w:w="70"/>
               <w:left w:type="dxa" w:w="110"/>
@@ -8602,7 +8602,7 @@
         <w:tc>
           <w:tcPr>
             <w:tcW w:type="dxa" w:w="6675"/>
-            <w:shd w:fill="F2F5F8" w:color="auto" w:val="clear"/>
+            <w:shd w:fill="F4F4F4" w:color="auto" w:val="clear"/>
             <w:tcMar>
               <w:top w:type="dxa" w:w="70"/>
               <w:left w:type="dxa" w:w="110"/>
@@ -8688,7 +8688,7 @@
         <w:tc>
           <w:tcPr>
             <w:tcW w:type="dxa" w:w="2345"/>
-            <w:shd w:fill="F2F5F8" w:color="auto" w:val="clear"/>
+            <w:shd w:fill="F4F4F4" w:color="auto" w:val="clear"/>
             <w:tcMar>
               <w:top w:type="dxa" w:w="70"/>
               <w:left w:type="dxa" w:w="110"/>
@@ -8716,7 +8716,7 @@
         <w:tc>
           <w:tcPr>
             <w:tcW w:type="dxa" w:w="6675"/>
-            <w:shd w:fill="F2F5F8" w:color="auto" w:val="clear"/>
+            <w:shd w:fill="F4F4F4" w:color="auto" w:val="clear"/>
             <w:tcMar>
               <w:top w:type="dxa" w:w="70"/>
               <w:left w:type="dxa" w:w="110"/>
@@ -8776,7 +8776,7 @@
           <w:rFonts w:ascii="Calibri" w:cs="Calibri" w:eastAsia="Calibri" w:hAnsi="Calibri"/>
           <w:b/>
           <w:bCs/>
-          <w:color w:val="1F4E79"/>
+          <w:color w:val="454545"/>
           <w:sz w:val="24"/>
           <w:szCs w:val="24"/>
         </w:rPr>
@@ -8862,7 +8862,7 @@
         <w:tc>
           <w:tcPr>
             <w:tcW w:type="dxa" w:w="2345"/>
-            <w:shd w:fill="1F4E79" w:color="auto" w:val="clear"/>
+            <w:shd w:fill="454545" w:color="auto" w:val="clear"/>
             <w:tcMar>
               <w:top w:type="dxa" w:w="70"/>
               <w:left w:type="dxa" w:w="110"/>
@@ -8890,7 +8890,7 @@
         <w:tc>
           <w:tcPr>
             <w:tcW w:type="dxa" w:w="6675"/>
-            <w:shd w:fill="1F4E79" w:color="auto" w:val="clear"/>
+            <w:shd w:fill="454545" w:color="auto" w:val="clear"/>
             <w:tcMar>
               <w:top w:type="dxa" w:w="70"/>
               <w:left w:type="dxa" w:w="110"/>
@@ -8976,7 +8976,7 @@
         <w:tc>
           <w:tcPr>
             <w:tcW w:type="dxa" w:w="2345"/>
-            <w:shd w:fill="F2F5F8" w:color="auto" w:val="clear"/>
+            <w:shd w:fill="F4F4F4" w:color="auto" w:val="clear"/>
             <w:tcMar>
               <w:top w:type="dxa" w:w="70"/>
               <w:left w:type="dxa" w:w="110"/>
@@ -9004,7 +9004,7 @@
         <w:tc>
           <w:tcPr>
             <w:tcW w:type="dxa" w:w="6675"/>
-            <w:shd w:fill="F2F5F8" w:color="auto" w:val="clear"/>
+            <w:shd w:fill="F4F4F4" w:color="auto" w:val="clear"/>
             <w:tcMar>
               <w:top w:type="dxa" w:w="70"/>
               <w:left w:type="dxa" w:w="110"/>
@@ -9090,7 +9090,7 @@
         <w:tc>
           <w:tcPr>
             <w:tcW w:type="dxa" w:w="2345"/>
-            <w:shd w:fill="F2F5F8" w:color="auto" w:val="clear"/>
+            <w:shd w:fill="F4F4F4" w:color="auto" w:val="clear"/>
             <w:tcMar>
               <w:top w:type="dxa" w:w="70"/>
               <w:left w:type="dxa" w:w="110"/>
@@ -9118,7 +9118,7 @@
         <w:tc>
           <w:tcPr>
             <w:tcW w:type="dxa" w:w="6675"/>
-            <w:shd w:fill="F2F5F8" w:color="auto" w:val="clear"/>
+            <w:shd w:fill="F4F4F4" w:color="auto" w:val="clear"/>
             <w:tcMar>
               <w:top w:type="dxa" w:w="70"/>
               <w:left w:type="dxa" w:w="110"/>
@@ -9178,7 +9178,7 @@
           <w:rFonts w:ascii="Calibri" w:cs="Calibri" w:eastAsia="Calibri" w:hAnsi="Calibri"/>
           <w:b/>
           <w:bCs/>
-          <w:color w:val="1F4E79"/>
+          <w:color w:val="454545"/>
           <w:sz w:val="24"/>
           <w:szCs w:val="24"/>
         </w:rPr>
@@ -9264,7 +9264,7 @@
         <w:tc>
           <w:tcPr>
             <w:tcW w:type="dxa" w:w="2345"/>
-            <w:shd w:fill="1F4E79" w:color="auto" w:val="clear"/>
+            <w:shd w:fill="454545" w:color="auto" w:val="clear"/>
             <w:tcMar>
               <w:top w:type="dxa" w:w="70"/>
               <w:left w:type="dxa" w:w="110"/>
@@ -9292,7 +9292,7 @@
         <w:tc>
           <w:tcPr>
             <w:tcW w:type="dxa" w:w="6675"/>
-            <w:shd w:fill="1F4E79" w:color="auto" w:val="clear"/>
+            <w:shd w:fill="454545" w:color="auto" w:val="clear"/>
             <w:tcMar>
               <w:top w:type="dxa" w:w="70"/>
               <w:left w:type="dxa" w:w="110"/>
@@ -9378,7 +9378,7 @@
         <w:tc>
           <w:tcPr>
             <w:tcW w:type="dxa" w:w="2345"/>
-            <w:shd w:fill="F2F5F8" w:color="auto" w:val="clear"/>
+            <w:shd w:fill="F4F4F4" w:color="auto" w:val="clear"/>
             <w:tcMar>
               <w:top w:type="dxa" w:w="70"/>
               <w:left w:type="dxa" w:w="110"/>
@@ -9406,7 +9406,7 @@
         <w:tc>
           <w:tcPr>
             <w:tcW w:type="dxa" w:w="6675"/>
-            <w:shd w:fill="F2F5F8" w:color="auto" w:val="clear"/>
+            <w:shd w:fill="F4F4F4" w:color="auto" w:val="clear"/>
             <w:tcMar>
               <w:top w:type="dxa" w:w="70"/>
               <w:left w:type="dxa" w:w="110"/>
@@ -9492,7 +9492,7 @@
         <w:tc>
           <w:tcPr>
             <w:tcW w:type="dxa" w:w="2345"/>
-            <w:shd w:fill="F2F5F8" w:color="auto" w:val="clear"/>
+            <w:shd w:fill="F4F4F4" w:color="auto" w:val="clear"/>
             <w:tcMar>
               <w:top w:type="dxa" w:w="70"/>
               <w:left w:type="dxa" w:w="110"/>
@@ -9520,7 +9520,7 @@
         <w:tc>
           <w:tcPr>
             <w:tcW w:type="dxa" w:w="6675"/>
-            <w:shd w:fill="F2F5F8" w:color="auto" w:val="clear"/>
+            <w:shd w:fill="F4F4F4" w:color="auto" w:val="clear"/>
             <w:tcMar>
               <w:top w:type="dxa" w:w="70"/>
               <w:left w:type="dxa" w:w="110"/>
@@ -9606,7 +9606,7 @@
         <w:tc>
           <w:tcPr>
             <w:tcW w:type="dxa" w:w="2345"/>
-            <w:shd w:fill="F2F5F8" w:color="auto" w:val="clear"/>
+            <w:shd w:fill="F4F4F4" w:color="auto" w:val="clear"/>
             <w:tcMar>
               <w:top w:type="dxa" w:w="70"/>
               <w:left w:type="dxa" w:w="110"/>
@@ -9634,7 +9634,7 @@
         <w:tc>
           <w:tcPr>
             <w:tcW w:type="dxa" w:w="6675"/>
-            <w:shd w:fill="F2F5F8" w:color="auto" w:val="clear"/>
+            <w:shd w:fill="F4F4F4" w:color="auto" w:val="clear"/>
             <w:tcMar>
               <w:top w:type="dxa" w:w="70"/>
               <w:left w:type="dxa" w:w="110"/>
@@ -9699,7 +9699,7 @@
           <w:rFonts w:ascii="Calibri" w:cs="Calibri" w:eastAsia="Calibri" w:hAnsi="Calibri"/>
           <w:b/>
           <w:bCs/>
-          <w:color w:val="1F4E79"/>
+          <w:color w:val="454545"/>
           <w:sz w:val="30"/>
           <w:szCs w:val="30"/>
         </w:rPr>
@@ -9709,7 +9709,7 @@
     <w:p>
       <w:pPr>
         <w:pBdr>
-          <w:bottom w:val="single" w:color="1F4E79" w:sz="6"/>
+          <w:bottom w:val="single" w:color="454545" w:sz="6"/>
         </w:pBdr>
         <w:spacing w:after="200" w:before="60"/>
       </w:pPr>
@@ -9731,7 +9731,7 @@
           <w:rFonts w:ascii="Calibri" w:cs="Calibri" w:eastAsia="Calibri" w:hAnsi="Calibri"/>
           <w:b/>
           <w:bCs/>
-          <w:color w:val="1F4E79"/>
+          <w:color w:val="454545"/>
           <w:sz w:val="24"/>
           <w:szCs w:val="24"/>
         </w:rPr>
@@ -9775,7 +9775,7 @@
         <w:tc>
           <w:tcPr>
             <w:tcW w:type="dxa" w:w="1443"/>
-            <w:shd w:fill="1F4E79" w:color="auto" w:val="clear"/>
+            <w:shd w:fill="454545" w:color="auto" w:val="clear"/>
             <w:tcMar>
               <w:top w:type="dxa" w:w="70"/>
               <w:left w:type="dxa" w:w="110"/>
@@ -9803,7 +9803,7 @@
         <w:tc>
           <w:tcPr>
             <w:tcW w:type="dxa" w:w="1984"/>
-            <w:shd w:fill="1F4E79" w:color="auto" w:val="clear"/>
+            <w:shd w:fill="454545" w:color="auto" w:val="clear"/>
             <w:tcMar>
               <w:top w:type="dxa" w:w="70"/>
               <w:left w:type="dxa" w:w="110"/>
@@ -9831,7 +9831,7 @@
         <w:tc>
           <w:tcPr>
             <w:tcW w:type="dxa" w:w="5593"/>
-            <w:shd w:fill="1F4E79" w:color="auto" w:val="clear"/>
+            <w:shd w:fill="454545" w:color="auto" w:val="clear"/>
             <w:tcMar>
               <w:top w:type="dxa" w:w="70"/>
               <w:left w:type="dxa" w:w="110"/>
@@ -9944,7 +9944,7 @@
         <w:tc>
           <w:tcPr>
             <w:tcW w:type="dxa" w:w="1443"/>
-            <w:shd w:fill="F2F5F8" w:color="auto" w:val="clear"/>
+            <w:shd w:fill="F4F4F4" w:color="auto" w:val="clear"/>
             <w:tcMar>
               <w:top w:type="dxa" w:w="70"/>
               <w:left w:type="dxa" w:w="110"/>
@@ -9972,7 +9972,7 @@
         <w:tc>
           <w:tcPr>
             <w:tcW w:type="dxa" w:w="1984"/>
-            <w:shd w:fill="F2F5F8" w:color="auto" w:val="clear"/>
+            <w:shd w:fill="F4F4F4" w:color="auto" w:val="clear"/>
             <w:tcMar>
               <w:top w:type="dxa" w:w="70"/>
               <w:left w:type="dxa" w:w="110"/>
@@ -10000,7 +10000,7 @@
         <w:tc>
           <w:tcPr>
             <w:tcW w:type="dxa" w:w="5593"/>
-            <w:shd w:fill="F2F5F8" w:color="auto" w:val="clear"/>
+            <w:shd w:fill="F4F4F4" w:color="auto" w:val="clear"/>
             <w:tcMar>
               <w:top w:type="dxa" w:w="70"/>
               <w:left w:type="dxa" w:w="110"/>
@@ -10154,7 +10154,7 @@
           <w:rFonts w:ascii="Calibri" w:cs="Calibri" w:eastAsia="Calibri" w:hAnsi="Calibri"/>
           <w:b/>
           <w:bCs/>
-          <w:color w:val="1F4E79"/>
+          <w:color w:val="454545"/>
           <w:sz w:val="24"/>
           <w:szCs w:val="24"/>
         </w:rPr>
@@ -10198,7 +10198,7 @@
         <w:tc>
           <w:tcPr>
             <w:tcW w:type="dxa" w:w="2345"/>
-            <w:shd w:fill="1F4E79" w:color="auto" w:val="clear"/>
+            <w:shd w:fill="454545" w:color="auto" w:val="clear"/>
             <w:tcMar>
               <w:top w:type="dxa" w:w="70"/>
               <w:left w:type="dxa" w:w="110"/>
@@ -10226,7 +10226,7 @@
         <w:tc>
           <w:tcPr>
             <w:tcW w:type="dxa" w:w="1263"/>
-            <w:shd w:fill="1F4E79" w:color="auto" w:val="clear"/>
+            <w:shd w:fill="454545" w:color="auto" w:val="clear"/>
             <w:tcMar>
               <w:top w:type="dxa" w:w="70"/>
               <w:left w:type="dxa" w:w="110"/>
@@ -10255,7 +10255,7 @@
         <w:tc>
           <w:tcPr>
             <w:tcW w:type="dxa" w:w="5412"/>
-            <w:shd w:fill="1F4E79" w:color="auto" w:val="clear"/>
+            <w:shd w:fill="454545" w:color="auto" w:val="clear"/>
             <w:tcMar>
               <w:top w:type="dxa" w:w="70"/>
               <w:left w:type="dxa" w:w="110"/>
@@ -10369,7 +10369,7 @@
         <w:tc>
           <w:tcPr>
             <w:tcW w:type="dxa" w:w="2345"/>
-            <w:shd w:fill="F2F5F8" w:color="auto" w:val="clear"/>
+            <w:shd w:fill="F4F4F4" w:color="auto" w:val="clear"/>
             <w:tcMar>
               <w:top w:type="dxa" w:w="70"/>
               <w:left w:type="dxa" w:w="110"/>
@@ -10397,7 +10397,7 @@
         <w:tc>
           <w:tcPr>
             <w:tcW w:type="dxa" w:w="1263"/>
-            <w:shd w:fill="F2F5F8" w:color="auto" w:val="clear"/>
+            <w:shd w:fill="F4F4F4" w:color="auto" w:val="clear"/>
             <w:tcMar>
               <w:top w:type="dxa" w:w="70"/>
               <w:left w:type="dxa" w:w="110"/>
@@ -10426,7 +10426,7 @@
         <w:tc>
           <w:tcPr>
             <w:tcW w:type="dxa" w:w="5412"/>
-            <w:shd w:fill="F2F5F8" w:color="auto" w:val="clear"/>
+            <w:shd w:fill="F4F4F4" w:color="auto" w:val="clear"/>
             <w:tcMar>
               <w:top w:type="dxa" w:w="70"/>
               <w:left w:type="dxa" w:w="110"/>
@@ -10594,7 +10594,7 @@
           <w:rFonts w:ascii="Calibri" w:cs="Calibri" w:eastAsia="Calibri" w:hAnsi="Calibri"/>
           <w:b/>
           <w:bCs/>
-          <w:color w:val="1F4E79"/>
+          <w:color w:val="454545"/>
           <w:sz w:val="24"/>
           <w:szCs w:val="24"/>
         </w:rPr>
@@ -10642,7 +10642,7 @@
     </w:p>
     <w:p>
       <w:pPr>
-        <w:shd w:fill="F2F5F8" w:color="auto" w:val="clear"/>
+        <w:shd w:fill="F4F4F4" w:color="auto" w:val="clear"/>
         <w:spacing w:after="140" w:before="60"/>
         <w:ind w:left="340"/>
       </w:pPr>
@@ -10657,7 +10657,7 @@
     </w:p>
     <w:p>
       <w:pPr>
-        <w:shd w:fill="F2F5F8" w:color="auto" w:val="clear"/>
+        <w:shd w:fill="F4F4F4" w:color="auto" w:val="clear"/>
         <w:spacing w:after="140" w:before="60"/>
         <w:ind w:left="340"/>
       </w:pPr>
@@ -10672,7 +10672,7 @@
     </w:p>
     <w:p>
       <w:pPr>
-        <w:shd w:fill="F2F5F8" w:color="auto" w:val="clear"/>
+        <w:shd w:fill="F4F4F4" w:color="auto" w:val="clear"/>
         <w:spacing w:after="140" w:before="60"/>
         <w:ind w:left="340"/>
       </w:pPr>
@@ -10695,7 +10695,7 @@
           <w:rFonts w:ascii="Calibri" w:cs="Calibri" w:eastAsia="Calibri" w:hAnsi="Calibri"/>
           <w:b/>
           <w:bCs/>
-          <w:color w:val="1F4E79"/>
+          <w:color w:val="454545"/>
           <w:sz w:val="24"/>
           <w:szCs w:val="24"/>
         </w:rPr>
@@ -10727,7 +10727,7 @@
         <w:tc>
           <w:tcPr>
             <w:tcW w:type="dxa" w:w="2706"/>
-            <w:shd w:fill="1F4E79" w:color="auto" w:val="clear"/>
+            <w:shd w:fill="454545" w:color="auto" w:val="clear"/>
             <w:tcMar>
               <w:top w:type="dxa" w:w="70"/>
               <w:left w:type="dxa" w:w="110"/>
@@ -10755,7 +10755,7 @@
         <w:tc>
           <w:tcPr>
             <w:tcW w:type="dxa" w:w="1263"/>
-            <w:shd w:fill="1F4E79" w:color="auto" w:val="clear"/>
+            <w:shd w:fill="454545" w:color="auto" w:val="clear"/>
             <w:tcMar>
               <w:top w:type="dxa" w:w="70"/>
               <w:left w:type="dxa" w:w="110"/>
@@ -10784,7 +10784,7 @@
         <w:tc>
           <w:tcPr>
             <w:tcW w:type="dxa" w:w="3608"/>
-            <w:shd w:fill="1F4E79" w:color="auto" w:val="clear"/>
+            <w:shd w:fill="454545" w:color="auto" w:val="clear"/>
             <w:tcMar>
               <w:top w:type="dxa" w:w="70"/>
               <w:left w:type="dxa" w:w="110"/>
@@ -10812,7 +10812,7 @@
         <w:tc>
           <w:tcPr>
             <w:tcW w:type="dxa" w:w="1443"/>
-            <w:shd w:fill="1F4E79" w:color="auto" w:val="clear"/>
+            <w:shd w:fill="454545" w:color="auto" w:val="clear"/>
             <w:tcMar>
               <w:top w:type="dxa" w:w="70"/>
               <w:left w:type="dxa" w:w="110"/>
@@ -10955,7 +10955,7 @@
         <w:tc>
           <w:tcPr>
             <w:tcW w:type="dxa" w:w="2706"/>
-            <w:shd w:fill="F2F5F8" w:color="auto" w:val="clear"/>
+            <w:shd w:fill="F4F4F4" w:color="auto" w:val="clear"/>
             <w:tcMar>
               <w:top w:type="dxa" w:w="70"/>
               <w:left w:type="dxa" w:w="110"/>
@@ -10983,7 +10983,7 @@
         <w:tc>
           <w:tcPr>
             <w:tcW w:type="dxa" w:w="1263"/>
-            <w:shd w:fill="F2F5F8" w:color="auto" w:val="clear"/>
+            <w:shd w:fill="F4F4F4" w:color="auto" w:val="clear"/>
             <w:tcMar>
               <w:top w:type="dxa" w:w="70"/>
               <w:left w:type="dxa" w:w="110"/>
@@ -11012,7 +11012,7 @@
         <w:tc>
           <w:tcPr>
             <w:tcW w:type="dxa" w:w="3608"/>
-            <w:shd w:fill="F2F5F8" w:color="auto" w:val="clear"/>
+            <w:shd w:fill="F4F4F4" w:color="auto" w:val="clear"/>
             <w:tcMar>
               <w:top w:type="dxa" w:w="70"/>
               <w:left w:type="dxa" w:w="110"/>
@@ -11040,7 +11040,7 @@
         <w:tc>
           <w:tcPr>
             <w:tcW w:type="dxa" w:w="1443"/>
-            <w:shd w:fill="F2F5F8" w:color="auto" w:val="clear"/>
+            <w:shd w:fill="F4F4F4" w:color="auto" w:val="clear"/>
             <w:tcMar>
               <w:top w:type="dxa" w:w="70"/>
               <w:left w:type="dxa" w:w="110"/>
@@ -11183,7 +11183,7 @@
         <w:tc>
           <w:tcPr>
             <w:tcW w:type="dxa" w:w="2706"/>
-            <w:shd w:fill="F2F5F8" w:color="auto" w:val="clear"/>
+            <w:shd w:fill="F4F4F4" w:color="auto" w:val="clear"/>
             <w:tcMar>
               <w:top w:type="dxa" w:w="70"/>
               <w:left w:type="dxa" w:w="110"/>
@@ -11211,7 +11211,7 @@
         <w:tc>
           <w:tcPr>
             <w:tcW w:type="dxa" w:w="1263"/>
-            <w:shd w:fill="F2F5F8" w:color="auto" w:val="clear"/>
+            <w:shd w:fill="F4F4F4" w:color="auto" w:val="clear"/>
             <w:tcMar>
               <w:top w:type="dxa" w:w="70"/>
               <w:left w:type="dxa" w:w="110"/>
@@ -11240,7 +11240,7 @@
         <w:tc>
           <w:tcPr>
             <w:tcW w:type="dxa" w:w="3608"/>
-            <w:shd w:fill="F2F5F8" w:color="auto" w:val="clear"/>
+            <w:shd w:fill="F4F4F4" w:color="auto" w:val="clear"/>
             <w:tcMar>
               <w:top w:type="dxa" w:w="70"/>
               <w:left w:type="dxa" w:w="110"/>
@@ -11268,7 +11268,7 @@
         <w:tc>
           <w:tcPr>
             <w:tcW w:type="dxa" w:w="1443"/>
-            <w:shd w:fill="F2F5F8" w:color="auto" w:val="clear"/>
+            <w:shd w:fill="F4F4F4" w:color="auto" w:val="clear"/>
             <w:tcMar>
               <w:top w:type="dxa" w:w="70"/>
               <w:left w:type="dxa" w:w="110"/>
@@ -11411,7 +11411,7 @@
         <w:tc>
           <w:tcPr>
             <w:tcW w:type="dxa" w:w="2706"/>
-            <w:shd w:fill="F2F5F8" w:color="auto" w:val="clear"/>
+            <w:shd w:fill="F4F4F4" w:color="auto" w:val="clear"/>
             <w:tcMar>
               <w:top w:type="dxa" w:w="70"/>
               <w:left w:type="dxa" w:w="110"/>
@@ -11439,7 +11439,7 @@
         <w:tc>
           <w:tcPr>
             <w:tcW w:type="dxa" w:w="1263"/>
-            <w:shd w:fill="F2F5F8" w:color="auto" w:val="clear"/>
+            <w:shd w:fill="F4F4F4" w:color="auto" w:val="clear"/>
             <w:tcMar>
               <w:top w:type="dxa" w:w="70"/>
               <w:left w:type="dxa" w:w="110"/>
@@ -11468,7 +11468,7 @@
         <w:tc>
           <w:tcPr>
             <w:tcW w:type="dxa" w:w="3608"/>
-            <w:shd w:fill="F2F5F8" w:color="auto" w:val="clear"/>
+            <w:shd w:fill="F4F4F4" w:color="auto" w:val="clear"/>
             <w:tcMar>
               <w:top w:type="dxa" w:w="70"/>
               <w:left w:type="dxa" w:w="110"/>
@@ -11496,7 +11496,7 @@
         <w:tc>
           <w:tcPr>
             <w:tcW w:type="dxa" w:w="1443"/>
-            <w:shd w:fill="F2F5F8" w:color="auto" w:val="clear"/>
+            <w:shd w:fill="F4F4F4" w:color="auto" w:val="clear"/>
             <w:tcMar>
               <w:top w:type="dxa" w:w="70"/>
               <w:left w:type="dxa" w:w="110"/>
@@ -11639,7 +11639,7 @@
         <w:tc>
           <w:tcPr>
             <w:tcW w:type="dxa" w:w="2706"/>
-            <w:shd w:fill="F2F5F8" w:color="auto" w:val="clear"/>
+            <w:shd w:fill="F4F4F4" w:color="auto" w:val="clear"/>
             <w:tcMar>
               <w:top w:type="dxa" w:w="70"/>
               <w:left w:type="dxa" w:w="110"/>
@@ -11667,7 +11667,7 @@
         <w:tc>
           <w:tcPr>
             <w:tcW w:type="dxa" w:w="1263"/>
-            <w:shd w:fill="F2F5F8" w:color="auto" w:val="clear"/>
+            <w:shd w:fill="F4F4F4" w:color="auto" w:val="clear"/>
             <w:tcMar>
               <w:top w:type="dxa" w:w="70"/>
               <w:left w:type="dxa" w:w="110"/>
@@ -11696,7 +11696,7 @@
         <w:tc>
           <w:tcPr>
             <w:tcW w:type="dxa" w:w="3608"/>
-            <w:shd w:fill="F2F5F8" w:color="auto" w:val="clear"/>
+            <w:shd w:fill="F4F4F4" w:color="auto" w:val="clear"/>
             <w:tcMar>
               <w:top w:type="dxa" w:w="70"/>
               <w:left w:type="dxa" w:w="110"/>
@@ -11724,7 +11724,7 @@
         <w:tc>
           <w:tcPr>
             <w:tcW w:type="dxa" w:w="1443"/>
-            <w:shd w:fill="F2F5F8" w:color="auto" w:val="clear"/>
+            <w:shd w:fill="F4F4F4" w:color="auto" w:val="clear"/>
             <w:tcMar>
               <w:top w:type="dxa" w:w="70"/>
               <w:left w:type="dxa" w:w="110"/>
@@ -11895,7 +11895,7 @@
           <w:rFonts w:ascii="Calibri" w:cs="Calibri" w:eastAsia="Calibri" w:hAnsi="Calibri"/>
           <w:b/>
           <w:bCs/>
-          <w:color w:val="1F4E79"/>
+          <w:color w:val="454545"/>
           <w:sz w:val="24"/>
           <w:szCs w:val="24"/>
         </w:rPr>
@@ -11969,7 +11969,7 @@
     </w:p>
     <w:p>
       <w:pPr>
-        <w:shd w:fill="F2F5F8" w:color="auto" w:val="clear"/>
+        <w:shd w:fill="F4F4F4" w:color="auto" w:val="clear"/>
         <w:spacing w:after="140" w:before="60"/>
         <w:ind w:left="340"/>
       </w:pPr>
@@ -11984,7 +11984,7 @@
     </w:p>
     <w:p>
       <w:pPr>
-        <w:shd w:fill="F2F5F8" w:color="auto" w:val="clear"/>
+        <w:shd w:fill="F4F4F4" w:color="auto" w:val="clear"/>
         <w:spacing w:after="140" w:before="60"/>
         <w:ind w:left="340"/>
       </w:pPr>
@@ -11999,7 +11999,7 @@
     </w:p>
     <w:p>
       <w:pPr>
-        <w:shd w:fill="F2F5F8" w:color="auto" w:val="clear"/>
+        <w:shd w:fill="F4F4F4" w:color="auto" w:val="clear"/>
         <w:spacing w:after="140" w:before="60"/>
         <w:ind w:left="340"/>
       </w:pPr>
@@ -12053,7 +12053,7 @@
           <w:rFonts w:ascii="Calibri" w:cs="Calibri" w:eastAsia="Calibri" w:hAnsi="Calibri"/>
           <w:b/>
           <w:bCs/>
-          <w:color w:val="1F4E79"/>
+          <w:color w:val="454545"/>
           <w:sz w:val="30"/>
           <w:szCs w:val="30"/>
         </w:rPr>
@@ -12063,7 +12063,7 @@
     <w:p>
       <w:pPr>
         <w:pBdr>
-          <w:bottom w:val="single" w:color="1F4E79" w:sz="6"/>
+          <w:bottom w:val="single" w:color="454545" w:sz="6"/>
         </w:pBdr>
         <w:spacing w:after="200" w:before="60"/>
       </w:pPr>
@@ -12098,7 +12098,7 @@
         <w:tc>
           <w:tcPr>
             <w:tcW w:type="dxa" w:w="2706"/>
-            <w:shd w:fill="1F4E79" w:color="auto" w:val="clear"/>
+            <w:shd w:fill="454545" w:color="auto" w:val="clear"/>
             <w:tcMar>
               <w:top w:type="dxa" w:w="70"/>
               <w:left w:type="dxa" w:w="110"/>
@@ -12126,7 +12126,7 @@
         <w:tc>
           <w:tcPr>
             <w:tcW w:type="dxa" w:w="6314"/>
-            <w:shd w:fill="1F4E79" w:color="auto" w:val="clear"/>
+            <w:shd w:fill="454545" w:color="auto" w:val="clear"/>
             <w:tcMar>
               <w:top w:type="dxa" w:w="70"/>
               <w:left w:type="dxa" w:w="110"/>
@@ -12212,7 +12212,7 @@
         <w:tc>
           <w:tcPr>
             <w:tcW w:type="dxa" w:w="2706"/>
-            <w:shd w:fill="F2F5F8" w:color="auto" w:val="clear"/>
+            <w:shd w:fill="F4F4F4" w:color="auto" w:val="clear"/>
             <w:tcMar>
               <w:top w:type="dxa" w:w="70"/>
               <w:left w:type="dxa" w:w="110"/>
@@ -12240,7 +12240,7 @@
         <w:tc>
           <w:tcPr>
             <w:tcW w:type="dxa" w:w="6314"/>
-            <w:shd w:fill="F2F5F8" w:color="auto" w:val="clear"/>
+            <w:shd w:fill="F4F4F4" w:color="auto" w:val="clear"/>
             <w:tcMar>
               <w:top w:type="dxa" w:w="70"/>
               <w:left w:type="dxa" w:w="110"/>
@@ -12326,7 +12326,7 @@
         <w:tc>
           <w:tcPr>
             <w:tcW w:type="dxa" w:w="2706"/>
-            <w:shd w:fill="F2F5F8" w:color="auto" w:val="clear"/>
+            <w:shd w:fill="F4F4F4" w:color="auto" w:val="clear"/>
             <w:tcMar>
               <w:top w:type="dxa" w:w="70"/>
               <w:left w:type="dxa" w:w="110"/>
@@ -12354,7 +12354,7 @@
         <w:tc>
           <w:tcPr>
             <w:tcW w:type="dxa" w:w="6314"/>
-            <w:shd w:fill="F2F5F8" w:color="auto" w:val="clear"/>
+            <w:shd w:fill="F4F4F4" w:color="auto" w:val="clear"/>
             <w:tcMar>
               <w:top w:type="dxa" w:w="70"/>
               <w:left w:type="dxa" w:w="110"/>
@@ -12440,7 +12440,7 @@
         <w:tc>
           <w:tcPr>
             <w:tcW w:type="dxa" w:w="2706"/>
-            <w:shd w:fill="F2F5F8" w:color="auto" w:val="clear"/>
+            <w:shd w:fill="F4F4F4" w:color="auto" w:val="clear"/>
             <w:tcMar>
               <w:top w:type="dxa" w:w="70"/>
               <w:left w:type="dxa" w:w="110"/>
@@ -12468,7 +12468,7 @@
         <w:tc>
           <w:tcPr>
             <w:tcW w:type="dxa" w:w="6314"/>
-            <w:shd w:fill="F2F5F8" w:color="auto" w:val="clear"/>
+            <w:shd w:fill="F4F4F4" w:color="auto" w:val="clear"/>
             <w:tcMar>
               <w:top w:type="dxa" w:w="70"/>
               <w:left w:type="dxa" w:w="110"/>
@@ -12569,7 +12569,7 @@
           <w:rFonts w:ascii="Calibri" w:cs="Calibri" w:eastAsia="Calibri" w:hAnsi="Calibri"/>
           <w:b/>
           <w:bCs/>
-          <w:color w:val="1F4E79"/>
+          <w:color w:val="454545"/>
           <w:sz w:val="24"/>
           <w:szCs w:val="24"/>
         </w:rPr>
@@ -12679,7 +12679,7 @@
           <w:rFonts w:ascii="Calibri" w:cs="Calibri" w:eastAsia="Calibri" w:hAnsi="Calibri"/>
           <w:b/>
           <w:bCs/>
-          <w:color w:val="1F4E79"/>
+          <w:color w:val="454545"/>
           <w:sz w:val="30"/>
           <w:szCs w:val="30"/>
         </w:rPr>
@@ -12689,7 +12689,7 @@
     <w:p>
       <w:pPr>
         <w:pBdr>
-          <w:bottom w:val="single" w:color="1F4E79" w:sz="6"/>
+          <w:bottom w:val="single" w:color="454545" w:sz="6"/>
         </w:pBdr>
         <w:spacing w:after="200" w:before="60"/>
       </w:pPr>
@@ -12724,7 +12724,7 @@
         <w:tc>
           <w:tcPr>
             <w:tcW w:type="dxa" w:w="2706"/>
-            <w:shd w:fill="1F4E79" w:color="auto" w:val="clear"/>
+            <w:shd w:fill="454545" w:color="auto" w:val="clear"/>
             <w:tcMar>
               <w:top w:type="dxa" w:w="70"/>
               <w:left w:type="dxa" w:w="110"/>
@@ -12752,7 +12752,7 @@
         <w:tc>
           <w:tcPr>
             <w:tcW w:type="dxa" w:w="6314"/>
-            <w:shd w:fill="1F4E79" w:color="auto" w:val="clear"/>
+            <w:shd w:fill="454545" w:color="auto" w:val="clear"/>
             <w:tcMar>
               <w:top w:type="dxa" w:w="70"/>
               <w:left w:type="dxa" w:w="110"/>
@@ -12838,7 +12838,7 @@
         <w:tc>
           <w:tcPr>
             <w:tcW w:type="dxa" w:w="2706"/>
-            <w:shd w:fill="F2F5F8" w:color="auto" w:val="clear"/>
+            <w:shd w:fill="F4F4F4" w:color="auto" w:val="clear"/>
             <w:tcMar>
               <w:top w:type="dxa" w:w="70"/>
               <w:left w:type="dxa" w:w="110"/>
@@ -12866,7 +12866,7 @@
         <w:tc>
           <w:tcPr>
             <w:tcW w:type="dxa" w:w="6314"/>
-            <w:shd w:fill="F2F5F8" w:color="auto" w:val="clear"/>
+            <w:shd w:fill="F4F4F4" w:color="auto" w:val="clear"/>
             <w:tcMar>
               <w:top w:type="dxa" w:w="70"/>
               <w:left w:type="dxa" w:w="110"/>
@@ -12952,7 +12952,7 @@
         <w:tc>
           <w:tcPr>
             <w:tcW w:type="dxa" w:w="2706"/>
-            <w:shd w:fill="F2F5F8" w:color="auto" w:val="clear"/>
+            <w:shd w:fill="F4F4F4" w:color="auto" w:val="clear"/>
             <w:tcMar>
               <w:top w:type="dxa" w:w="70"/>
               <w:left w:type="dxa" w:w="110"/>
@@ -12980,7 +12980,7 @@
         <w:tc>
           <w:tcPr>
             <w:tcW w:type="dxa" w:w="6314"/>
-            <w:shd w:fill="F2F5F8" w:color="auto" w:val="clear"/>
+            <w:shd w:fill="F4F4F4" w:color="auto" w:val="clear"/>
             <w:tcMar>
               <w:top w:type="dxa" w:w="70"/>
               <w:left w:type="dxa" w:w="110"/>
@@ -13066,7 +13066,7 @@
         <w:tc>
           <w:tcPr>
             <w:tcW w:type="dxa" w:w="2706"/>
-            <w:shd w:fill="F2F5F8" w:color="auto" w:val="clear"/>
+            <w:shd w:fill="F4F4F4" w:color="auto" w:val="clear"/>
             <w:tcMar>
               <w:top w:type="dxa" w:w="70"/>
               <w:left w:type="dxa" w:w="110"/>
@@ -13094,7 +13094,7 @@
         <w:tc>
           <w:tcPr>
             <w:tcW w:type="dxa" w:w="6314"/>
-            <w:shd w:fill="F2F5F8" w:color="auto" w:val="clear"/>
+            <w:shd w:fill="F4F4F4" w:color="auto" w:val="clear"/>
             <w:tcMar>
               <w:top w:type="dxa" w:w="70"/>
               <w:left w:type="dxa" w:w="110"/>
@@ -13180,7 +13180,7 @@
         <w:tc>
           <w:tcPr>
             <w:tcW w:type="dxa" w:w="2706"/>
-            <w:shd w:fill="F2F5F8" w:color="auto" w:val="clear"/>
+            <w:shd w:fill="F4F4F4" w:color="auto" w:val="clear"/>
             <w:tcMar>
               <w:top w:type="dxa" w:w="70"/>
               <w:left w:type="dxa" w:w="110"/>
@@ -13208,7 +13208,7 @@
         <w:tc>
           <w:tcPr>
             <w:tcW w:type="dxa" w:w="6314"/>
-            <w:shd w:fill="F2F5F8" w:color="auto" w:val="clear"/>
+            <w:shd w:fill="F4F4F4" w:color="auto" w:val="clear"/>
             <w:tcMar>
               <w:top w:type="dxa" w:w="70"/>
               <w:left w:type="dxa" w:w="110"/>
@@ -13294,7 +13294,7 @@
         <w:tc>
           <w:tcPr>
             <w:tcW w:type="dxa" w:w="2706"/>
-            <w:shd w:fill="F2F5F8" w:color="auto" w:val="clear"/>
+            <w:shd w:fill="F4F4F4" w:color="auto" w:val="clear"/>
             <w:tcMar>
               <w:top w:type="dxa" w:w="70"/>
               <w:left w:type="dxa" w:w="110"/>
@@ -13322,7 +13322,7 @@
         <w:tc>
           <w:tcPr>
             <w:tcW w:type="dxa" w:w="6314"/>
-            <w:shd w:fill="F2F5F8" w:color="auto" w:val="clear"/>
+            <w:shd w:fill="F4F4F4" w:color="auto" w:val="clear"/>
             <w:tcMar>
               <w:top w:type="dxa" w:w="70"/>
               <w:left w:type="dxa" w:w="110"/>
@@ -13408,7 +13408,7 @@
         <w:tc>
           <w:tcPr>
             <w:tcW w:type="dxa" w:w="2706"/>
-            <w:shd w:fill="F2F5F8" w:color="auto" w:val="clear"/>
+            <w:shd w:fill="F4F4F4" w:color="auto" w:val="clear"/>
             <w:tcMar>
               <w:top w:type="dxa" w:w="70"/>
               <w:left w:type="dxa" w:w="110"/>
@@ -13436,7 +13436,7 @@
         <w:tc>
           <w:tcPr>
             <w:tcW w:type="dxa" w:w="6314"/>
-            <w:shd w:fill="F2F5F8" w:color="auto" w:val="clear"/>
+            <w:shd w:fill="F4F4F4" w:color="auto" w:val="clear"/>
             <w:tcMar>
               <w:top w:type="dxa" w:w="70"/>
               <w:left w:type="dxa" w:w="110"/>
@@ -13522,7 +13522,7 @@
         <w:tc>
           <w:tcPr>
             <w:tcW w:type="dxa" w:w="2706"/>
-            <w:shd w:fill="F2F5F8" w:color="auto" w:val="clear"/>
+            <w:shd w:fill="F4F4F4" w:color="auto" w:val="clear"/>
             <w:tcMar>
               <w:top w:type="dxa" w:w="70"/>
               <w:left w:type="dxa" w:w="110"/>
@@ -13550,7 +13550,7 @@
         <w:tc>
           <w:tcPr>
             <w:tcW w:type="dxa" w:w="6314"/>
-            <w:shd w:fill="F2F5F8" w:color="auto" w:val="clear"/>
+            <w:shd w:fill="F4F4F4" w:color="auto" w:val="clear"/>
             <w:tcMar>
               <w:top w:type="dxa" w:w="70"/>
               <w:left w:type="dxa" w:w="110"/>
@@ -13636,7 +13636,7 @@
         <w:tc>
           <w:tcPr>
             <w:tcW w:type="dxa" w:w="2706"/>
-            <w:shd w:fill="F2F5F8" w:color="auto" w:val="clear"/>
+            <w:shd w:fill="F4F4F4" w:color="auto" w:val="clear"/>
             <w:tcMar>
               <w:top w:type="dxa" w:w="70"/>
               <w:left w:type="dxa" w:w="110"/>
@@ -13664,7 +13664,7 @@
         <w:tc>
           <w:tcPr>
             <w:tcW w:type="dxa" w:w="6314"/>
-            <w:shd w:fill="F2F5F8" w:color="auto" w:val="clear"/>
+            <w:shd w:fill="F4F4F4" w:color="auto" w:val="clear"/>
             <w:tcMar>
               <w:top w:type="dxa" w:w="70"/>
               <w:left w:type="dxa" w:w="110"/>
@@ -13750,7 +13750,7 @@
         <w:tc>
           <w:tcPr>
             <w:tcW w:type="dxa" w:w="2706"/>
-            <w:shd w:fill="F2F5F8" w:color="auto" w:val="clear"/>
+            <w:shd w:fill="F4F4F4" w:color="auto" w:val="clear"/>
             <w:tcMar>
               <w:top w:type="dxa" w:w="70"/>
               <w:left w:type="dxa" w:w="110"/>
@@ -13778,7 +13778,7 @@
         <w:tc>
           <w:tcPr>
             <w:tcW w:type="dxa" w:w="6314"/>
-            <w:shd w:fill="F2F5F8" w:color="auto" w:val="clear"/>
+            <w:shd w:fill="F4F4F4" w:color="auto" w:val="clear"/>
             <w:tcMar>
               <w:top w:type="dxa" w:w="70"/>
               <w:left w:type="dxa" w:w="110"/>
@@ -13829,7 +13829,6 @@
       </w:r>
     </w:p>
     <w:sectPr>
-      <w:headerReference w:type="default" r:id="rId7"/>
       <w:footerReference w:type="default" r:id="rId8"/>
       <w:pgSz w:w="11906" w:h="16838" w:orient="portrait"/>
       <w:pgMar w:top="1200" w:right="1440" w:bottom="1200" w:left="1440" w:header="708" w:footer="708" w:gutter="0"/>
@@ -13944,29 +13943,6 @@
     </w:p>
   </w:footnote>
 </w:footnotes>
-</file>
-
-<file path=word/header1.xml><?xml version="1.0" encoding="utf-8"?>
-<w:hdr xmlns:wpc="http://schemas.microsoft.com/office/word/2010/wordprocessingCanvas" xmlns:mc="http://schemas.openxmlformats.org/markup-compatibility/2006" xmlns:o="urn:schemas-microsoft-com:office:office" xmlns:r="http://schemas.openxmlformats.org/officeDocument/2006/relationships" xmlns:m="http://schemas.openxmlformats.org/officeDocument/2006/math" xmlns:v="urn:schemas-microsoft-com:vml" xmlns:wp14="http://schemas.microsoft.com/office/word/2010/wordprocessingDrawing" xmlns:wp="http://schemas.openxmlformats.org/drawingml/2006/wordprocessingDrawing" xmlns:w10="urn:schemas-microsoft-com:office:word" xmlns:w="http://schemas.openxmlformats.org/wordprocessingml/2006/main" xmlns:w14="http://schemas.microsoft.com/office/word/2010/wordml" xmlns:w15="http://schemas.microsoft.com/office/word/2012/wordml" xmlns:wpg="http://schemas.microsoft.com/office/word/2010/wordprocessingGroup" xmlns:wpi="http://schemas.microsoft.com/office/word/2010/wordprocessingInk" xmlns:wne="http://schemas.microsoft.com/office/word/2006/wordml" xmlns:wps="http://schemas.microsoft.com/office/word/2010/wordprocessingShape" xmlns:cx="http://schemas.microsoft.com/office/drawing/2014/chartex" xmlns:cx1="http://schemas.microsoft.com/office/drawing/2015/9/8/chartex" xmlns:cx2="http://schemas.microsoft.com/office/drawing/2015/10/21/chartex" xmlns:cx3="http://schemas.microsoft.com/office/drawing/2016/5/9/chartex" xmlns:cx4="http://schemas.microsoft.com/office/drawing/2016/5/10/chartex" xmlns:cx5="http://schemas.microsoft.com/office/drawing/2016/5/11/chartex" xmlns:cx6="http://schemas.microsoft.com/office/drawing/2016/5/12/chartex" xmlns:cx7="http://schemas.microsoft.com/office/drawing/2016/5/13/chartex" xmlns:cx8="http://schemas.microsoft.com/office/drawing/2016/5/14/chartex" xmlns:w16cid="http://schemas.microsoft.com/office/word/2016/wordml/cid" xmlns:w16se="http://schemas.microsoft.com/office/word/2015/wordml/symex">
-  <w:p>
-    <w:pPr>
-      <w:pBdr>
-        <w:bottom w:val="single" w:color="BFBFBF" w:sz="4"/>
-      </w:pBdr>
-      <w:spacing w:after="40"/>
-      <w:jc w:val="right"/>
-    </w:pPr>
-    <w:r>
-      <w:rPr>
-        <w:rFonts w:ascii="Calibri" w:cs="Calibri" w:eastAsia="Calibri" w:hAnsi="Calibri"/>
-        <w:color w:val="595959"/>
-        <w:sz w:val="17"/>
-        <w:szCs w:val="17"/>
-      </w:rPr>
-      <w:t xml:space="preserve">S.Mart Retail AI - Project Report and User Guide</w:t>
-    </w:r>
-  </w:p>
-</w:hdr>
 </file>
 
 <file path=word/numbering.xml><?xml version="1.0" encoding="utf-8"?>
@@ -14128,7 +14104,7 @@
     <w:next w:val="Normal"/>
     <w:qFormat/>
     <w:rPr>
-      <w:color w:val="2E74B5"/>
+      <w:color w:val="666666"/>
       <w:sz w:val="32"/>
       <w:szCs w:val="32"/>
     </w:rPr>
@@ -14139,7 +14115,7 @@
     <w:next w:val="Normal"/>
     <w:qFormat/>
     <w:rPr>
-      <w:color w:val="2E74B5"/>
+      <w:color w:val="666666"/>
       <w:sz w:val="26"/>
       <w:szCs w:val="26"/>
     </w:rPr>
@@ -14150,7 +14126,7 @@
     <w:next w:val="Normal"/>
     <w:qFormat/>
     <w:rPr>
-      <w:color w:val="1F4D78"/>
+      <w:color w:val="444444"/>
       <w:sz w:val="24"/>
       <w:szCs w:val="24"/>
     </w:rPr>
@@ -14163,7 +14139,7 @@
     <w:rPr>
       <w:i/>
       <w:iCs/>
-      <w:color w:val="2E74B5"/>
+      <w:color w:val="666666"/>
     </w:rPr>
   </w:style>
   <w:style w:type="paragraph" w:styleId="Heading5">
@@ -14172,7 +14148,7 @@
     <w:next w:val="Normal"/>
     <w:qFormat/>
     <w:rPr>
-      <w:color w:val="2E74B5"/>
+      <w:color w:val="666666"/>
     </w:rPr>
   </w:style>
   <w:style w:type="paragraph" w:styleId="Heading6">
@@ -14181,7 +14157,7 @@
     <w:next w:val="Normal"/>
     <w:qFormat/>
     <w:rPr>
-      <w:color w:val="1F4D78"/>
+      <w:color w:val="444444"/>
     </w:rPr>
   </w:style>
   <w:style w:type="paragraph" w:styleId="Strong">
@@ -14205,7 +14181,7 @@
     <w:uiPriority w:val="99"/>
     <w:unhideWhenUsed/>
     <w:rPr>
-      <w:color w:val="0563C1"/>
+      <w:color w:val="525252"/>
       <w:u w:val="single"/>
     </w:rPr>
   </w:style>
